--- a/WBS/WBS.docx
+++ b/WBS/WBS.docx
@@ -6,32 +6,21 @@
       <w:tblPr>
         <w:tblStyle w:val="TableGrid"/>
         <w:tblpPr w:leftFromText="180" w:rightFromText="180" w:horzAnchor="margin" w:tblpXSpec="center" w:tblpY="-888"/>
-        <w:tblW w:w="11779" w:type="dxa"/>
+        <w:tblW w:w="9805" w:type="dxa"/>
+        <w:tblLayout w:type="fixed"/>
         <w:tblLook w:val="04A0" w:firstRow="1" w:lastRow="0" w:firstColumn="1" w:lastColumn="0" w:noHBand="0" w:noVBand="1"/>
       </w:tblPr>
       <w:tblGrid>
-        <w:gridCol w:w="883"/>
-        <w:gridCol w:w="8"/>
-        <w:gridCol w:w="42"/>
-        <w:gridCol w:w="2316"/>
-        <w:gridCol w:w="21"/>
-        <w:gridCol w:w="2005"/>
-        <w:gridCol w:w="41"/>
-        <w:gridCol w:w="20"/>
-        <w:gridCol w:w="980"/>
-        <w:gridCol w:w="20"/>
-        <w:gridCol w:w="1011"/>
-        <w:gridCol w:w="36"/>
-        <w:gridCol w:w="11"/>
-        <w:gridCol w:w="7"/>
-        <w:gridCol w:w="1120"/>
-        <w:gridCol w:w="1010"/>
-        <w:gridCol w:w="12"/>
-        <w:gridCol w:w="11"/>
-        <w:gridCol w:w="1266"/>
-        <w:gridCol w:w="34"/>
-        <w:gridCol w:w="25"/>
-        <w:gridCol w:w="900"/>
+        <w:gridCol w:w="696"/>
+        <w:gridCol w:w="15"/>
+        <w:gridCol w:w="2319"/>
+        <w:gridCol w:w="1195"/>
+        <w:gridCol w:w="990"/>
+        <w:gridCol w:w="990"/>
+        <w:gridCol w:w="1170"/>
+        <w:gridCol w:w="810"/>
+        <w:gridCol w:w="810"/>
+        <w:gridCol w:w="810"/>
       </w:tblGrid>
       <w:tr>
         <w:trPr>
@@ -39,7 +28,29 @@
         </w:trPr>
         <w:tc>
           <w:tcPr>
-            <w:tcW w:w="891" w:type="dxa"/>
+            <w:tcW w:w="696" w:type="dxa"/>
+          </w:tcPr>
+          <w:p>
+            <w:pPr>
+              <w:rPr>
+                <w:rFonts w:ascii="Times New Roman" w:hAnsi="Times New Roman" w:cs="Times New Roman"/>
+                <w:sz w:val="20"/>
+                <w:szCs w:val="20"/>
+              </w:rPr>
+            </w:pPr>
+            <w:r>
+              <w:rPr>
+                <w:rFonts w:ascii="Times New Roman" w:hAnsi="Times New Roman" w:cs="Times New Roman"/>
+                <w:sz w:val="20"/>
+                <w:szCs w:val="20"/>
+              </w:rPr>
+              <w:t>No.</w:t>
+            </w:r>
+          </w:p>
+        </w:tc>
+        <w:tc>
+          <w:tcPr>
+            <w:tcW w:w="2334" w:type="dxa"/>
             <w:gridSpan w:val="2"/>
           </w:tcPr>
           <w:p>
@@ -56,59 +67,51 @@
                 <w:sz w:val="20"/>
                 <w:szCs w:val="20"/>
               </w:rPr>
-              <w:t>No.</w:t>
-            </w:r>
-          </w:p>
-        </w:tc>
-        <w:tc>
-          <w:tcPr>
-            <w:tcW w:w="2379" w:type="dxa"/>
-            <w:gridSpan w:val="3"/>
-          </w:tcPr>
-          <w:p>
-            <w:pPr>
-              <w:rPr>
-                <w:rFonts w:ascii="Times New Roman" w:hAnsi="Times New Roman" w:cs="Times New Roman"/>
-                <w:sz w:val="20"/>
-                <w:szCs w:val="20"/>
-              </w:rPr>
-            </w:pPr>
-            <w:r>
-              <w:rPr>
-                <w:rFonts w:ascii="Times New Roman" w:hAnsi="Times New Roman" w:cs="Times New Roman"/>
-                <w:sz w:val="20"/>
-                <w:szCs w:val="20"/>
-              </w:rPr>
               <w:t>Activity/Task</w:t>
             </w:r>
           </w:p>
         </w:tc>
         <w:tc>
           <w:tcPr>
-            <w:tcW w:w="2005" w:type="dxa"/>
-          </w:tcPr>
-          <w:p>
-            <w:pPr>
-              <w:rPr>
-                <w:rFonts w:ascii="Times New Roman" w:hAnsi="Times New Roman" w:cs="Times New Roman"/>
-                <w:sz w:val="20"/>
-                <w:szCs w:val="20"/>
-              </w:rPr>
-            </w:pPr>
-            <w:r>
-              <w:rPr>
-                <w:rFonts w:ascii="Times New Roman" w:hAnsi="Times New Roman" w:cs="Times New Roman"/>
-                <w:sz w:val="20"/>
-                <w:szCs w:val="20"/>
-              </w:rPr>
-              <w:t>Milestone/Deliverable</w:t>
-            </w:r>
-          </w:p>
-        </w:tc>
-        <w:tc>
-          <w:tcPr>
-            <w:tcW w:w="1061" w:type="dxa"/>
-            <w:gridSpan w:val="4"/>
+            <w:tcW w:w="1195" w:type="dxa"/>
+          </w:tcPr>
+          <w:p>
+            <w:pPr>
+              <w:rPr>
+                <w:rFonts w:ascii="Times New Roman" w:hAnsi="Times New Roman" w:cs="Times New Roman"/>
+                <w:sz w:val="20"/>
+                <w:szCs w:val="20"/>
+              </w:rPr>
+            </w:pPr>
+            <w:r>
+              <w:rPr>
+                <w:rFonts w:ascii="Times New Roman" w:hAnsi="Times New Roman" w:cs="Times New Roman"/>
+                <w:sz w:val="20"/>
+                <w:szCs w:val="20"/>
+              </w:rPr>
+              <w:t>Milestone/</w:t>
+            </w:r>
+            <w:r>
+              <w:rPr>
+                <w:rFonts w:ascii="Times New Roman" w:hAnsi="Times New Roman" w:cs="Times New Roman"/>
+                <w:sz w:val="20"/>
+                <w:szCs w:val="20"/>
+              </w:rPr>
+              <w:t xml:space="preserve"> </w:t>
+            </w:r>
+            <w:r>
+              <w:rPr>
+                <w:rFonts w:ascii="Times New Roman" w:hAnsi="Times New Roman" w:cs="Times New Roman"/>
+                <w:sz w:val="20"/>
+                <w:szCs w:val="20"/>
+              </w:rPr>
+              <w:t>Deliverable</w:t>
+            </w:r>
+          </w:p>
+        </w:tc>
+        <w:tc>
+          <w:tcPr>
+            <w:tcW w:w="990" w:type="dxa"/>
           </w:tcPr>
           <w:p>
             <w:pPr>
@@ -167,8 +170,7 @@
         </w:tc>
         <w:tc>
           <w:tcPr>
-            <w:tcW w:w="1058" w:type="dxa"/>
-            <w:gridSpan w:val="3"/>
+            <w:tcW w:w="990" w:type="dxa"/>
           </w:tcPr>
           <w:p>
             <w:pPr>
@@ -217,8 +219,7 @@
         </w:tc>
         <w:tc>
           <w:tcPr>
-            <w:tcW w:w="1127" w:type="dxa"/>
-            <w:gridSpan w:val="2"/>
+            <w:tcW w:w="1170" w:type="dxa"/>
           </w:tcPr>
           <w:p>
             <w:pPr>
@@ -248,7 +249,7 @@
         </w:tc>
         <w:tc>
           <w:tcPr>
-            <w:tcW w:w="1010" w:type="dxa"/>
+            <w:tcW w:w="810" w:type="dxa"/>
           </w:tcPr>
           <w:p>
             <w:pPr>
@@ -270,8 +271,7 @@
         </w:tc>
         <w:tc>
           <w:tcPr>
-            <w:tcW w:w="1348" w:type="dxa"/>
-            <w:gridSpan w:val="5"/>
+            <w:tcW w:w="810" w:type="dxa"/>
           </w:tcPr>
           <w:p>
             <w:pPr>
@@ -293,7 +293,7 @@
         </w:tc>
         <w:tc>
           <w:tcPr>
-            <w:tcW w:w="900" w:type="dxa"/>
+            <w:tcW w:w="810" w:type="dxa"/>
           </w:tcPr>
           <w:p>
             <w:pPr>
@@ -320,8 +320,8 @@
         </w:trPr>
         <w:tc>
           <w:tcPr>
-            <w:tcW w:w="11779" w:type="dxa"/>
-            <w:gridSpan w:val="22"/>
+            <w:tcW w:w="9805" w:type="dxa"/>
+            <w:gridSpan w:val="10"/>
           </w:tcPr>
           <w:p>
             <w:pPr>
@@ -348,7 +348,7 @@
         </w:trPr>
         <w:tc>
           <w:tcPr>
-            <w:tcW w:w="883" w:type="dxa"/>
+            <w:tcW w:w="696" w:type="dxa"/>
           </w:tcPr>
           <w:p>
             <w:pPr>
@@ -370,8 +370,8 @@
         </w:tc>
         <w:tc>
           <w:tcPr>
-            <w:tcW w:w="2387" w:type="dxa"/>
-            <w:gridSpan w:val="4"/>
+            <w:tcW w:w="2334" w:type="dxa"/>
+            <w:gridSpan w:val="2"/>
           </w:tcPr>
           <w:p>
             <w:pPr>
@@ -393,22 +393,21 @@
         </w:tc>
         <w:tc>
           <w:tcPr>
-            <w:tcW w:w="2005" w:type="dxa"/>
-          </w:tcPr>
-          <w:p>
-            <w:pPr>
-              <w:rPr>
-                <w:rFonts w:ascii="Times New Roman" w:hAnsi="Times New Roman" w:cs="Times New Roman"/>
-                <w:sz w:val="20"/>
-                <w:szCs w:val="20"/>
-              </w:rPr>
-            </w:pPr>
-          </w:p>
-        </w:tc>
-        <w:tc>
-          <w:tcPr>
-            <w:tcW w:w="1061" w:type="dxa"/>
-            <w:gridSpan w:val="4"/>
+            <w:tcW w:w="1195" w:type="dxa"/>
+          </w:tcPr>
+          <w:p>
+            <w:pPr>
+              <w:rPr>
+                <w:rFonts w:ascii="Times New Roman" w:hAnsi="Times New Roman" w:cs="Times New Roman"/>
+                <w:sz w:val="20"/>
+                <w:szCs w:val="20"/>
+              </w:rPr>
+            </w:pPr>
+          </w:p>
+        </w:tc>
+        <w:tc>
+          <w:tcPr>
+            <w:tcW w:w="990" w:type="dxa"/>
           </w:tcPr>
           <w:p>
             <w:pPr>
@@ -430,8 +429,7 @@
         </w:tc>
         <w:tc>
           <w:tcPr>
-            <w:tcW w:w="1065" w:type="dxa"/>
-            <w:gridSpan w:val="4"/>
+            <w:tcW w:w="990" w:type="dxa"/>
           </w:tcPr>
           <w:p>
             <w:pPr>
@@ -453,7 +451,7 @@
         </w:tc>
         <w:tc>
           <w:tcPr>
-            <w:tcW w:w="1120" w:type="dxa"/>
+            <w:tcW w:w="1170" w:type="dxa"/>
           </w:tcPr>
           <w:p>
             <w:pPr>
@@ -475,7 +473,7 @@
         </w:tc>
         <w:tc>
           <w:tcPr>
-            <w:tcW w:w="1010" w:type="dxa"/>
+            <w:tcW w:w="810" w:type="dxa"/>
           </w:tcPr>
           <w:p>
             <w:pPr>
@@ -497,8 +495,7 @@
         </w:tc>
         <w:tc>
           <w:tcPr>
-            <w:tcW w:w="1348" w:type="dxa"/>
-            <w:gridSpan w:val="5"/>
+            <w:tcW w:w="810" w:type="dxa"/>
           </w:tcPr>
           <w:p>
             <w:pPr>
@@ -520,7 +517,7 @@
         </w:tc>
         <w:tc>
           <w:tcPr>
-            <w:tcW w:w="900" w:type="dxa"/>
+            <w:tcW w:w="810" w:type="dxa"/>
           </w:tcPr>
           <w:p>
             <w:pPr>
@@ -547,7 +544,7 @@
         </w:trPr>
         <w:tc>
           <w:tcPr>
-            <w:tcW w:w="883" w:type="dxa"/>
+            <w:tcW w:w="696" w:type="dxa"/>
           </w:tcPr>
           <w:p>
             <w:pPr>
@@ -569,8 +566,8 @@
         </w:tc>
         <w:tc>
           <w:tcPr>
-            <w:tcW w:w="2387" w:type="dxa"/>
-            <w:gridSpan w:val="4"/>
+            <w:tcW w:w="2334" w:type="dxa"/>
+            <w:gridSpan w:val="2"/>
           </w:tcPr>
           <w:p>
             <w:pPr>
@@ -592,22 +589,21 @@
         </w:tc>
         <w:tc>
           <w:tcPr>
-            <w:tcW w:w="2005" w:type="dxa"/>
-          </w:tcPr>
-          <w:p>
-            <w:pPr>
-              <w:rPr>
-                <w:rFonts w:ascii="Times New Roman" w:hAnsi="Times New Roman" w:cs="Times New Roman"/>
-                <w:sz w:val="20"/>
-                <w:szCs w:val="20"/>
-              </w:rPr>
-            </w:pPr>
-          </w:p>
-        </w:tc>
-        <w:tc>
-          <w:tcPr>
-            <w:tcW w:w="1061" w:type="dxa"/>
-            <w:gridSpan w:val="4"/>
+            <w:tcW w:w="1195" w:type="dxa"/>
+          </w:tcPr>
+          <w:p>
+            <w:pPr>
+              <w:rPr>
+                <w:rFonts w:ascii="Times New Roman" w:hAnsi="Times New Roman" w:cs="Times New Roman"/>
+                <w:sz w:val="20"/>
+                <w:szCs w:val="20"/>
+              </w:rPr>
+            </w:pPr>
+          </w:p>
+        </w:tc>
+        <w:tc>
+          <w:tcPr>
+            <w:tcW w:w="990" w:type="dxa"/>
           </w:tcPr>
           <w:p>
             <w:pPr>
@@ -629,8 +625,7 @@
         </w:tc>
         <w:tc>
           <w:tcPr>
-            <w:tcW w:w="1065" w:type="dxa"/>
-            <w:gridSpan w:val="4"/>
+            <w:tcW w:w="990" w:type="dxa"/>
           </w:tcPr>
           <w:p>
             <w:pPr>
@@ -652,7 +647,7 @@
         </w:tc>
         <w:tc>
           <w:tcPr>
-            <w:tcW w:w="1120" w:type="dxa"/>
+            <w:tcW w:w="1170" w:type="dxa"/>
           </w:tcPr>
           <w:p>
             <w:pPr>
@@ -674,7 +669,7 @@
         </w:tc>
         <w:tc>
           <w:tcPr>
-            <w:tcW w:w="1010" w:type="dxa"/>
+            <w:tcW w:w="810" w:type="dxa"/>
           </w:tcPr>
           <w:p>
             <w:pPr>
@@ -696,8 +691,7 @@
         </w:tc>
         <w:tc>
           <w:tcPr>
-            <w:tcW w:w="1348" w:type="dxa"/>
-            <w:gridSpan w:val="5"/>
+            <w:tcW w:w="810" w:type="dxa"/>
           </w:tcPr>
           <w:p>
             <w:pPr>
@@ -719,7 +713,7 @@
         </w:tc>
         <w:tc>
           <w:tcPr>
-            <w:tcW w:w="900" w:type="dxa"/>
+            <w:tcW w:w="810" w:type="dxa"/>
           </w:tcPr>
           <w:p>
             <w:pPr>
@@ -746,7 +740,7 @@
         </w:trPr>
         <w:tc>
           <w:tcPr>
-            <w:tcW w:w="883" w:type="dxa"/>
+            <w:tcW w:w="696" w:type="dxa"/>
           </w:tcPr>
           <w:p>
             <w:pPr>
@@ -768,8 +762,8 @@
         </w:tc>
         <w:tc>
           <w:tcPr>
-            <w:tcW w:w="2387" w:type="dxa"/>
-            <w:gridSpan w:val="4"/>
+            <w:tcW w:w="2334" w:type="dxa"/>
+            <w:gridSpan w:val="2"/>
           </w:tcPr>
           <w:p>
             <w:pPr>
@@ -791,22 +785,21 @@
         </w:tc>
         <w:tc>
           <w:tcPr>
-            <w:tcW w:w="2005" w:type="dxa"/>
-          </w:tcPr>
-          <w:p>
-            <w:pPr>
-              <w:rPr>
-                <w:rFonts w:ascii="Times New Roman" w:hAnsi="Times New Roman" w:cs="Times New Roman"/>
-                <w:sz w:val="20"/>
-                <w:szCs w:val="20"/>
-              </w:rPr>
-            </w:pPr>
-          </w:p>
-        </w:tc>
-        <w:tc>
-          <w:tcPr>
-            <w:tcW w:w="1061" w:type="dxa"/>
-            <w:gridSpan w:val="4"/>
+            <w:tcW w:w="1195" w:type="dxa"/>
+          </w:tcPr>
+          <w:p>
+            <w:pPr>
+              <w:rPr>
+                <w:rFonts w:ascii="Times New Roman" w:hAnsi="Times New Roman" w:cs="Times New Roman"/>
+                <w:sz w:val="20"/>
+                <w:szCs w:val="20"/>
+              </w:rPr>
+            </w:pPr>
+          </w:p>
+        </w:tc>
+        <w:tc>
+          <w:tcPr>
+            <w:tcW w:w="990" w:type="dxa"/>
           </w:tcPr>
           <w:p>
             <w:pPr>
@@ -828,8 +821,7 @@
         </w:tc>
         <w:tc>
           <w:tcPr>
-            <w:tcW w:w="1065" w:type="dxa"/>
-            <w:gridSpan w:val="4"/>
+            <w:tcW w:w="990" w:type="dxa"/>
           </w:tcPr>
           <w:p>
             <w:pPr>
@@ -851,7 +843,7 @@
         </w:tc>
         <w:tc>
           <w:tcPr>
-            <w:tcW w:w="1120" w:type="dxa"/>
+            <w:tcW w:w="1170" w:type="dxa"/>
           </w:tcPr>
           <w:p>
             <w:pPr>
@@ -873,7 +865,7 @@
         </w:tc>
         <w:tc>
           <w:tcPr>
-            <w:tcW w:w="1010" w:type="dxa"/>
+            <w:tcW w:w="810" w:type="dxa"/>
           </w:tcPr>
           <w:p>
             <w:pPr>
@@ -895,8 +887,7 @@
         </w:tc>
         <w:tc>
           <w:tcPr>
-            <w:tcW w:w="1348" w:type="dxa"/>
-            <w:gridSpan w:val="5"/>
+            <w:tcW w:w="810" w:type="dxa"/>
           </w:tcPr>
           <w:p>
             <w:pPr>
@@ -918,7 +909,7 @@
         </w:tc>
         <w:tc>
           <w:tcPr>
-            <w:tcW w:w="900" w:type="dxa"/>
+            <w:tcW w:w="810" w:type="dxa"/>
           </w:tcPr>
           <w:p>
             <w:pPr>
@@ -945,7 +936,7 @@
         </w:trPr>
         <w:tc>
           <w:tcPr>
-            <w:tcW w:w="883" w:type="dxa"/>
+            <w:tcW w:w="696" w:type="dxa"/>
           </w:tcPr>
           <w:p>
             <w:pPr>
@@ -967,8 +958,8 @@
         </w:tc>
         <w:tc>
           <w:tcPr>
-            <w:tcW w:w="2387" w:type="dxa"/>
-            <w:gridSpan w:val="4"/>
+            <w:tcW w:w="2334" w:type="dxa"/>
+            <w:gridSpan w:val="2"/>
           </w:tcPr>
           <w:p>
             <w:pPr>
@@ -990,22 +981,21 @@
         </w:tc>
         <w:tc>
           <w:tcPr>
-            <w:tcW w:w="2005" w:type="dxa"/>
-          </w:tcPr>
-          <w:p>
-            <w:pPr>
-              <w:rPr>
-                <w:rFonts w:ascii="Times New Roman" w:hAnsi="Times New Roman" w:cs="Times New Roman"/>
-                <w:sz w:val="20"/>
-                <w:szCs w:val="20"/>
-              </w:rPr>
-            </w:pPr>
-          </w:p>
-        </w:tc>
-        <w:tc>
-          <w:tcPr>
-            <w:tcW w:w="1061" w:type="dxa"/>
-            <w:gridSpan w:val="4"/>
+            <w:tcW w:w="1195" w:type="dxa"/>
+          </w:tcPr>
+          <w:p>
+            <w:pPr>
+              <w:rPr>
+                <w:rFonts w:ascii="Times New Roman" w:hAnsi="Times New Roman" w:cs="Times New Roman"/>
+                <w:sz w:val="20"/>
+                <w:szCs w:val="20"/>
+              </w:rPr>
+            </w:pPr>
+          </w:p>
+        </w:tc>
+        <w:tc>
+          <w:tcPr>
+            <w:tcW w:w="990" w:type="dxa"/>
           </w:tcPr>
           <w:p>
             <w:pPr>
@@ -1027,8 +1017,7 @@
         </w:tc>
         <w:tc>
           <w:tcPr>
-            <w:tcW w:w="1065" w:type="dxa"/>
-            <w:gridSpan w:val="4"/>
+            <w:tcW w:w="990" w:type="dxa"/>
           </w:tcPr>
           <w:p>
             <w:pPr>
@@ -1050,7 +1039,7 @@
         </w:tc>
         <w:tc>
           <w:tcPr>
-            <w:tcW w:w="1120" w:type="dxa"/>
+            <w:tcW w:w="1170" w:type="dxa"/>
           </w:tcPr>
           <w:p>
             <w:pPr>
@@ -1072,7 +1061,7 @@
         </w:tc>
         <w:tc>
           <w:tcPr>
-            <w:tcW w:w="1010" w:type="dxa"/>
+            <w:tcW w:w="810" w:type="dxa"/>
           </w:tcPr>
           <w:p>
             <w:pPr>
@@ -1094,8 +1083,7 @@
         </w:tc>
         <w:tc>
           <w:tcPr>
-            <w:tcW w:w="1348" w:type="dxa"/>
-            <w:gridSpan w:val="5"/>
+            <w:tcW w:w="810" w:type="dxa"/>
           </w:tcPr>
           <w:p>
             <w:pPr>
@@ -1117,7 +1105,7 @@
         </w:tc>
         <w:tc>
           <w:tcPr>
-            <w:tcW w:w="900" w:type="dxa"/>
+            <w:tcW w:w="810" w:type="dxa"/>
           </w:tcPr>
           <w:p>
             <w:pPr>
@@ -1144,7 +1132,7 @@
         </w:trPr>
         <w:tc>
           <w:tcPr>
-            <w:tcW w:w="883" w:type="dxa"/>
+            <w:tcW w:w="696" w:type="dxa"/>
           </w:tcPr>
           <w:p>
             <w:pPr>
@@ -1166,8 +1154,8 @@
         </w:tc>
         <w:tc>
           <w:tcPr>
-            <w:tcW w:w="2387" w:type="dxa"/>
-            <w:gridSpan w:val="4"/>
+            <w:tcW w:w="2334" w:type="dxa"/>
+            <w:gridSpan w:val="2"/>
           </w:tcPr>
           <w:p>
             <w:pPr>
@@ -1189,22 +1177,21 @@
         </w:tc>
         <w:tc>
           <w:tcPr>
-            <w:tcW w:w="2005" w:type="dxa"/>
-          </w:tcPr>
-          <w:p>
-            <w:pPr>
-              <w:rPr>
-                <w:rFonts w:ascii="Times New Roman" w:hAnsi="Times New Roman" w:cs="Times New Roman"/>
-                <w:sz w:val="20"/>
-                <w:szCs w:val="20"/>
-              </w:rPr>
-            </w:pPr>
-          </w:p>
-        </w:tc>
-        <w:tc>
-          <w:tcPr>
-            <w:tcW w:w="1061" w:type="dxa"/>
-            <w:gridSpan w:val="4"/>
+            <w:tcW w:w="1195" w:type="dxa"/>
+          </w:tcPr>
+          <w:p>
+            <w:pPr>
+              <w:rPr>
+                <w:rFonts w:ascii="Times New Roman" w:hAnsi="Times New Roman" w:cs="Times New Roman"/>
+                <w:sz w:val="20"/>
+                <w:szCs w:val="20"/>
+              </w:rPr>
+            </w:pPr>
+          </w:p>
+        </w:tc>
+        <w:tc>
+          <w:tcPr>
+            <w:tcW w:w="990" w:type="dxa"/>
           </w:tcPr>
           <w:p>
             <w:pPr>
@@ -1226,8 +1213,7 @@
         </w:tc>
         <w:tc>
           <w:tcPr>
-            <w:tcW w:w="1065" w:type="dxa"/>
-            <w:gridSpan w:val="4"/>
+            <w:tcW w:w="990" w:type="dxa"/>
           </w:tcPr>
           <w:p>
             <w:pPr>
@@ -1249,7 +1235,7 @@
         </w:tc>
         <w:tc>
           <w:tcPr>
-            <w:tcW w:w="1120" w:type="dxa"/>
+            <w:tcW w:w="1170" w:type="dxa"/>
           </w:tcPr>
           <w:p>
             <w:pPr>
@@ -1271,7 +1257,7 @@
         </w:tc>
         <w:tc>
           <w:tcPr>
-            <w:tcW w:w="1010" w:type="dxa"/>
+            <w:tcW w:w="810" w:type="dxa"/>
           </w:tcPr>
           <w:p>
             <w:pPr>
@@ -1293,8 +1279,7 @@
         </w:tc>
         <w:tc>
           <w:tcPr>
-            <w:tcW w:w="1348" w:type="dxa"/>
-            <w:gridSpan w:val="5"/>
+            <w:tcW w:w="810" w:type="dxa"/>
           </w:tcPr>
           <w:p>
             <w:pPr>
@@ -1316,7 +1301,7 @@
         </w:tc>
         <w:tc>
           <w:tcPr>
-            <w:tcW w:w="900" w:type="dxa"/>
+            <w:tcW w:w="810" w:type="dxa"/>
           </w:tcPr>
           <w:p>
             <w:pPr>
@@ -1343,7 +1328,7 @@
         </w:trPr>
         <w:tc>
           <w:tcPr>
-            <w:tcW w:w="883" w:type="dxa"/>
+            <w:tcW w:w="696" w:type="dxa"/>
           </w:tcPr>
           <w:p>
             <w:pPr>
@@ -1365,8 +1350,8 @@
         </w:tc>
         <w:tc>
           <w:tcPr>
-            <w:tcW w:w="2387" w:type="dxa"/>
-            <w:gridSpan w:val="4"/>
+            <w:tcW w:w="2334" w:type="dxa"/>
+            <w:gridSpan w:val="2"/>
           </w:tcPr>
           <w:p>
             <w:pPr>
@@ -1405,22 +1390,21 @@
         </w:tc>
         <w:tc>
           <w:tcPr>
-            <w:tcW w:w="2005" w:type="dxa"/>
-          </w:tcPr>
-          <w:p>
-            <w:pPr>
-              <w:rPr>
-                <w:rFonts w:ascii="Times New Roman" w:hAnsi="Times New Roman" w:cs="Times New Roman"/>
-                <w:sz w:val="20"/>
-                <w:szCs w:val="20"/>
-              </w:rPr>
-            </w:pPr>
-          </w:p>
-        </w:tc>
-        <w:tc>
-          <w:tcPr>
-            <w:tcW w:w="1061" w:type="dxa"/>
-            <w:gridSpan w:val="4"/>
+            <w:tcW w:w="1195" w:type="dxa"/>
+          </w:tcPr>
+          <w:p>
+            <w:pPr>
+              <w:rPr>
+                <w:rFonts w:ascii="Times New Roman" w:hAnsi="Times New Roman" w:cs="Times New Roman"/>
+                <w:sz w:val="20"/>
+                <w:szCs w:val="20"/>
+              </w:rPr>
+            </w:pPr>
+          </w:p>
+        </w:tc>
+        <w:tc>
+          <w:tcPr>
+            <w:tcW w:w="990" w:type="dxa"/>
           </w:tcPr>
           <w:p>
             <w:pPr>
@@ -1442,8 +1426,7 @@
         </w:tc>
         <w:tc>
           <w:tcPr>
-            <w:tcW w:w="1065" w:type="dxa"/>
-            <w:gridSpan w:val="4"/>
+            <w:tcW w:w="990" w:type="dxa"/>
           </w:tcPr>
           <w:p>
             <w:pPr>
@@ -1465,7 +1448,7 @@
         </w:tc>
         <w:tc>
           <w:tcPr>
-            <w:tcW w:w="1120" w:type="dxa"/>
+            <w:tcW w:w="1170" w:type="dxa"/>
           </w:tcPr>
           <w:p>
             <w:pPr>
@@ -1487,7 +1470,7 @@
         </w:tc>
         <w:tc>
           <w:tcPr>
-            <w:tcW w:w="1010" w:type="dxa"/>
+            <w:tcW w:w="810" w:type="dxa"/>
           </w:tcPr>
           <w:p>
             <w:pPr>
@@ -1509,8 +1492,7 @@
         </w:tc>
         <w:tc>
           <w:tcPr>
-            <w:tcW w:w="1348" w:type="dxa"/>
-            <w:gridSpan w:val="5"/>
+            <w:tcW w:w="810" w:type="dxa"/>
           </w:tcPr>
           <w:p>
             <w:pPr>
@@ -1532,7 +1514,7 @@
         </w:tc>
         <w:tc>
           <w:tcPr>
-            <w:tcW w:w="900" w:type="dxa"/>
+            <w:tcW w:w="810" w:type="dxa"/>
           </w:tcPr>
           <w:p>
             <w:pPr>
@@ -1559,7 +1541,7 @@
         </w:trPr>
         <w:tc>
           <w:tcPr>
-            <w:tcW w:w="883" w:type="dxa"/>
+            <w:tcW w:w="696" w:type="dxa"/>
           </w:tcPr>
           <w:p>
             <w:pPr>
@@ -1581,8 +1563,8 @@
         </w:tc>
         <w:tc>
           <w:tcPr>
-            <w:tcW w:w="2387" w:type="dxa"/>
-            <w:gridSpan w:val="4"/>
+            <w:tcW w:w="2334" w:type="dxa"/>
+            <w:gridSpan w:val="2"/>
           </w:tcPr>
           <w:p>
             <w:pPr>
@@ -1621,22 +1603,21 @@
         </w:tc>
         <w:tc>
           <w:tcPr>
-            <w:tcW w:w="2005" w:type="dxa"/>
-          </w:tcPr>
-          <w:p>
-            <w:pPr>
-              <w:rPr>
-                <w:rFonts w:ascii="Times New Roman" w:hAnsi="Times New Roman" w:cs="Times New Roman"/>
-                <w:sz w:val="20"/>
-                <w:szCs w:val="20"/>
-              </w:rPr>
-            </w:pPr>
-          </w:p>
-        </w:tc>
-        <w:tc>
-          <w:tcPr>
-            <w:tcW w:w="1061" w:type="dxa"/>
-            <w:gridSpan w:val="4"/>
+            <w:tcW w:w="1195" w:type="dxa"/>
+          </w:tcPr>
+          <w:p>
+            <w:pPr>
+              <w:rPr>
+                <w:rFonts w:ascii="Times New Roman" w:hAnsi="Times New Roman" w:cs="Times New Roman"/>
+                <w:sz w:val="20"/>
+                <w:szCs w:val="20"/>
+              </w:rPr>
+            </w:pPr>
+          </w:p>
+        </w:tc>
+        <w:tc>
+          <w:tcPr>
+            <w:tcW w:w="990" w:type="dxa"/>
           </w:tcPr>
           <w:p>
             <w:pPr>
@@ -1658,8 +1639,7 @@
         </w:tc>
         <w:tc>
           <w:tcPr>
-            <w:tcW w:w="1065" w:type="dxa"/>
-            <w:gridSpan w:val="4"/>
+            <w:tcW w:w="990" w:type="dxa"/>
           </w:tcPr>
           <w:p>
             <w:pPr>
@@ -1681,7 +1661,7 @@
         </w:tc>
         <w:tc>
           <w:tcPr>
-            <w:tcW w:w="1120" w:type="dxa"/>
+            <w:tcW w:w="1170" w:type="dxa"/>
           </w:tcPr>
           <w:p>
             <w:pPr>
@@ -1703,7 +1683,7 @@
         </w:tc>
         <w:tc>
           <w:tcPr>
-            <w:tcW w:w="1010" w:type="dxa"/>
+            <w:tcW w:w="810" w:type="dxa"/>
           </w:tcPr>
           <w:p>
             <w:pPr>
@@ -1725,8 +1705,7 @@
         </w:tc>
         <w:tc>
           <w:tcPr>
-            <w:tcW w:w="1348" w:type="dxa"/>
-            <w:gridSpan w:val="5"/>
+            <w:tcW w:w="810" w:type="dxa"/>
           </w:tcPr>
           <w:p>
             <w:pPr>
@@ -1748,7 +1727,7 @@
         </w:tc>
         <w:tc>
           <w:tcPr>
-            <w:tcW w:w="900" w:type="dxa"/>
+            <w:tcW w:w="810" w:type="dxa"/>
           </w:tcPr>
           <w:p>
             <w:pPr>
@@ -1775,7 +1754,7 @@
         </w:trPr>
         <w:tc>
           <w:tcPr>
-            <w:tcW w:w="883" w:type="dxa"/>
+            <w:tcW w:w="696" w:type="dxa"/>
           </w:tcPr>
           <w:p>
             <w:pPr>
@@ -1797,8 +1776,8 @@
         </w:tc>
         <w:tc>
           <w:tcPr>
-            <w:tcW w:w="2387" w:type="dxa"/>
-            <w:gridSpan w:val="4"/>
+            <w:tcW w:w="2334" w:type="dxa"/>
+            <w:gridSpan w:val="2"/>
           </w:tcPr>
           <w:p>
             <w:pPr>
@@ -1837,22 +1816,21 @@
         </w:tc>
         <w:tc>
           <w:tcPr>
-            <w:tcW w:w="2005" w:type="dxa"/>
-          </w:tcPr>
-          <w:p>
-            <w:pPr>
-              <w:rPr>
-                <w:rFonts w:ascii="Times New Roman" w:hAnsi="Times New Roman" w:cs="Times New Roman"/>
-                <w:sz w:val="20"/>
-                <w:szCs w:val="20"/>
-              </w:rPr>
-            </w:pPr>
-          </w:p>
-        </w:tc>
-        <w:tc>
-          <w:tcPr>
-            <w:tcW w:w="1061" w:type="dxa"/>
-            <w:gridSpan w:val="4"/>
+            <w:tcW w:w="1195" w:type="dxa"/>
+          </w:tcPr>
+          <w:p>
+            <w:pPr>
+              <w:rPr>
+                <w:rFonts w:ascii="Times New Roman" w:hAnsi="Times New Roman" w:cs="Times New Roman"/>
+                <w:sz w:val="20"/>
+                <w:szCs w:val="20"/>
+              </w:rPr>
+            </w:pPr>
+          </w:p>
+        </w:tc>
+        <w:tc>
+          <w:tcPr>
+            <w:tcW w:w="990" w:type="dxa"/>
           </w:tcPr>
           <w:p>
             <w:pPr>
@@ -1874,8 +1852,7 @@
         </w:tc>
         <w:tc>
           <w:tcPr>
-            <w:tcW w:w="1065" w:type="dxa"/>
-            <w:gridSpan w:val="4"/>
+            <w:tcW w:w="990" w:type="dxa"/>
           </w:tcPr>
           <w:p>
             <w:pPr>
@@ -1897,7 +1874,7 @@
         </w:tc>
         <w:tc>
           <w:tcPr>
-            <w:tcW w:w="1120" w:type="dxa"/>
+            <w:tcW w:w="1170" w:type="dxa"/>
           </w:tcPr>
           <w:p>
             <w:pPr>
@@ -1919,7 +1896,7 @@
         </w:tc>
         <w:tc>
           <w:tcPr>
-            <w:tcW w:w="1010" w:type="dxa"/>
+            <w:tcW w:w="810" w:type="dxa"/>
           </w:tcPr>
           <w:p>
             <w:pPr>
@@ -1941,8 +1918,7 @@
         </w:tc>
         <w:tc>
           <w:tcPr>
-            <w:tcW w:w="1348" w:type="dxa"/>
-            <w:gridSpan w:val="5"/>
+            <w:tcW w:w="810" w:type="dxa"/>
           </w:tcPr>
           <w:p>
             <w:pPr>
@@ -1964,7 +1940,7 @@
         </w:tc>
         <w:tc>
           <w:tcPr>
-            <w:tcW w:w="900" w:type="dxa"/>
+            <w:tcW w:w="810" w:type="dxa"/>
           </w:tcPr>
           <w:p>
             <w:pPr>
@@ -1991,7 +1967,7 @@
         </w:trPr>
         <w:tc>
           <w:tcPr>
-            <w:tcW w:w="883" w:type="dxa"/>
+            <w:tcW w:w="696" w:type="dxa"/>
           </w:tcPr>
           <w:p>
             <w:pPr>
@@ -2013,8 +1989,8 @@
         </w:tc>
         <w:tc>
           <w:tcPr>
-            <w:tcW w:w="2387" w:type="dxa"/>
-            <w:gridSpan w:val="4"/>
+            <w:tcW w:w="2334" w:type="dxa"/>
+            <w:gridSpan w:val="2"/>
           </w:tcPr>
           <w:p>
             <w:pPr>
@@ -2053,22 +2029,21 @@
         </w:tc>
         <w:tc>
           <w:tcPr>
-            <w:tcW w:w="2005" w:type="dxa"/>
-          </w:tcPr>
-          <w:p>
-            <w:pPr>
-              <w:rPr>
-                <w:rFonts w:ascii="Times New Roman" w:hAnsi="Times New Roman" w:cs="Times New Roman"/>
-                <w:sz w:val="20"/>
-                <w:szCs w:val="20"/>
-              </w:rPr>
-            </w:pPr>
-          </w:p>
-        </w:tc>
-        <w:tc>
-          <w:tcPr>
-            <w:tcW w:w="1061" w:type="dxa"/>
-            <w:gridSpan w:val="4"/>
+            <w:tcW w:w="1195" w:type="dxa"/>
+          </w:tcPr>
+          <w:p>
+            <w:pPr>
+              <w:rPr>
+                <w:rFonts w:ascii="Times New Roman" w:hAnsi="Times New Roman" w:cs="Times New Roman"/>
+                <w:sz w:val="20"/>
+                <w:szCs w:val="20"/>
+              </w:rPr>
+            </w:pPr>
+          </w:p>
+        </w:tc>
+        <w:tc>
+          <w:tcPr>
+            <w:tcW w:w="990" w:type="dxa"/>
           </w:tcPr>
           <w:p>
             <w:pPr>
@@ -2090,8 +2065,7 @@
         </w:tc>
         <w:tc>
           <w:tcPr>
-            <w:tcW w:w="1065" w:type="dxa"/>
-            <w:gridSpan w:val="4"/>
+            <w:tcW w:w="990" w:type="dxa"/>
           </w:tcPr>
           <w:p>
             <w:pPr>
@@ -2113,7 +2087,7 @@
         </w:tc>
         <w:tc>
           <w:tcPr>
-            <w:tcW w:w="1120" w:type="dxa"/>
+            <w:tcW w:w="1170" w:type="dxa"/>
           </w:tcPr>
           <w:p>
             <w:pPr>
@@ -2135,7 +2109,7 @@
         </w:tc>
         <w:tc>
           <w:tcPr>
-            <w:tcW w:w="1010" w:type="dxa"/>
+            <w:tcW w:w="810" w:type="dxa"/>
           </w:tcPr>
           <w:p>
             <w:pPr>
@@ -2157,8 +2131,7 @@
         </w:tc>
         <w:tc>
           <w:tcPr>
-            <w:tcW w:w="1348" w:type="dxa"/>
-            <w:gridSpan w:val="5"/>
+            <w:tcW w:w="810" w:type="dxa"/>
           </w:tcPr>
           <w:p>
             <w:pPr>
@@ -2180,7 +2153,7 @@
         </w:tc>
         <w:tc>
           <w:tcPr>
-            <w:tcW w:w="900" w:type="dxa"/>
+            <w:tcW w:w="810" w:type="dxa"/>
           </w:tcPr>
           <w:p>
             <w:pPr>
@@ -2207,7 +2180,7 @@
         </w:trPr>
         <w:tc>
           <w:tcPr>
-            <w:tcW w:w="883" w:type="dxa"/>
+            <w:tcW w:w="696" w:type="dxa"/>
           </w:tcPr>
           <w:p>
             <w:pPr>
@@ -2229,8 +2202,8 @@
         </w:tc>
         <w:tc>
           <w:tcPr>
-            <w:tcW w:w="2387" w:type="dxa"/>
-            <w:gridSpan w:val="4"/>
+            <w:tcW w:w="2334" w:type="dxa"/>
+            <w:gridSpan w:val="2"/>
           </w:tcPr>
           <w:p>
             <w:pPr>
@@ -2269,7 +2242,7 @@
         </w:tc>
         <w:tc>
           <w:tcPr>
-            <w:tcW w:w="2005" w:type="dxa"/>
+            <w:tcW w:w="1195" w:type="dxa"/>
           </w:tcPr>
           <w:p>
             <w:pPr>
@@ -2291,37 +2264,35 @@
         </w:tc>
         <w:tc>
           <w:tcPr>
-            <w:tcW w:w="1061" w:type="dxa"/>
-            <w:gridSpan w:val="4"/>
-          </w:tcPr>
-          <w:p>
-            <w:pPr>
-              <w:rPr>
-                <w:rFonts w:ascii="Times New Roman" w:hAnsi="Times New Roman" w:cs="Times New Roman"/>
-                <w:sz w:val="20"/>
-                <w:szCs w:val="20"/>
-              </w:rPr>
-            </w:pPr>
-          </w:p>
-        </w:tc>
-        <w:tc>
-          <w:tcPr>
-            <w:tcW w:w="1065" w:type="dxa"/>
-            <w:gridSpan w:val="4"/>
-          </w:tcPr>
-          <w:p>
-            <w:pPr>
-              <w:rPr>
-                <w:rFonts w:ascii="Times New Roman" w:hAnsi="Times New Roman" w:cs="Times New Roman"/>
-                <w:sz w:val="20"/>
-                <w:szCs w:val="20"/>
-              </w:rPr>
-            </w:pPr>
-          </w:p>
-        </w:tc>
-        <w:tc>
-          <w:tcPr>
-            <w:tcW w:w="1120" w:type="dxa"/>
+            <w:tcW w:w="990" w:type="dxa"/>
+          </w:tcPr>
+          <w:p>
+            <w:pPr>
+              <w:rPr>
+                <w:rFonts w:ascii="Times New Roman" w:hAnsi="Times New Roman" w:cs="Times New Roman"/>
+                <w:sz w:val="20"/>
+                <w:szCs w:val="20"/>
+              </w:rPr>
+            </w:pPr>
+          </w:p>
+        </w:tc>
+        <w:tc>
+          <w:tcPr>
+            <w:tcW w:w="990" w:type="dxa"/>
+          </w:tcPr>
+          <w:p>
+            <w:pPr>
+              <w:rPr>
+                <w:rFonts w:ascii="Times New Roman" w:hAnsi="Times New Roman" w:cs="Times New Roman"/>
+                <w:sz w:val="20"/>
+                <w:szCs w:val="20"/>
+              </w:rPr>
+            </w:pPr>
+          </w:p>
+        </w:tc>
+        <w:tc>
+          <w:tcPr>
+            <w:tcW w:w="1170" w:type="dxa"/>
           </w:tcPr>
           <w:p>
             <w:pPr>
@@ -2343,7 +2314,7 @@
         </w:tc>
         <w:tc>
           <w:tcPr>
-            <w:tcW w:w="1010" w:type="dxa"/>
+            <w:tcW w:w="810" w:type="dxa"/>
           </w:tcPr>
           <w:p>
             <w:pPr>
@@ -2365,8 +2336,7 @@
         </w:tc>
         <w:tc>
           <w:tcPr>
-            <w:tcW w:w="1348" w:type="dxa"/>
-            <w:gridSpan w:val="5"/>
+            <w:tcW w:w="810" w:type="dxa"/>
           </w:tcPr>
           <w:p>
             <w:pPr>
@@ -2388,7 +2358,7 @@
         </w:tc>
         <w:tc>
           <w:tcPr>
-            <w:tcW w:w="900" w:type="dxa"/>
+            <w:tcW w:w="810" w:type="dxa"/>
           </w:tcPr>
           <w:p>
             <w:pPr>
@@ -2415,8 +2385,8 @@
         </w:trPr>
         <w:tc>
           <w:tcPr>
-            <w:tcW w:w="11779" w:type="dxa"/>
-            <w:gridSpan w:val="22"/>
+            <w:tcW w:w="9805" w:type="dxa"/>
+            <w:gridSpan w:val="10"/>
           </w:tcPr>
           <w:p>
             <w:pPr>
@@ -2443,7 +2413,7 @@
         </w:trPr>
         <w:tc>
           <w:tcPr>
-            <w:tcW w:w="883" w:type="dxa"/>
+            <w:tcW w:w="696" w:type="dxa"/>
           </w:tcPr>
           <w:p>
             <w:pPr>
@@ -2465,8 +2435,8 @@
         </w:tc>
         <w:tc>
           <w:tcPr>
-            <w:tcW w:w="2387" w:type="dxa"/>
-            <w:gridSpan w:val="4"/>
+            <w:tcW w:w="2334" w:type="dxa"/>
+            <w:gridSpan w:val="2"/>
           </w:tcPr>
           <w:p>
             <w:pPr>
@@ -2488,22 +2458,21 @@
         </w:tc>
         <w:tc>
           <w:tcPr>
-            <w:tcW w:w="2066" w:type="dxa"/>
-            <w:gridSpan w:val="3"/>
-          </w:tcPr>
-          <w:p>
-            <w:pPr>
-              <w:rPr>
-                <w:rFonts w:ascii="Times New Roman" w:hAnsi="Times New Roman" w:cs="Times New Roman"/>
-                <w:sz w:val="20"/>
-                <w:szCs w:val="20"/>
-              </w:rPr>
-            </w:pPr>
-          </w:p>
-        </w:tc>
-        <w:tc>
-          <w:tcPr>
-            <w:tcW w:w="980" w:type="dxa"/>
+            <w:tcW w:w="1195" w:type="dxa"/>
+          </w:tcPr>
+          <w:p>
+            <w:pPr>
+              <w:rPr>
+                <w:rFonts w:ascii="Times New Roman" w:hAnsi="Times New Roman" w:cs="Times New Roman"/>
+                <w:sz w:val="20"/>
+                <w:szCs w:val="20"/>
+              </w:rPr>
+            </w:pPr>
+          </w:p>
+        </w:tc>
+        <w:tc>
+          <w:tcPr>
+            <w:tcW w:w="990" w:type="dxa"/>
           </w:tcPr>
           <w:p>
             <w:pPr>
@@ -2525,8 +2494,7 @@
         </w:tc>
         <w:tc>
           <w:tcPr>
-            <w:tcW w:w="1067" w:type="dxa"/>
-            <w:gridSpan w:val="3"/>
+            <w:tcW w:w="990" w:type="dxa"/>
           </w:tcPr>
           <w:p>
             <w:pPr>
@@ -2548,8 +2516,7 @@
         </w:tc>
         <w:tc>
           <w:tcPr>
-            <w:tcW w:w="1138" w:type="dxa"/>
-            <w:gridSpan w:val="3"/>
+            <w:tcW w:w="1170" w:type="dxa"/>
           </w:tcPr>
           <w:p>
             <w:pPr>
@@ -2571,8 +2538,7 @@
         </w:tc>
         <w:tc>
           <w:tcPr>
-            <w:tcW w:w="1022" w:type="dxa"/>
-            <w:gridSpan w:val="2"/>
+            <w:tcW w:w="810" w:type="dxa"/>
           </w:tcPr>
           <w:p>
             <w:pPr>
@@ -2594,8 +2560,7 @@
         </w:tc>
         <w:tc>
           <w:tcPr>
-            <w:tcW w:w="1311" w:type="dxa"/>
-            <w:gridSpan w:val="3"/>
+            <w:tcW w:w="810" w:type="dxa"/>
           </w:tcPr>
           <w:p>
             <w:pPr>
@@ -2617,8 +2582,7 @@
         </w:tc>
         <w:tc>
           <w:tcPr>
-            <w:tcW w:w="925" w:type="dxa"/>
-            <w:gridSpan w:val="2"/>
+            <w:tcW w:w="810" w:type="dxa"/>
           </w:tcPr>
           <w:p>
             <w:pPr>
@@ -2645,7 +2609,7 @@
         </w:trPr>
         <w:tc>
           <w:tcPr>
-            <w:tcW w:w="883" w:type="dxa"/>
+            <w:tcW w:w="696" w:type="dxa"/>
           </w:tcPr>
           <w:p>
             <w:pPr>
@@ -2667,8 +2631,8 @@
         </w:tc>
         <w:tc>
           <w:tcPr>
-            <w:tcW w:w="2387" w:type="dxa"/>
-            <w:gridSpan w:val="4"/>
+            <w:tcW w:w="2334" w:type="dxa"/>
+            <w:gridSpan w:val="2"/>
           </w:tcPr>
           <w:p>
             <w:pPr>
@@ -2714,52 +2678,49 @@
         </w:tc>
         <w:tc>
           <w:tcPr>
-            <w:tcW w:w="2066" w:type="dxa"/>
-            <w:gridSpan w:val="3"/>
-          </w:tcPr>
-          <w:p>
-            <w:pPr>
-              <w:rPr>
-                <w:rFonts w:ascii="Times New Roman" w:hAnsi="Times New Roman" w:cs="Times New Roman"/>
-                <w:sz w:val="20"/>
-                <w:szCs w:val="20"/>
-              </w:rPr>
-            </w:pPr>
-          </w:p>
-        </w:tc>
-        <w:tc>
-          <w:tcPr>
-            <w:tcW w:w="980" w:type="dxa"/>
-          </w:tcPr>
-          <w:p>
-            <w:pPr>
-              <w:rPr>
-                <w:rFonts w:ascii="Times New Roman" w:hAnsi="Times New Roman" w:cs="Times New Roman"/>
-                <w:sz w:val="20"/>
-                <w:szCs w:val="20"/>
-              </w:rPr>
-            </w:pPr>
-          </w:p>
-        </w:tc>
-        <w:tc>
-          <w:tcPr>
-            <w:tcW w:w="1067" w:type="dxa"/>
-            <w:gridSpan w:val="3"/>
-          </w:tcPr>
-          <w:p>
-            <w:pPr>
-              <w:rPr>
-                <w:rFonts w:ascii="Times New Roman" w:hAnsi="Times New Roman" w:cs="Times New Roman"/>
-                <w:sz w:val="20"/>
-                <w:szCs w:val="20"/>
-              </w:rPr>
-            </w:pPr>
-          </w:p>
-        </w:tc>
-        <w:tc>
-          <w:tcPr>
-            <w:tcW w:w="1138" w:type="dxa"/>
-            <w:gridSpan w:val="3"/>
+            <w:tcW w:w="1195" w:type="dxa"/>
+          </w:tcPr>
+          <w:p>
+            <w:pPr>
+              <w:rPr>
+                <w:rFonts w:ascii="Times New Roman" w:hAnsi="Times New Roman" w:cs="Times New Roman"/>
+                <w:sz w:val="20"/>
+                <w:szCs w:val="20"/>
+              </w:rPr>
+            </w:pPr>
+          </w:p>
+        </w:tc>
+        <w:tc>
+          <w:tcPr>
+            <w:tcW w:w="990" w:type="dxa"/>
+          </w:tcPr>
+          <w:p>
+            <w:pPr>
+              <w:rPr>
+                <w:rFonts w:ascii="Times New Roman" w:hAnsi="Times New Roman" w:cs="Times New Roman"/>
+                <w:sz w:val="20"/>
+                <w:szCs w:val="20"/>
+              </w:rPr>
+            </w:pPr>
+          </w:p>
+        </w:tc>
+        <w:tc>
+          <w:tcPr>
+            <w:tcW w:w="990" w:type="dxa"/>
+          </w:tcPr>
+          <w:p>
+            <w:pPr>
+              <w:rPr>
+                <w:rFonts w:ascii="Times New Roman" w:hAnsi="Times New Roman" w:cs="Times New Roman"/>
+                <w:sz w:val="20"/>
+                <w:szCs w:val="20"/>
+              </w:rPr>
+            </w:pPr>
+          </w:p>
+        </w:tc>
+        <w:tc>
+          <w:tcPr>
+            <w:tcW w:w="1170" w:type="dxa"/>
           </w:tcPr>
           <w:p>
             <w:pPr>
@@ -2781,38 +2742,35 @@
         </w:tc>
         <w:tc>
           <w:tcPr>
-            <w:tcW w:w="1022" w:type="dxa"/>
-            <w:gridSpan w:val="2"/>
-          </w:tcPr>
-          <w:p>
-            <w:pPr>
-              <w:rPr>
-                <w:rFonts w:ascii="Times New Roman" w:hAnsi="Times New Roman" w:cs="Times New Roman"/>
-                <w:sz w:val="20"/>
-                <w:szCs w:val="20"/>
-              </w:rPr>
-            </w:pPr>
-          </w:p>
-        </w:tc>
-        <w:tc>
-          <w:tcPr>
-            <w:tcW w:w="1311" w:type="dxa"/>
-            <w:gridSpan w:val="3"/>
-          </w:tcPr>
-          <w:p>
-            <w:pPr>
-              <w:rPr>
-                <w:rFonts w:ascii="Times New Roman" w:hAnsi="Times New Roman" w:cs="Times New Roman"/>
-                <w:sz w:val="20"/>
-                <w:szCs w:val="20"/>
-              </w:rPr>
-            </w:pPr>
-          </w:p>
-        </w:tc>
-        <w:tc>
-          <w:tcPr>
-            <w:tcW w:w="925" w:type="dxa"/>
-            <w:gridSpan w:val="2"/>
+            <w:tcW w:w="810" w:type="dxa"/>
+          </w:tcPr>
+          <w:p>
+            <w:pPr>
+              <w:rPr>
+                <w:rFonts w:ascii="Times New Roman" w:hAnsi="Times New Roman" w:cs="Times New Roman"/>
+                <w:sz w:val="20"/>
+                <w:szCs w:val="20"/>
+              </w:rPr>
+            </w:pPr>
+          </w:p>
+        </w:tc>
+        <w:tc>
+          <w:tcPr>
+            <w:tcW w:w="810" w:type="dxa"/>
+          </w:tcPr>
+          <w:p>
+            <w:pPr>
+              <w:rPr>
+                <w:rFonts w:ascii="Times New Roman" w:hAnsi="Times New Roman" w:cs="Times New Roman"/>
+                <w:sz w:val="20"/>
+                <w:szCs w:val="20"/>
+              </w:rPr>
+            </w:pPr>
+          </w:p>
+        </w:tc>
+        <w:tc>
+          <w:tcPr>
+            <w:tcW w:w="810" w:type="dxa"/>
           </w:tcPr>
           <w:p>
             <w:pPr>
@@ -2831,7 +2789,7 @@
         </w:trPr>
         <w:tc>
           <w:tcPr>
-            <w:tcW w:w="883" w:type="dxa"/>
+            <w:tcW w:w="696" w:type="dxa"/>
           </w:tcPr>
           <w:p>
             <w:pPr>
@@ -2853,8 +2811,8 @@
         </w:tc>
         <w:tc>
           <w:tcPr>
-            <w:tcW w:w="2387" w:type="dxa"/>
-            <w:gridSpan w:val="4"/>
+            <w:tcW w:w="2334" w:type="dxa"/>
+            <w:gridSpan w:val="2"/>
           </w:tcPr>
           <w:p>
             <w:pPr>
@@ -2876,22 +2834,21 @@
         </w:tc>
         <w:tc>
           <w:tcPr>
-            <w:tcW w:w="2066" w:type="dxa"/>
-            <w:gridSpan w:val="3"/>
-          </w:tcPr>
-          <w:p>
-            <w:pPr>
-              <w:rPr>
-                <w:rFonts w:ascii="Times New Roman" w:hAnsi="Times New Roman" w:cs="Times New Roman"/>
-                <w:sz w:val="20"/>
-                <w:szCs w:val="20"/>
-              </w:rPr>
-            </w:pPr>
-          </w:p>
-        </w:tc>
-        <w:tc>
-          <w:tcPr>
-            <w:tcW w:w="980" w:type="dxa"/>
+            <w:tcW w:w="1195" w:type="dxa"/>
+          </w:tcPr>
+          <w:p>
+            <w:pPr>
+              <w:rPr>
+                <w:rFonts w:ascii="Times New Roman" w:hAnsi="Times New Roman" w:cs="Times New Roman"/>
+                <w:sz w:val="20"/>
+                <w:szCs w:val="20"/>
+              </w:rPr>
+            </w:pPr>
+          </w:p>
+        </w:tc>
+        <w:tc>
+          <w:tcPr>
+            <w:tcW w:w="990" w:type="dxa"/>
           </w:tcPr>
           <w:p>
             <w:pPr>
@@ -2913,8 +2870,7 @@
         </w:tc>
         <w:tc>
           <w:tcPr>
-            <w:tcW w:w="1067" w:type="dxa"/>
-            <w:gridSpan w:val="3"/>
+            <w:tcW w:w="990" w:type="dxa"/>
           </w:tcPr>
           <w:p>
             <w:pPr>
@@ -2936,8 +2892,7 @@
         </w:tc>
         <w:tc>
           <w:tcPr>
-            <w:tcW w:w="1138" w:type="dxa"/>
-            <w:gridSpan w:val="3"/>
+            <w:tcW w:w="1170" w:type="dxa"/>
           </w:tcPr>
           <w:p>
             <w:pPr>
@@ -2959,8 +2914,7 @@
         </w:tc>
         <w:tc>
           <w:tcPr>
-            <w:tcW w:w="1022" w:type="dxa"/>
-            <w:gridSpan w:val="2"/>
+            <w:tcW w:w="810" w:type="dxa"/>
           </w:tcPr>
           <w:p>
             <w:pPr>
@@ -2982,8 +2936,7 @@
         </w:tc>
         <w:tc>
           <w:tcPr>
-            <w:tcW w:w="1311" w:type="dxa"/>
-            <w:gridSpan w:val="3"/>
+            <w:tcW w:w="810" w:type="dxa"/>
           </w:tcPr>
           <w:p>
             <w:pPr>
@@ -3005,8 +2958,7 @@
         </w:tc>
         <w:tc>
           <w:tcPr>
-            <w:tcW w:w="925" w:type="dxa"/>
-            <w:gridSpan w:val="2"/>
+            <w:tcW w:w="810" w:type="dxa"/>
           </w:tcPr>
           <w:p>
             <w:pPr>
@@ -3033,7 +2985,7 @@
         </w:trPr>
         <w:tc>
           <w:tcPr>
-            <w:tcW w:w="883" w:type="dxa"/>
+            <w:tcW w:w="696" w:type="dxa"/>
           </w:tcPr>
           <w:p>
             <w:pPr>
@@ -3055,8 +3007,8 @@
         </w:tc>
         <w:tc>
           <w:tcPr>
-            <w:tcW w:w="2387" w:type="dxa"/>
-            <w:gridSpan w:val="4"/>
+            <w:tcW w:w="2334" w:type="dxa"/>
+            <w:gridSpan w:val="2"/>
           </w:tcPr>
           <w:p>
             <w:pPr>
@@ -3078,22 +3030,21 @@
         </w:tc>
         <w:tc>
           <w:tcPr>
-            <w:tcW w:w="2066" w:type="dxa"/>
-            <w:gridSpan w:val="3"/>
-          </w:tcPr>
-          <w:p>
-            <w:pPr>
-              <w:rPr>
-                <w:rFonts w:ascii="Times New Roman" w:hAnsi="Times New Roman" w:cs="Times New Roman"/>
-                <w:sz w:val="20"/>
-                <w:szCs w:val="20"/>
-              </w:rPr>
-            </w:pPr>
-          </w:p>
-        </w:tc>
-        <w:tc>
-          <w:tcPr>
-            <w:tcW w:w="980" w:type="dxa"/>
+            <w:tcW w:w="1195" w:type="dxa"/>
+          </w:tcPr>
+          <w:p>
+            <w:pPr>
+              <w:rPr>
+                <w:rFonts w:ascii="Times New Roman" w:hAnsi="Times New Roman" w:cs="Times New Roman"/>
+                <w:sz w:val="20"/>
+                <w:szCs w:val="20"/>
+              </w:rPr>
+            </w:pPr>
+          </w:p>
+        </w:tc>
+        <w:tc>
+          <w:tcPr>
+            <w:tcW w:w="990" w:type="dxa"/>
           </w:tcPr>
           <w:p>
             <w:pPr>
@@ -3115,8 +3066,7 @@
         </w:tc>
         <w:tc>
           <w:tcPr>
-            <w:tcW w:w="1067" w:type="dxa"/>
-            <w:gridSpan w:val="3"/>
+            <w:tcW w:w="990" w:type="dxa"/>
           </w:tcPr>
           <w:p>
             <w:pPr>
@@ -3138,8 +3088,7 @@
         </w:tc>
         <w:tc>
           <w:tcPr>
-            <w:tcW w:w="1138" w:type="dxa"/>
-            <w:gridSpan w:val="3"/>
+            <w:tcW w:w="1170" w:type="dxa"/>
           </w:tcPr>
           <w:p>
             <w:pPr>
@@ -3161,8 +3110,7 @@
         </w:tc>
         <w:tc>
           <w:tcPr>
-            <w:tcW w:w="1022" w:type="dxa"/>
-            <w:gridSpan w:val="2"/>
+            <w:tcW w:w="810" w:type="dxa"/>
           </w:tcPr>
           <w:p>
             <w:pPr>
@@ -3184,8 +3132,7 @@
         </w:tc>
         <w:tc>
           <w:tcPr>
-            <w:tcW w:w="1311" w:type="dxa"/>
-            <w:gridSpan w:val="3"/>
+            <w:tcW w:w="810" w:type="dxa"/>
           </w:tcPr>
           <w:p>
             <w:pPr>
@@ -3207,8 +3154,7 @@
         </w:tc>
         <w:tc>
           <w:tcPr>
-            <w:tcW w:w="925" w:type="dxa"/>
-            <w:gridSpan w:val="2"/>
+            <w:tcW w:w="810" w:type="dxa"/>
           </w:tcPr>
           <w:p>
             <w:pPr>
@@ -3235,7 +3181,7 @@
         </w:trPr>
         <w:tc>
           <w:tcPr>
-            <w:tcW w:w="883" w:type="dxa"/>
+            <w:tcW w:w="696" w:type="dxa"/>
           </w:tcPr>
           <w:p>
             <w:pPr>
@@ -3257,8 +3203,8 @@
         </w:tc>
         <w:tc>
           <w:tcPr>
-            <w:tcW w:w="2387" w:type="dxa"/>
-            <w:gridSpan w:val="4"/>
+            <w:tcW w:w="2334" w:type="dxa"/>
+            <w:gridSpan w:val="2"/>
           </w:tcPr>
           <w:p>
             <w:pPr>
@@ -3288,22 +3234,21 @@
         </w:tc>
         <w:tc>
           <w:tcPr>
-            <w:tcW w:w="2066" w:type="dxa"/>
-            <w:gridSpan w:val="3"/>
-          </w:tcPr>
-          <w:p>
-            <w:pPr>
-              <w:rPr>
-                <w:rFonts w:ascii="Times New Roman" w:hAnsi="Times New Roman" w:cs="Times New Roman"/>
-                <w:sz w:val="20"/>
-                <w:szCs w:val="20"/>
-              </w:rPr>
-            </w:pPr>
-          </w:p>
-        </w:tc>
-        <w:tc>
-          <w:tcPr>
-            <w:tcW w:w="980" w:type="dxa"/>
+            <w:tcW w:w="1195" w:type="dxa"/>
+          </w:tcPr>
+          <w:p>
+            <w:pPr>
+              <w:rPr>
+                <w:rFonts w:ascii="Times New Roman" w:hAnsi="Times New Roman" w:cs="Times New Roman"/>
+                <w:sz w:val="20"/>
+                <w:szCs w:val="20"/>
+              </w:rPr>
+            </w:pPr>
+          </w:p>
+        </w:tc>
+        <w:tc>
+          <w:tcPr>
+            <w:tcW w:w="990" w:type="dxa"/>
           </w:tcPr>
           <w:p>
             <w:pPr>
@@ -3325,8 +3270,7 @@
         </w:tc>
         <w:tc>
           <w:tcPr>
-            <w:tcW w:w="1067" w:type="dxa"/>
-            <w:gridSpan w:val="3"/>
+            <w:tcW w:w="990" w:type="dxa"/>
           </w:tcPr>
           <w:p>
             <w:pPr>
@@ -3348,8 +3292,7 @@
         </w:tc>
         <w:tc>
           <w:tcPr>
-            <w:tcW w:w="1138" w:type="dxa"/>
-            <w:gridSpan w:val="3"/>
+            <w:tcW w:w="1170" w:type="dxa"/>
           </w:tcPr>
           <w:p>
             <w:pPr>
@@ -3371,8 +3314,7 @@
         </w:tc>
         <w:tc>
           <w:tcPr>
-            <w:tcW w:w="1022" w:type="dxa"/>
-            <w:gridSpan w:val="2"/>
+            <w:tcW w:w="810" w:type="dxa"/>
           </w:tcPr>
           <w:p>
             <w:pPr>
@@ -3394,8 +3336,7 @@
         </w:tc>
         <w:tc>
           <w:tcPr>
-            <w:tcW w:w="1311" w:type="dxa"/>
-            <w:gridSpan w:val="3"/>
+            <w:tcW w:w="810" w:type="dxa"/>
           </w:tcPr>
           <w:p>
             <w:pPr>
@@ -3417,8 +3358,7 @@
         </w:tc>
         <w:tc>
           <w:tcPr>
-            <w:tcW w:w="925" w:type="dxa"/>
-            <w:gridSpan w:val="2"/>
+            <w:tcW w:w="810" w:type="dxa"/>
           </w:tcPr>
           <w:p>
             <w:pPr>
@@ -3445,7 +3385,7 @@
         </w:trPr>
         <w:tc>
           <w:tcPr>
-            <w:tcW w:w="883" w:type="dxa"/>
+            <w:tcW w:w="696" w:type="dxa"/>
           </w:tcPr>
           <w:p>
             <w:pPr>
@@ -3467,8 +3407,8 @@
         </w:tc>
         <w:tc>
           <w:tcPr>
-            <w:tcW w:w="2387" w:type="dxa"/>
-            <w:gridSpan w:val="4"/>
+            <w:tcW w:w="2334" w:type="dxa"/>
+            <w:gridSpan w:val="2"/>
           </w:tcPr>
           <w:p>
             <w:pPr>
@@ -3490,22 +3430,21 @@
         </w:tc>
         <w:tc>
           <w:tcPr>
-            <w:tcW w:w="2066" w:type="dxa"/>
-            <w:gridSpan w:val="3"/>
-          </w:tcPr>
-          <w:p>
-            <w:pPr>
-              <w:rPr>
-                <w:rFonts w:ascii="Times New Roman" w:hAnsi="Times New Roman" w:cs="Times New Roman"/>
-                <w:sz w:val="20"/>
-                <w:szCs w:val="20"/>
-              </w:rPr>
-            </w:pPr>
-          </w:p>
-        </w:tc>
-        <w:tc>
-          <w:tcPr>
-            <w:tcW w:w="980" w:type="dxa"/>
+            <w:tcW w:w="1195" w:type="dxa"/>
+          </w:tcPr>
+          <w:p>
+            <w:pPr>
+              <w:rPr>
+                <w:rFonts w:ascii="Times New Roman" w:hAnsi="Times New Roman" w:cs="Times New Roman"/>
+                <w:sz w:val="20"/>
+                <w:szCs w:val="20"/>
+              </w:rPr>
+            </w:pPr>
+          </w:p>
+        </w:tc>
+        <w:tc>
+          <w:tcPr>
+            <w:tcW w:w="990" w:type="dxa"/>
           </w:tcPr>
           <w:p>
             <w:pPr>
@@ -3527,8 +3466,7 @@
         </w:tc>
         <w:tc>
           <w:tcPr>
-            <w:tcW w:w="1067" w:type="dxa"/>
-            <w:gridSpan w:val="3"/>
+            <w:tcW w:w="990" w:type="dxa"/>
           </w:tcPr>
           <w:p>
             <w:pPr>
@@ -3550,8 +3488,7 @@
         </w:tc>
         <w:tc>
           <w:tcPr>
-            <w:tcW w:w="1138" w:type="dxa"/>
-            <w:gridSpan w:val="3"/>
+            <w:tcW w:w="1170" w:type="dxa"/>
           </w:tcPr>
           <w:p>
             <w:pPr>
@@ -3573,8 +3510,7 @@
         </w:tc>
         <w:tc>
           <w:tcPr>
-            <w:tcW w:w="1022" w:type="dxa"/>
-            <w:gridSpan w:val="2"/>
+            <w:tcW w:w="810" w:type="dxa"/>
           </w:tcPr>
           <w:p>
             <w:pPr>
@@ -3596,8 +3532,7 @@
         </w:tc>
         <w:tc>
           <w:tcPr>
-            <w:tcW w:w="1311" w:type="dxa"/>
-            <w:gridSpan w:val="3"/>
+            <w:tcW w:w="810" w:type="dxa"/>
           </w:tcPr>
           <w:p>
             <w:pPr>
@@ -3619,8 +3554,7 @@
         </w:tc>
         <w:tc>
           <w:tcPr>
-            <w:tcW w:w="925" w:type="dxa"/>
-            <w:gridSpan w:val="2"/>
+            <w:tcW w:w="810" w:type="dxa"/>
           </w:tcPr>
           <w:p>
             <w:pPr>
@@ -3647,7 +3581,7 @@
         </w:trPr>
         <w:tc>
           <w:tcPr>
-            <w:tcW w:w="883" w:type="dxa"/>
+            <w:tcW w:w="696" w:type="dxa"/>
           </w:tcPr>
           <w:p>
             <w:pPr>
@@ -3669,8 +3603,8 @@
         </w:tc>
         <w:tc>
           <w:tcPr>
-            <w:tcW w:w="2387" w:type="dxa"/>
-            <w:gridSpan w:val="4"/>
+            <w:tcW w:w="2334" w:type="dxa"/>
+            <w:gridSpan w:val="2"/>
           </w:tcPr>
           <w:p>
             <w:pPr>
@@ -3692,22 +3626,21 @@
         </w:tc>
         <w:tc>
           <w:tcPr>
-            <w:tcW w:w="2066" w:type="dxa"/>
-            <w:gridSpan w:val="3"/>
-          </w:tcPr>
-          <w:p>
-            <w:pPr>
-              <w:rPr>
-                <w:rFonts w:ascii="Times New Roman" w:hAnsi="Times New Roman" w:cs="Times New Roman"/>
-                <w:sz w:val="20"/>
-                <w:szCs w:val="20"/>
-              </w:rPr>
-            </w:pPr>
-          </w:p>
-        </w:tc>
-        <w:tc>
-          <w:tcPr>
-            <w:tcW w:w="980" w:type="dxa"/>
+            <w:tcW w:w="1195" w:type="dxa"/>
+          </w:tcPr>
+          <w:p>
+            <w:pPr>
+              <w:rPr>
+                <w:rFonts w:ascii="Times New Roman" w:hAnsi="Times New Roman" w:cs="Times New Roman"/>
+                <w:sz w:val="20"/>
+                <w:szCs w:val="20"/>
+              </w:rPr>
+            </w:pPr>
+          </w:p>
+        </w:tc>
+        <w:tc>
+          <w:tcPr>
+            <w:tcW w:w="990" w:type="dxa"/>
           </w:tcPr>
           <w:p>
             <w:pPr>
@@ -3729,8 +3662,7 @@
         </w:tc>
         <w:tc>
           <w:tcPr>
-            <w:tcW w:w="1067" w:type="dxa"/>
-            <w:gridSpan w:val="3"/>
+            <w:tcW w:w="990" w:type="dxa"/>
           </w:tcPr>
           <w:p>
             <w:pPr>
@@ -3752,8 +3684,7 @@
         </w:tc>
         <w:tc>
           <w:tcPr>
-            <w:tcW w:w="1138" w:type="dxa"/>
-            <w:gridSpan w:val="3"/>
+            <w:tcW w:w="1170" w:type="dxa"/>
           </w:tcPr>
           <w:p>
             <w:pPr>
@@ -3775,8 +3706,7 @@
         </w:tc>
         <w:tc>
           <w:tcPr>
-            <w:tcW w:w="1022" w:type="dxa"/>
-            <w:gridSpan w:val="2"/>
+            <w:tcW w:w="810" w:type="dxa"/>
           </w:tcPr>
           <w:p>
             <w:pPr>
@@ -3798,8 +3728,7 @@
         </w:tc>
         <w:tc>
           <w:tcPr>
-            <w:tcW w:w="1311" w:type="dxa"/>
-            <w:gridSpan w:val="3"/>
+            <w:tcW w:w="810" w:type="dxa"/>
           </w:tcPr>
           <w:p>
             <w:pPr>
@@ -3821,8 +3750,7 @@
         </w:tc>
         <w:tc>
           <w:tcPr>
-            <w:tcW w:w="925" w:type="dxa"/>
-            <w:gridSpan w:val="2"/>
+            <w:tcW w:w="810" w:type="dxa"/>
           </w:tcPr>
           <w:p>
             <w:pPr>
@@ -3849,7 +3777,7 @@
         </w:trPr>
         <w:tc>
           <w:tcPr>
-            <w:tcW w:w="883" w:type="dxa"/>
+            <w:tcW w:w="696" w:type="dxa"/>
           </w:tcPr>
           <w:p>
             <w:pPr>
@@ -3871,8 +3799,8 @@
         </w:tc>
         <w:tc>
           <w:tcPr>
-            <w:tcW w:w="2387" w:type="dxa"/>
-            <w:gridSpan w:val="4"/>
+            <w:tcW w:w="2334" w:type="dxa"/>
+            <w:gridSpan w:val="2"/>
           </w:tcPr>
           <w:p>
             <w:pPr>
@@ -3894,22 +3822,21 @@
         </w:tc>
         <w:tc>
           <w:tcPr>
-            <w:tcW w:w="2066" w:type="dxa"/>
-            <w:gridSpan w:val="3"/>
-          </w:tcPr>
-          <w:p>
-            <w:pPr>
-              <w:rPr>
-                <w:rFonts w:ascii="Times New Roman" w:hAnsi="Times New Roman" w:cs="Times New Roman"/>
-                <w:sz w:val="20"/>
-                <w:szCs w:val="20"/>
-              </w:rPr>
-            </w:pPr>
-          </w:p>
-        </w:tc>
-        <w:tc>
-          <w:tcPr>
-            <w:tcW w:w="980" w:type="dxa"/>
+            <w:tcW w:w="1195" w:type="dxa"/>
+          </w:tcPr>
+          <w:p>
+            <w:pPr>
+              <w:rPr>
+                <w:rFonts w:ascii="Times New Roman" w:hAnsi="Times New Roman" w:cs="Times New Roman"/>
+                <w:sz w:val="20"/>
+                <w:szCs w:val="20"/>
+              </w:rPr>
+            </w:pPr>
+          </w:p>
+        </w:tc>
+        <w:tc>
+          <w:tcPr>
+            <w:tcW w:w="990" w:type="dxa"/>
           </w:tcPr>
           <w:p>
             <w:pPr>
@@ -3931,8 +3858,7 @@
         </w:tc>
         <w:tc>
           <w:tcPr>
-            <w:tcW w:w="1067" w:type="dxa"/>
-            <w:gridSpan w:val="3"/>
+            <w:tcW w:w="990" w:type="dxa"/>
           </w:tcPr>
           <w:p>
             <w:pPr>
@@ -3954,8 +3880,7 @@
         </w:tc>
         <w:tc>
           <w:tcPr>
-            <w:tcW w:w="1138" w:type="dxa"/>
-            <w:gridSpan w:val="3"/>
+            <w:tcW w:w="1170" w:type="dxa"/>
           </w:tcPr>
           <w:p>
             <w:pPr>
@@ -3977,8 +3902,7 @@
         </w:tc>
         <w:tc>
           <w:tcPr>
-            <w:tcW w:w="1022" w:type="dxa"/>
-            <w:gridSpan w:val="2"/>
+            <w:tcW w:w="810" w:type="dxa"/>
           </w:tcPr>
           <w:p>
             <w:pPr>
@@ -4000,8 +3924,7 @@
         </w:tc>
         <w:tc>
           <w:tcPr>
-            <w:tcW w:w="1311" w:type="dxa"/>
-            <w:gridSpan w:val="3"/>
+            <w:tcW w:w="810" w:type="dxa"/>
           </w:tcPr>
           <w:p>
             <w:pPr>
@@ -4023,8 +3946,7 @@
         </w:tc>
         <w:tc>
           <w:tcPr>
-            <w:tcW w:w="925" w:type="dxa"/>
-            <w:gridSpan w:val="2"/>
+            <w:tcW w:w="810" w:type="dxa"/>
           </w:tcPr>
           <w:p>
             <w:pPr>
@@ -4051,22 +3973,22 @@
         </w:trPr>
         <w:tc>
           <w:tcPr>
-            <w:tcW w:w="883" w:type="dxa"/>
-          </w:tcPr>
-          <w:p>
-            <w:pPr>
-              <w:rPr>
-                <w:rFonts w:ascii="Times New Roman" w:hAnsi="Times New Roman" w:cs="Times New Roman"/>
-                <w:sz w:val="20"/>
-                <w:szCs w:val="20"/>
-              </w:rPr>
-            </w:pPr>
-          </w:p>
-        </w:tc>
-        <w:tc>
-          <w:tcPr>
-            <w:tcW w:w="2387" w:type="dxa"/>
-            <w:gridSpan w:val="4"/>
+            <w:tcW w:w="696" w:type="dxa"/>
+          </w:tcPr>
+          <w:p>
+            <w:pPr>
+              <w:rPr>
+                <w:rFonts w:ascii="Times New Roman" w:hAnsi="Times New Roman" w:cs="Times New Roman"/>
+                <w:sz w:val="20"/>
+                <w:szCs w:val="20"/>
+              </w:rPr>
+            </w:pPr>
+          </w:p>
+        </w:tc>
+        <w:tc>
+          <w:tcPr>
+            <w:tcW w:w="2334" w:type="dxa"/>
+            <w:gridSpan w:val="2"/>
           </w:tcPr>
           <w:p>
             <w:pPr>
@@ -4104,8 +4026,7 @@
         </w:tc>
         <w:tc>
           <w:tcPr>
-            <w:tcW w:w="2066" w:type="dxa"/>
-            <w:gridSpan w:val="3"/>
+            <w:tcW w:w="1195" w:type="dxa"/>
           </w:tcPr>
           <w:p>
             <w:pPr>
@@ -4127,37 +4048,35 @@
         </w:tc>
         <w:tc>
           <w:tcPr>
-            <w:tcW w:w="980" w:type="dxa"/>
-          </w:tcPr>
-          <w:p>
-            <w:pPr>
-              <w:rPr>
-                <w:rFonts w:ascii="Times New Roman" w:hAnsi="Times New Roman" w:cs="Times New Roman"/>
-                <w:sz w:val="20"/>
-                <w:szCs w:val="20"/>
-              </w:rPr>
-            </w:pPr>
-          </w:p>
-        </w:tc>
-        <w:tc>
-          <w:tcPr>
-            <w:tcW w:w="1067" w:type="dxa"/>
-            <w:gridSpan w:val="3"/>
-          </w:tcPr>
-          <w:p>
-            <w:pPr>
-              <w:rPr>
-                <w:rFonts w:ascii="Times New Roman" w:hAnsi="Times New Roman" w:cs="Times New Roman"/>
-                <w:sz w:val="20"/>
-                <w:szCs w:val="20"/>
-              </w:rPr>
-            </w:pPr>
-          </w:p>
-        </w:tc>
-        <w:tc>
-          <w:tcPr>
-            <w:tcW w:w="1138" w:type="dxa"/>
-            <w:gridSpan w:val="3"/>
+            <w:tcW w:w="990" w:type="dxa"/>
+          </w:tcPr>
+          <w:p>
+            <w:pPr>
+              <w:rPr>
+                <w:rFonts w:ascii="Times New Roman" w:hAnsi="Times New Roman" w:cs="Times New Roman"/>
+                <w:sz w:val="20"/>
+                <w:szCs w:val="20"/>
+              </w:rPr>
+            </w:pPr>
+          </w:p>
+        </w:tc>
+        <w:tc>
+          <w:tcPr>
+            <w:tcW w:w="990" w:type="dxa"/>
+          </w:tcPr>
+          <w:p>
+            <w:pPr>
+              <w:rPr>
+                <w:rFonts w:ascii="Times New Roman" w:hAnsi="Times New Roman" w:cs="Times New Roman"/>
+                <w:sz w:val="20"/>
+                <w:szCs w:val="20"/>
+              </w:rPr>
+            </w:pPr>
+          </w:p>
+        </w:tc>
+        <w:tc>
+          <w:tcPr>
+            <w:tcW w:w="1170" w:type="dxa"/>
           </w:tcPr>
           <w:p>
             <w:pPr>
@@ -4179,8 +4098,7 @@
         </w:tc>
         <w:tc>
           <w:tcPr>
-            <w:tcW w:w="1022" w:type="dxa"/>
-            <w:gridSpan w:val="2"/>
+            <w:tcW w:w="810" w:type="dxa"/>
           </w:tcPr>
           <w:p>
             <w:pPr>
@@ -4202,8 +4120,7 @@
         </w:tc>
         <w:tc>
           <w:tcPr>
-            <w:tcW w:w="1311" w:type="dxa"/>
-            <w:gridSpan w:val="3"/>
+            <w:tcW w:w="810" w:type="dxa"/>
           </w:tcPr>
           <w:p>
             <w:pPr>
@@ -4225,8 +4142,7 @@
         </w:tc>
         <w:tc>
           <w:tcPr>
-            <w:tcW w:w="925" w:type="dxa"/>
-            <w:gridSpan w:val="2"/>
+            <w:tcW w:w="810" w:type="dxa"/>
           </w:tcPr>
           <w:p>
             <w:pPr>
@@ -4253,8 +4169,8 @@
         </w:trPr>
         <w:tc>
           <w:tcPr>
-            <w:tcW w:w="11779" w:type="dxa"/>
-            <w:gridSpan w:val="22"/>
+            <w:tcW w:w="9805" w:type="dxa"/>
+            <w:gridSpan w:val="10"/>
           </w:tcPr>
           <w:p>
             <w:pPr>
@@ -4281,8 +4197,8 @@
         </w:trPr>
         <w:tc>
           <w:tcPr>
-            <w:tcW w:w="933" w:type="dxa"/>
-            <w:gridSpan w:val="3"/>
+            <w:tcW w:w="711" w:type="dxa"/>
+            <w:gridSpan w:val="2"/>
           </w:tcPr>
           <w:p>
             <w:pPr>
@@ -4304,7 +4220,7 @@
         </w:tc>
         <w:tc>
           <w:tcPr>
-            <w:tcW w:w="2316" w:type="dxa"/>
+            <w:tcW w:w="2319" w:type="dxa"/>
           </w:tcPr>
           <w:p>
             <w:pPr>
@@ -4326,53 +4242,49 @@
         </w:tc>
         <w:tc>
           <w:tcPr>
-            <w:tcW w:w="2067" w:type="dxa"/>
-            <w:gridSpan w:val="3"/>
-          </w:tcPr>
-          <w:p>
-            <w:pPr>
-              <w:rPr>
-                <w:rFonts w:ascii="Times New Roman" w:hAnsi="Times New Roman" w:cs="Times New Roman"/>
-                <w:sz w:val="20"/>
-                <w:szCs w:val="20"/>
-              </w:rPr>
-            </w:pPr>
-          </w:p>
-        </w:tc>
-        <w:tc>
-          <w:tcPr>
-            <w:tcW w:w="1000" w:type="dxa"/>
-            <w:gridSpan w:val="2"/>
-          </w:tcPr>
-          <w:p>
-            <w:pPr>
-              <w:rPr>
-                <w:rFonts w:ascii="Times New Roman" w:hAnsi="Times New Roman" w:cs="Times New Roman"/>
-                <w:sz w:val="20"/>
-                <w:szCs w:val="20"/>
-              </w:rPr>
-            </w:pPr>
-          </w:p>
-        </w:tc>
-        <w:tc>
-          <w:tcPr>
-            <w:tcW w:w="1031" w:type="dxa"/>
-            <w:gridSpan w:val="2"/>
-          </w:tcPr>
-          <w:p>
-            <w:pPr>
-              <w:rPr>
-                <w:rFonts w:ascii="Times New Roman" w:hAnsi="Times New Roman" w:cs="Times New Roman"/>
-                <w:sz w:val="20"/>
-                <w:szCs w:val="20"/>
-              </w:rPr>
-            </w:pPr>
-          </w:p>
-        </w:tc>
-        <w:tc>
-          <w:tcPr>
-            <w:tcW w:w="1174" w:type="dxa"/>
-            <w:gridSpan w:val="4"/>
+            <w:tcW w:w="1195" w:type="dxa"/>
+          </w:tcPr>
+          <w:p>
+            <w:pPr>
+              <w:rPr>
+                <w:rFonts w:ascii="Times New Roman" w:hAnsi="Times New Roman" w:cs="Times New Roman"/>
+                <w:sz w:val="20"/>
+                <w:szCs w:val="20"/>
+              </w:rPr>
+            </w:pPr>
+          </w:p>
+        </w:tc>
+        <w:tc>
+          <w:tcPr>
+            <w:tcW w:w="990" w:type="dxa"/>
+          </w:tcPr>
+          <w:p>
+            <w:pPr>
+              <w:rPr>
+                <w:rFonts w:ascii="Times New Roman" w:hAnsi="Times New Roman" w:cs="Times New Roman"/>
+                <w:sz w:val="20"/>
+                <w:szCs w:val="20"/>
+              </w:rPr>
+            </w:pPr>
+          </w:p>
+        </w:tc>
+        <w:tc>
+          <w:tcPr>
+            <w:tcW w:w="990" w:type="dxa"/>
+          </w:tcPr>
+          <w:p>
+            <w:pPr>
+              <w:rPr>
+                <w:rFonts w:ascii="Times New Roman" w:hAnsi="Times New Roman" w:cs="Times New Roman"/>
+                <w:sz w:val="20"/>
+                <w:szCs w:val="20"/>
+              </w:rPr>
+            </w:pPr>
+          </w:p>
+        </w:tc>
+        <w:tc>
+          <w:tcPr>
+            <w:tcW w:w="1170" w:type="dxa"/>
           </w:tcPr>
           <w:p>
             <w:pPr>
@@ -4394,37 +4306,35 @@
         </w:tc>
         <w:tc>
           <w:tcPr>
-            <w:tcW w:w="1033" w:type="dxa"/>
-            <w:gridSpan w:val="3"/>
-          </w:tcPr>
-          <w:p>
-            <w:pPr>
-              <w:rPr>
-                <w:rFonts w:ascii="Times New Roman" w:hAnsi="Times New Roman" w:cs="Times New Roman"/>
-                <w:sz w:val="20"/>
-                <w:szCs w:val="20"/>
-              </w:rPr>
-            </w:pPr>
-          </w:p>
-        </w:tc>
-        <w:tc>
-          <w:tcPr>
-            <w:tcW w:w="1266" w:type="dxa"/>
-          </w:tcPr>
-          <w:p>
-            <w:pPr>
-              <w:rPr>
-                <w:rFonts w:ascii="Times New Roman" w:hAnsi="Times New Roman" w:cs="Times New Roman"/>
-                <w:sz w:val="20"/>
-                <w:szCs w:val="20"/>
-              </w:rPr>
-            </w:pPr>
-          </w:p>
-        </w:tc>
-        <w:tc>
-          <w:tcPr>
-            <w:tcW w:w="959" w:type="dxa"/>
-            <w:gridSpan w:val="3"/>
+            <w:tcW w:w="810" w:type="dxa"/>
+          </w:tcPr>
+          <w:p>
+            <w:pPr>
+              <w:rPr>
+                <w:rFonts w:ascii="Times New Roman" w:hAnsi="Times New Roman" w:cs="Times New Roman"/>
+                <w:sz w:val="20"/>
+                <w:szCs w:val="20"/>
+              </w:rPr>
+            </w:pPr>
+          </w:p>
+        </w:tc>
+        <w:tc>
+          <w:tcPr>
+            <w:tcW w:w="810" w:type="dxa"/>
+          </w:tcPr>
+          <w:p>
+            <w:pPr>
+              <w:rPr>
+                <w:rFonts w:ascii="Times New Roman" w:hAnsi="Times New Roman" w:cs="Times New Roman"/>
+                <w:sz w:val="20"/>
+                <w:szCs w:val="20"/>
+              </w:rPr>
+            </w:pPr>
+          </w:p>
+        </w:tc>
+        <w:tc>
+          <w:tcPr>
+            <w:tcW w:w="810" w:type="dxa"/>
           </w:tcPr>
           <w:p>
             <w:pPr>
@@ -4443,8 +4353,8 @@
         </w:trPr>
         <w:tc>
           <w:tcPr>
-            <w:tcW w:w="933" w:type="dxa"/>
-            <w:gridSpan w:val="3"/>
+            <w:tcW w:w="711" w:type="dxa"/>
+            <w:gridSpan w:val="2"/>
           </w:tcPr>
           <w:p>
             <w:pPr>
@@ -4466,7 +4376,7 @@
         </w:tc>
         <w:tc>
           <w:tcPr>
-            <w:tcW w:w="2316" w:type="dxa"/>
+            <w:tcW w:w="2319" w:type="dxa"/>
           </w:tcPr>
           <w:p>
             <w:pPr>
@@ -4488,23 +4398,21 @@
         </w:tc>
         <w:tc>
           <w:tcPr>
-            <w:tcW w:w="2067" w:type="dxa"/>
-            <w:gridSpan w:val="3"/>
-          </w:tcPr>
-          <w:p>
-            <w:pPr>
-              <w:rPr>
-                <w:rFonts w:ascii="Times New Roman" w:hAnsi="Times New Roman" w:cs="Times New Roman"/>
-                <w:sz w:val="20"/>
-                <w:szCs w:val="20"/>
-              </w:rPr>
-            </w:pPr>
-          </w:p>
-        </w:tc>
-        <w:tc>
-          <w:tcPr>
-            <w:tcW w:w="1000" w:type="dxa"/>
-            <w:gridSpan w:val="2"/>
+            <w:tcW w:w="1195" w:type="dxa"/>
+          </w:tcPr>
+          <w:p>
+            <w:pPr>
+              <w:rPr>
+                <w:rFonts w:ascii="Times New Roman" w:hAnsi="Times New Roman" w:cs="Times New Roman"/>
+                <w:sz w:val="20"/>
+                <w:szCs w:val="20"/>
+              </w:rPr>
+            </w:pPr>
+          </w:p>
+        </w:tc>
+        <w:tc>
+          <w:tcPr>
+            <w:tcW w:w="990" w:type="dxa"/>
           </w:tcPr>
           <w:p>
             <w:pPr>
@@ -4526,8 +4434,7 @@
         </w:tc>
         <w:tc>
           <w:tcPr>
-            <w:tcW w:w="1031" w:type="dxa"/>
-            <w:gridSpan w:val="2"/>
+            <w:tcW w:w="990" w:type="dxa"/>
           </w:tcPr>
           <w:p>
             <w:pPr>
@@ -4549,8 +4456,7 @@
         </w:tc>
         <w:tc>
           <w:tcPr>
-            <w:tcW w:w="1174" w:type="dxa"/>
-            <w:gridSpan w:val="4"/>
+            <w:tcW w:w="1170" w:type="dxa"/>
           </w:tcPr>
           <w:p>
             <w:pPr>
@@ -4572,8 +4478,7 @@
         </w:tc>
         <w:tc>
           <w:tcPr>
-            <w:tcW w:w="1033" w:type="dxa"/>
-            <w:gridSpan w:val="3"/>
+            <w:tcW w:w="810" w:type="dxa"/>
           </w:tcPr>
           <w:p>
             <w:pPr>
@@ -4595,7 +4500,7 @@
         </w:tc>
         <w:tc>
           <w:tcPr>
-            <w:tcW w:w="1266" w:type="dxa"/>
+            <w:tcW w:w="810" w:type="dxa"/>
           </w:tcPr>
           <w:p>
             <w:pPr>
@@ -4617,8 +4522,7 @@
         </w:tc>
         <w:tc>
           <w:tcPr>
-            <w:tcW w:w="959" w:type="dxa"/>
-            <w:gridSpan w:val="3"/>
+            <w:tcW w:w="810" w:type="dxa"/>
           </w:tcPr>
           <w:p>
             <w:pPr>
@@ -4645,8 +4549,8 @@
         </w:trPr>
         <w:tc>
           <w:tcPr>
-            <w:tcW w:w="933" w:type="dxa"/>
-            <w:gridSpan w:val="3"/>
+            <w:tcW w:w="711" w:type="dxa"/>
+            <w:gridSpan w:val="2"/>
           </w:tcPr>
           <w:p>
             <w:pPr>
@@ -4669,7 +4573,7 @@
         </w:tc>
         <w:tc>
           <w:tcPr>
-            <w:tcW w:w="2316" w:type="dxa"/>
+            <w:tcW w:w="2319" w:type="dxa"/>
           </w:tcPr>
           <w:p>
             <w:pPr>
@@ -4691,23 +4595,21 @@
         </w:tc>
         <w:tc>
           <w:tcPr>
-            <w:tcW w:w="2067" w:type="dxa"/>
-            <w:gridSpan w:val="3"/>
-          </w:tcPr>
-          <w:p>
-            <w:pPr>
-              <w:rPr>
-                <w:rFonts w:ascii="Times New Roman" w:hAnsi="Times New Roman" w:cs="Times New Roman"/>
-                <w:sz w:val="20"/>
-                <w:szCs w:val="20"/>
-              </w:rPr>
-            </w:pPr>
-          </w:p>
-        </w:tc>
-        <w:tc>
-          <w:tcPr>
-            <w:tcW w:w="1000" w:type="dxa"/>
-            <w:gridSpan w:val="2"/>
+            <w:tcW w:w="1195" w:type="dxa"/>
+          </w:tcPr>
+          <w:p>
+            <w:pPr>
+              <w:rPr>
+                <w:rFonts w:ascii="Times New Roman" w:hAnsi="Times New Roman" w:cs="Times New Roman"/>
+                <w:sz w:val="20"/>
+                <w:szCs w:val="20"/>
+              </w:rPr>
+            </w:pPr>
+          </w:p>
+        </w:tc>
+        <w:tc>
+          <w:tcPr>
+            <w:tcW w:w="990" w:type="dxa"/>
           </w:tcPr>
           <w:p>
             <w:pPr>
@@ -4729,8 +4631,7 @@
         </w:tc>
         <w:tc>
           <w:tcPr>
-            <w:tcW w:w="1031" w:type="dxa"/>
-            <w:gridSpan w:val="2"/>
+            <w:tcW w:w="990" w:type="dxa"/>
           </w:tcPr>
           <w:p>
             <w:pPr>
@@ -4752,8 +4653,7 @@
         </w:tc>
         <w:tc>
           <w:tcPr>
-            <w:tcW w:w="1174" w:type="dxa"/>
-            <w:gridSpan w:val="4"/>
+            <w:tcW w:w="1170" w:type="dxa"/>
           </w:tcPr>
           <w:p>
             <w:pPr>
@@ -4775,8 +4675,7 @@
         </w:tc>
         <w:tc>
           <w:tcPr>
-            <w:tcW w:w="1033" w:type="dxa"/>
-            <w:gridSpan w:val="3"/>
+            <w:tcW w:w="810" w:type="dxa"/>
           </w:tcPr>
           <w:p>
             <w:pPr>
@@ -4798,7 +4697,7 @@
         </w:tc>
         <w:tc>
           <w:tcPr>
-            <w:tcW w:w="1266" w:type="dxa"/>
+            <w:tcW w:w="810" w:type="dxa"/>
           </w:tcPr>
           <w:p>
             <w:pPr>
@@ -4820,8 +4719,7 @@
         </w:tc>
         <w:tc>
           <w:tcPr>
-            <w:tcW w:w="959" w:type="dxa"/>
-            <w:gridSpan w:val="3"/>
+            <w:tcW w:w="810" w:type="dxa"/>
           </w:tcPr>
           <w:p>
             <w:pPr>
@@ -4848,8 +4746,8 @@
         </w:trPr>
         <w:tc>
           <w:tcPr>
-            <w:tcW w:w="933" w:type="dxa"/>
-            <w:gridSpan w:val="3"/>
+            <w:tcW w:w="711" w:type="dxa"/>
+            <w:gridSpan w:val="2"/>
           </w:tcPr>
           <w:p>
             <w:pPr>
@@ -4871,7 +4769,7 @@
         </w:tc>
         <w:tc>
           <w:tcPr>
-            <w:tcW w:w="2316" w:type="dxa"/>
+            <w:tcW w:w="2319" w:type="dxa"/>
           </w:tcPr>
           <w:p>
             <w:pPr>
@@ -4893,23 +4791,21 @@
         </w:tc>
         <w:tc>
           <w:tcPr>
-            <w:tcW w:w="2067" w:type="dxa"/>
-            <w:gridSpan w:val="3"/>
-          </w:tcPr>
-          <w:p>
-            <w:pPr>
-              <w:rPr>
-                <w:rFonts w:ascii="Times New Roman" w:hAnsi="Times New Roman" w:cs="Times New Roman"/>
-                <w:sz w:val="20"/>
-                <w:szCs w:val="20"/>
-              </w:rPr>
-            </w:pPr>
-          </w:p>
-        </w:tc>
-        <w:tc>
-          <w:tcPr>
-            <w:tcW w:w="1000" w:type="dxa"/>
-            <w:gridSpan w:val="2"/>
+            <w:tcW w:w="1195" w:type="dxa"/>
+          </w:tcPr>
+          <w:p>
+            <w:pPr>
+              <w:rPr>
+                <w:rFonts w:ascii="Times New Roman" w:hAnsi="Times New Roman" w:cs="Times New Roman"/>
+                <w:sz w:val="20"/>
+                <w:szCs w:val="20"/>
+              </w:rPr>
+            </w:pPr>
+          </w:p>
+        </w:tc>
+        <w:tc>
+          <w:tcPr>
+            <w:tcW w:w="990" w:type="dxa"/>
           </w:tcPr>
           <w:p>
             <w:pPr>
@@ -4931,8 +4827,7 @@
         </w:tc>
         <w:tc>
           <w:tcPr>
-            <w:tcW w:w="1031" w:type="dxa"/>
-            <w:gridSpan w:val="2"/>
+            <w:tcW w:w="990" w:type="dxa"/>
           </w:tcPr>
           <w:p>
             <w:pPr>
@@ -4954,8 +4849,7 @@
         </w:tc>
         <w:tc>
           <w:tcPr>
-            <w:tcW w:w="1174" w:type="dxa"/>
-            <w:gridSpan w:val="4"/>
+            <w:tcW w:w="1170" w:type="dxa"/>
           </w:tcPr>
           <w:p>
             <w:pPr>
@@ -4977,8 +4871,7 @@
         </w:tc>
         <w:tc>
           <w:tcPr>
-            <w:tcW w:w="1033" w:type="dxa"/>
-            <w:gridSpan w:val="3"/>
+            <w:tcW w:w="810" w:type="dxa"/>
           </w:tcPr>
           <w:p>
             <w:pPr>
@@ -5000,7 +4893,7 @@
         </w:tc>
         <w:tc>
           <w:tcPr>
-            <w:tcW w:w="1266" w:type="dxa"/>
+            <w:tcW w:w="810" w:type="dxa"/>
           </w:tcPr>
           <w:p>
             <w:pPr>
@@ -5022,8 +4915,7 @@
         </w:tc>
         <w:tc>
           <w:tcPr>
-            <w:tcW w:w="959" w:type="dxa"/>
-            <w:gridSpan w:val="3"/>
+            <w:tcW w:w="810" w:type="dxa"/>
           </w:tcPr>
           <w:p>
             <w:pPr>
@@ -5050,8 +4942,8 @@
         </w:trPr>
         <w:tc>
           <w:tcPr>
-            <w:tcW w:w="933" w:type="dxa"/>
-            <w:gridSpan w:val="3"/>
+            <w:tcW w:w="711" w:type="dxa"/>
+            <w:gridSpan w:val="2"/>
           </w:tcPr>
           <w:p>
             <w:pPr>
@@ -5073,7 +4965,7 @@
         </w:tc>
         <w:tc>
           <w:tcPr>
-            <w:tcW w:w="2316" w:type="dxa"/>
+            <w:tcW w:w="2319" w:type="dxa"/>
           </w:tcPr>
           <w:p>
             <w:pPr>
@@ -5095,23 +4987,21 @@
         </w:tc>
         <w:tc>
           <w:tcPr>
-            <w:tcW w:w="2067" w:type="dxa"/>
-            <w:gridSpan w:val="3"/>
-          </w:tcPr>
-          <w:p>
-            <w:pPr>
-              <w:rPr>
-                <w:rFonts w:ascii="Times New Roman" w:hAnsi="Times New Roman" w:cs="Times New Roman"/>
-                <w:sz w:val="20"/>
-                <w:szCs w:val="20"/>
-              </w:rPr>
-            </w:pPr>
-          </w:p>
-        </w:tc>
-        <w:tc>
-          <w:tcPr>
-            <w:tcW w:w="1000" w:type="dxa"/>
-            <w:gridSpan w:val="2"/>
+            <w:tcW w:w="1195" w:type="dxa"/>
+          </w:tcPr>
+          <w:p>
+            <w:pPr>
+              <w:rPr>
+                <w:rFonts w:ascii="Times New Roman" w:hAnsi="Times New Roman" w:cs="Times New Roman"/>
+                <w:sz w:val="20"/>
+                <w:szCs w:val="20"/>
+              </w:rPr>
+            </w:pPr>
+          </w:p>
+        </w:tc>
+        <w:tc>
+          <w:tcPr>
+            <w:tcW w:w="990" w:type="dxa"/>
           </w:tcPr>
           <w:p>
             <w:pPr>
@@ -5133,8 +5023,7 @@
         </w:tc>
         <w:tc>
           <w:tcPr>
-            <w:tcW w:w="1031" w:type="dxa"/>
-            <w:gridSpan w:val="2"/>
+            <w:tcW w:w="990" w:type="dxa"/>
           </w:tcPr>
           <w:p>
             <w:pPr>
@@ -5156,8 +5045,7 @@
         </w:tc>
         <w:tc>
           <w:tcPr>
-            <w:tcW w:w="1174" w:type="dxa"/>
-            <w:gridSpan w:val="4"/>
+            <w:tcW w:w="1170" w:type="dxa"/>
           </w:tcPr>
           <w:p>
             <w:pPr>
@@ -5179,8 +5067,7 @@
         </w:tc>
         <w:tc>
           <w:tcPr>
-            <w:tcW w:w="1033" w:type="dxa"/>
-            <w:gridSpan w:val="3"/>
+            <w:tcW w:w="810" w:type="dxa"/>
           </w:tcPr>
           <w:p>
             <w:pPr>
@@ -5202,7 +5089,7 @@
         </w:tc>
         <w:tc>
           <w:tcPr>
-            <w:tcW w:w="1266" w:type="dxa"/>
+            <w:tcW w:w="810" w:type="dxa"/>
           </w:tcPr>
           <w:p>
             <w:pPr>
@@ -5224,8 +5111,7 @@
         </w:tc>
         <w:tc>
           <w:tcPr>
-            <w:tcW w:w="959" w:type="dxa"/>
-            <w:gridSpan w:val="3"/>
+            <w:tcW w:w="810" w:type="dxa"/>
           </w:tcPr>
           <w:p>
             <w:pPr>
@@ -5252,8 +5138,8 @@
         </w:trPr>
         <w:tc>
           <w:tcPr>
-            <w:tcW w:w="933" w:type="dxa"/>
-            <w:gridSpan w:val="3"/>
+            <w:tcW w:w="711" w:type="dxa"/>
+            <w:gridSpan w:val="2"/>
           </w:tcPr>
           <w:p>
             <w:pPr>
@@ -5275,7 +5161,7 @@
         </w:tc>
         <w:tc>
           <w:tcPr>
-            <w:tcW w:w="2316" w:type="dxa"/>
+            <w:tcW w:w="2319" w:type="dxa"/>
           </w:tcPr>
           <w:p>
             <w:pPr>
@@ -5297,23 +5183,21 @@
         </w:tc>
         <w:tc>
           <w:tcPr>
-            <w:tcW w:w="2067" w:type="dxa"/>
-            <w:gridSpan w:val="3"/>
-          </w:tcPr>
-          <w:p>
-            <w:pPr>
-              <w:rPr>
-                <w:rFonts w:ascii="Times New Roman" w:hAnsi="Times New Roman" w:cs="Times New Roman"/>
-                <w:sz w:val="20"/>
-                <w:szCs w:val="20"/>
-              </w:rPr>
-            </w:pPr>
-          </w:p>
-        </w:tc>
-        <w:tc>
-          <w:tcPr>
-            <w:tcW w:w="1000" w:type="dxa"/>
-            <w:gridSpan w:val="2"/>
+            <w:tcW w:w="1195" w:type="dxa"/>
+          </w:tcPr>
+          <w:p>
+            <w:pPr>
+              <w:rPr>
+                <w:rFonts w:ascii="Times New Roman" w:hAnsi="Times New Roman" w:cs="Times New Roman"/>
+                <w:sz w:val="20"/>
+                <w:szCs w:val="20"/>
+              </w:rPr>
+            </w:pPr>
+          </w:p>
+        </w:tc>
+        <w:tc>
+          <w:tcPr>
+            <w:tcW w:w="990" w:type="dxa"/>
           </w:tcPr>
           <w:p>
             <w:pPr>
@@ -5335,8 +5219,7 @@
         </w:tc>
         <w:tc>
           <w:tcPr>
-            <w:tcW w:w="1031" w:type="dxa"/>
-            <w:gridSpan w:val="2"/>
+            <w:tcW w:w="990" w:type="dxa"/>
           </w:tcPr>
           <w:p>
             <w:pPr>
@@ -5358,8 +5241,7 @@
         </w:tc>
         <w:tc>
           <w:tcPr>
-            <w:tcW w:w="1174" w:type="dxa"/>
-            <w:gridSpan w:val="4"/>
+            <w:tcW w:w="1170" w:type="dxa"/>
           </w:tcPr>
           <w:p>
             <w:pPr>
@@ -5381,8 +5263,7 @@
         </w:tc>
         <w:tc>
           <w:tcPr>
-            <w:tcW w:w="1033" w:type="dxa"/>
-            <w:gridSpan w:val="3"/>
+            <w:tcW w:w="810" w:type="dxa"/>
           </w:tcPr>
           <w:p>
             <w:pPr>
@@ -5404,7 +5285,7 @@
         </w:tc>
         <w:tc>
           <w:tcPr>
-            <w:tcW w:w="1266" w:type="dxa"/>
+            <w:tcW w:w="810" w:type="dxa"/>
           </w:tcPr>
           <w:p>
             <w:pPr>
@@ -5426,8 +5307,7 @@
         </w:tc>
         <w:tc>
           <w:tcPr>
-            <w:tcW w:w="959" w:type="dxa"/>
-            <w:gridSpan w:val="3"/>
+            <w:tcW w:w="810" w:type="dxa"/>
           </w:tcPr>
           <w:p>
             <w:pPr>
@@ -5454,8 +5334,8 @@
         </w:trPr>
         <w:tc>
           <w:tcPr>
-            <w:tcW w:w="933" w:type="dxa"/>
-            <w:gridSpan w:val="3"/>
+            <w:tcW w:w="711" w:type="dxa"/>
+            <w:gridSpan w:val="2"/>
           </w:tcPr>
           <w:p>
             <w:pPr>
@@ -5477,7 +5357,7 @@
         </w:tc>
         <w:tc>
           <w:tcPr>
-            <w:tcW w:w="2316" w:type="dxa"/>
+            <w:tcW w:w="2319" w:type="dxa"/>
           </w:tcPr>
           <w:p>
             <w:pPr>
@@ -5499,23 +5379,21 @@
         </w:tc>
         <w:tc>
           <w:tcPr>
-            <w:tcW w:w="2067" w:type="dxa"/>
-            <w:gridSpan w:val="3"/>
-          </w:tcPr>
-          <w:p>
-            <w:pPr>
-              <w:rPr>
-                <w:rFonts w:ascii="Times New Roman" w:hAnsi="Times New Roman" w:cs="Times New Roman"/>
-                <w:sz w:val="20"/>
-                <w:szCs w:val="20"/>
-              </w:rPr>
-            </w:pPr>
-          </w:p>
-        </w:tc>
-        <w:tc>
-          <w:tcPr>
-            <w:tcW w:w="1000" w:type="dxa"/>
-            <w:gridSpan w:val="2"/>
+            <w:tcW w:w="1195" w:type="dxa"/>
+          </w:tcPr>
+          <w:p>
+            <w:pPr>
+              <w:rPr>
+                <w:rFonts w:ascii="Times New Roman" w:hAnsi="Times New Roman" w:cs="Times New Roman"/>
+                <w:sz w:val="20"/>
+                <w:szCs w:val="20"/>
+              </w:rPr>
+            </w:pPr>
+          </w:p>
+        </w:tc>
+        <w:tc>
+          <w:tcPr>
+            <w:tcW w:w="990" w:type="dxa"/>
           </w:tcPr>
           <w:p>
             <w:pPr>
@@ -5537,8 +5415,7 @@
         </w:tc>
         <w:tc>
           <w:tcPr>
-            <w:tcW w:w="1031" w:type="dxa"/>
-            <w:gridSpan w:val="2"/>
+            <w:tcW w:w="990" w:type="dxa"/>
           </w:tcPr>
           <w:p>
             <w:pPr>
@@ -5560,8 +5437,7 @@
         </w:tc>
         <w:tc>
           <w:tcPr>
-            <w:tcW w:w="1174" w:type="dxa"/>
-            <w:gridSpan w:val="4"/>
+            <w:tcW w:w="1170" w:type="dxa"/>
           </w:tcPr>
           <w:p>
             <w:pPr>
@@ -5583,8 +5459,7 @@
         </w:tc>
         <w:tc>
           <w:tcPr>
-            <w:tcW w:w="1033" w:type="dxa"/>
-            <w:gridSpan w:val="3"/>
+            <w:tcW w:w="810" w:type="dxa"/>
           </w:tcPr>
           <w:p>
             <w:pPr>
@@ -5606,7 +5481,7 @@
         </w:tc>
         <w:tc>
           <w:tcPr>
-            <w:tcW w:w="1266" w:type="dxa"/>
+            <w:tcW w:w="810" w:type="dxa"/>
           </w:tcPr>
           <w:p>
             <w:pPr>
@@ -5628,8 +5503,7 @@
         </w:tc>
         <w:tc>
           <w:tcPr>
-            <w:tcW w:w="959" w:type="dxa"/>
-            <w:gridSpan w:val="3"/>
+            <w:tcW w:w="810" w:type="dxa"/>
           </w:tcPr>
           <w:p>
             <w:pPr>
@@ -5656,8 +5530,8 @@
         </w:trPr>
         <w:tc>
           <w:tcPr>
-            <w:tcW w:w="933" w:type="dxa"/>
-            <w:gridSpan w:val="3"/>
+            <w:tcW w:w="711" w:type="dxa"/>
+            <w:gridSpan w:val="2"/>
           </w:tcPr>
           <w:p>
             <w:pPr>
@@ -5679,7 +5553,7 @@
         </w:tc>
         <w:tc>
           <w:tcPr>
-            <w:tcW w:w="2316" w:type="dxa"/>
+            <w:tcW w:w="2319" w:type="dxa"/>
           </w:tcPr>
           <w:p>
             <w:pPr>
@@ -5701,23 +5575,21 @@
         </w:tc>
         <w:tc>
           <w:tcPr>
-            <w:tcW w:w="2067" w:type="dxa"/>
-            <w:gridSpan w:val="3"/>
-          </w:tcPr>
-          <w:p>
-            <w:pPr>
-              <w:rPr>
-                <w:rFonts w:ascii="Times New Roman" w:hAnsi="Times New Roman" w:cs="Times New Roman"/>
-                <w:sz w:val="20"/>
-                <w:szCs w:val="20"/>
-              </w:rPr>
-            </w:pPr>
-          </w:p>
-        </w:tc>
-        <w:tc>
-          <w:tcPr>
-            <w:tcW w:w="1000" w:type="dxa"/>
-            <w:gridSpan w:val="2"/>
+            <w:tcW w:w="1195" w:type="dxa"/>
+          </w:tcPr>
+          <w:p>
+            <w:pPr>
+              <w:rPr>
+                <w:rFonts w:ascii="Times New Roman" w:hAnsi="Times New Roman" w:cs="Times New Roman"/>
+                <w:sz w:val="20"/>
+                <w:szCs w:val="20"/>
+              </w:rPr>
+            </w:pPr>
+          </w:p>
+        </w:tc>
+        <w:tc>
+          <w:tcPr>
+            <w:tcW w:w="990" w:type="dxa"/>
           </w:tcPr>
           <w:p>
             <w:pPr>
@@ -5739,8 +5611,7 @@
         </w:tc>
         <w:tc>
           <w:tcPr>
-            <w:tcW w:w="1031" w:type="dxa"/>
-            <w:gridSpan w:val="2"/>
+            <w:tcW w:w="990" w:type="dxa"/>
           </w:tcPr>
           <w:p>
             <w:pPr>
@@ -5762,8 +5633,7 @@
         </w:tc>
         <w:tc>
           <w:tcPr>
-            <w:tcW w:w="1174" w:type="dxa"/>
-            <w:gridSpan w:val="4"/>
+            <w:tcW w:w="1170" w:type="dxa"/>
           </w:tcPr>
           <w:p>
             <w:pPr>
@@ -5785,8 +5655,7 @@
         </w:tc>
         <w:tc>
           <w:tcPr>
-            <w:tcW w:w="1033" w:type="dxa"/>
-            <w:gridSpan w:val="3"/>
+            <w:tcW w:w="810" w:type="dxa"/>
           </w:tcPr>
           <w:p>
             <w:pPr>
@@ -5808,7 +5677,7 @@
         </w:tc>
         <w:tc>
           <w:tcPr>
-            <w:tcW w:w="1266" w:type="dxa"/>
+            <w:tcW w:w="810" w:type="dxa"/>
           </w:tcPr>
           <w:p>
             <w:pPr>
@@ -5830,8 +5699,7 @@
         </w:tc>
         <w:tc>
           <w:tcPr>
-            <w:tcW w:w="959" w:type="dxa"/>
-            <w:gridSpan w:val="3"/>
+            <w:tcW w:w="810" w:type="dxa"/>
           </w:tcPr>
           <w:p>
             <w:pPr>
@@ -5858,8 +5726,8 @@
         </w:trPr>
         <w:tc>
           <w:tcPr>
-            <w:tcW w:w="933" w:type="dxa"/>
-            <w:gridSpan w:val="3"/>
+            <w:tcW w:w="711" w:type="dxa"/>
+            <w:gridSpan w:val="2"/>
           </w:tcPr>
           <w:p>
             <w:pPr>
@@ -5881,7 +5749,7 @@
         </w:tc>
         <w:tc>
           <w:tcPr>
-            <w:tcW w:w="2316" w:type="dxa"/>
+            <w:tcW w:w="2319" w:type="dxa"/>
           </w:tcPr>
           <w:p>
             <w:pPr>
@@ -5903,53 +5771,49 @@
         </w:tc>
         <w:tc>
           <w:tcPr>
-            <w:tcW w:w="2067" w:type="dxa"/>
-            <w:gridSpan w:val="3"/>
-          </w:tcPr>
-          <w:p>
-            <w:pPr>
-              <w:rPr>
-                <w:rFonts w:ascii="Times New Roman" w:hAnsi="Times New Roman" w:cs="Times New Roman"/>
-                <w:sz w:val="20"/>
-                <w:szCs w:val="20"/>
-              </w:rPr>
-            </w:pPr>
-          </w:p>
-        </w:tc>
-        <w:tc>
-          <w:tcPr>
-            <w:tcW w:w="1000" w:type="dxa"/>
-            <w:gridSpan w:val="2"/>
-          </w:tcPr>
-          <w:p>
-            <w:pPr>
-              <w:rPr>
-                <w:rFonts w:ascii="Times New Roman" w:hAnsi="Times New Roman" w:cs="Times New Roman"/>
-                <w:sz w:val="20"/>
-                <w:szCs w:val="20"/>
-              </w:rPr>
-            </w:pPr>
-          </w:p>
-        </w:tc>
-        <w:tc>
-          <w:tcPr>
-            <w:tcW w:w="1031" w:type="dxa"/>
-            <w:gridSpan w:val="2"/>
-          </w:tcPr>
-          <w:p>
-            <w:pPr>
-              <w:rPr>
-                <w:rFonts w:ascii="Times New Roman" w:hAnsi="Times New Roman" w:cs="Times New Roman"/>
-                <w:sz w:val="20"/>
-                <w:szCs w:val="20"/>
-              </w:rPr>
-            </w:pPr>
-          </w:p>
-        </w:tc>
-        <w:tc>
-          <w:tcPr>
-            <w:tcW w:w="1174" w:type="dxa"/>
-            <w:gridSpan w:val="4"/>
+            <w:tcW w:w="1195" w:type="dxa"/>
+          </w:tcPr>
+          <w:p>
+            <w:pPr>
+              <w:rPr>
+                <w:rFonts w:ascii="Times New Roman" w:hAnsi="Times New Roman" w:cs="Times New Roman"/>
+                <w:sz w:val="20"/>
+                <w:szCs w:val="20"/>
+              </w:rPr>
+            </w:pPr>
+          </w:p>
+        </w:tc>
+        <w:tc>
+          <w:tcPr>
+            <w:tcW w:w="990" w:type="dxa"/>
+          </w:tcPr>
+          <w:p>
+            <w:pPr>
+              <w:rPr>
+                <w:rFonts w:ascii="Times New Roman" w:hAnsi="Times New Roman" w:cs="Times New Roman"/>
+                <w:sz w:val="20"/>
+                <w:szCs w:val="20"/>
+              </w:rPr>
+            </w:pPr>
+          </w:p>
+        </w:tc>
+        <w:tc>
+          <w:tcPr>
+            <w:tcW w:w="990" w:type="dxa"/>
+          </w:tcPr>
+          <w:p>
+            <w:pPr>
+              <w:rPr>
+                <w:rFonts w:ascii="Times New Roman" w:hAnsi="Times New Roman" w:cs="Times New Roman"/>
+                <w:sz w:val="20"/>
+                <w:szCs w:val="20"/>
+              </w:rPr>
+            </w:pPr>
+          </w:p>
+        </w:tc>
+        <w:tc>
+          <w:tcPr>
+            <w:tcW w:w="1170" w:type="dxa"/>
           </w:tcPr>
           <w:p>
             <w:pPr>
@@ -5971,37 +5835,35 @@
         </w:tc>
         <w:tc>
           <w:tcPr>
-            <w:tcW w:w="1033" w:type="dxa"/>
-            <w:gridSpan w:val="3"/>
-          </w:tcPr>
-          <w:p>
-            <w:pPr>
-              <w:rPr>
-                <w:rFonts w:ascii="Times New Roman" w:hAnsi="Times New Roman" w:cs="Times New Roman"/>
-                <w:sz w:val="20"/>
-                <w:szCs w:val="20"/>
-              </w:rPr>
-            </w:pPr>
-          </w:p>
-        </w:tc>
-        <w:tc>
-          <w:tcPr>
-            <w:tcW w:w="1266" w:type="dxa"/>
-          </w:tcPr>
-          <w:p>
-            <w:pPr>
-              <w:rPr>
-                <w:rFonts w:ascii="Times New Roman" w:hAnsi="Times New Roman" w:cs="Times New Roman"/>
-                <w:sz w:val="20"/>
-                <w:szCs w:val="20"/>
-              </w:rPr>
-            </w:pPr>
-          </w:p>
-        </w:tc>
-        <w:tc>
-          <w:tcPr>
-            <w:tcW w:w="959" w:type="dxa"/>
-            <w:gridSpan w:val="3"/>
+            <w:tcW w:w="810" w:type="dxa"/>
+          </w:tcPr>
+          <w:p>
+            <w:pPr>
+              <w:rPr>
+                <w:rFonts w:ascii="Times New Roman" w:hAnsi="Times New Roman" w:cs="Times New Roman"/>
+                <w:sz w:val="20"/>
+                <w:szCs w:val="20"/>
+              </w:rPr>
+            </w:pPr>
+          </w:p>
+        </w:tc>
+        <w:tc>
+          <w:tcPr>
+            <w:tcW w:w="810" w:type="dxa"/>
+          </w:tcPr>
+          <w:p>
+            <w:pPr>
+              <w:rPr>
+                <w:rFonts w:ascii="Times New Roman" w:hAnsi="Times New Roman" w:cs="Times New Roman"/>
+                <w:sz w:val="20"/>
+                <w:szCs w:val="20"/>
+              </w:rPr>
+            </w:pPr>
+          </w:p>
+        </w:tc>
+        <w:tc>
+          <w:tcPr>
+            <w:tcW w:w="810" w:type="dxa"/>
           </w:tcPr>
           <w:p>
             <w:pPr>
@@ -6020,8 +5882,8 @@
         </w:trPr>
         <w:tc>
           <w:tcPr>
-            <w:tcW w:w="933" w:type="dxa"/>
-            <w:gridSpan w:val="3"/>
+            <w:tcW w:w="711" w:type="dxa"/>
+            <w:gridSpan w:val="2"/>
           </w:tcPr>
           <w:p>
             <w:pPr>
@@ -6043,7 +5905,7 @@
         </w:tc>
         <w:tc>
           <w:tcPr>
-            <w:tcW w:w="2316" w:type="dxa"/>
+            <w:tcW w:w="2319" w:type="dxa"/>
           </w:tcPr>
           <w:p>
             <w:pPr>
@@ -6065,23 +5927,21 @@
         </w:tc>
         <w:tc>
           <w:tcPr>
-            <w:tcW w:w="2067" w:type="dxa"/>
-            <w:gridSpan w:val="3"/>
-          </w:tcPr>
-          <w:p>
-            <w:pPr>
-              <w:rPr>
-                <w:rFonts w:ascii="Times New Roman" w:hAnsi="Times New Roman" w:cs="Times New Roman"/>
-                <w:sz w:val="20"/>
-                <w:szCs w:val="20"/>
-              </w:rPr>
-            </w:pPr>
-          </w:p>
-        </w:tc>
-        <w:tc>
-          <w:tcPr>
-            <w:tcW w:w="1000" w:type="dxa"/>
-            <w:gridSpan w:val="2"/>
+            <w:tcW w:w="1195" w:type="dxa"/>
+          </w:tcPr>
+          <w:p>
+            <w:pPr>
+              <w:rPr>
+                <w:rFonts w:ascii="Times New Roman" w:hAnsi="Times New Roman" w:cs="Times New Roman"/>
+                <w:sz w:val="20"/>
+                <w:szCs w:val="20"/>
+              </w:rPr>
+            </w:pPr>
+          </w:p>
+        </w:tc>
+        <w:tc>
+          <w:tcPr>
+            <w:tcW w:w="990" w:type="dxa"/>
           </w:tcPr>
           <w:p>
             <w:pPr>
@@ -6103,8 +5963,7 @@
         </w:tc>
         <w:tc>
           <w:tcPr>
-            <w:tcW w:w="1031" w:type="dxa"/>
-            <w:gridSpan w:val="2"/>
+            <w:tcW w:w="990" w:type="dxa"/>
           </w:tcPr>
           <w:p>
             <w:pPr>
@@ -6126,8 +5985,7 @@
         </w:tc>
         <w:tc>
           <w:tcPr>
-            <w:tcW w:w="1174" w:type="dxa"/>
-            <w:gridSpan w:val="4"/>
+            <w:tcW w:w="1170" w:type="dxa"/>
           </w:tcPr>
           <w:p>
             <w:pPr>
@@ -6149,8 +6007,7 @@
         </w:tc>
         <w:tc>
           <w:tcPr>
-            <w:tcW w:w="1033" w:type="dxa"/>
-            <w:gridSpan w:val="3"/>
+            <w:tcW w:w="810" w:type="dxa"/>
           </w:tcPr>
           <w:p>
             <w:pPr>
@@ -6172,7 +6029,7 @@
         </w:tc>
         <w:tc>
           <w:tcPr>
-            <w:tcW w:w="1266" w:type="dxa"/>
+            <w:tcW w:w="810" w:type="dxa"/>
           </w:tcPr>
           <w:p>
             <w:pPr>
@@ -6194,8 +6051,7 @@
         </w:tc>
         <w:tc>
           <w:tcPr>
-            <w:tcW w:w="959" w:type="dxa"/>
-            <w:gridSpan w:val="3"/>
+            <w:tcW w:w="810" w:type="dxa"/>
           </w:tcPr>
           <w:p>
             <w:pPr>
@@ -6222,8 +6078,8 @@
         </w:trPr>
         <w:tc>
           <w:tcPr>
-            <w:tcW w:w="933" w:type="dxa"/>
-            <w:gridSpan w:val="3"/>
+            <w:tcW w:w="711" w:type="dxa"/>
+            <w:gridSpan w:val="2"/>
           </w:tcPr>
           <w:p>
             <w:pPr>
@@ -6245,7 +6101,7 @@
         </w:tc>
         <w:tc>
           <w:tcPr>
-            <w:tcW w:w="2316" w:type="dxa"/>
+            <w:tcW w:w="2319" w:type="dxa"/>
           </w:tcPr>
           <w:p>
             <w:pPr>
@@ -6267,23 +6123,21 @@
         </w:tc>
         <w:tc>
           <w:tcPr>
-            <w:tcW w:w="2067" w:type="dxa"/>
-            <w:gridSpan w:val="3"/>
-          </w:tcPr>
-          <w:p>
-            <w:pPr>
-              <w:rPr>
-                <w:rFonts w:ascii="Times New Roman" w:hAnsi="Times New Roman" w:cs="Times New Roman"/>
-                <w:sz w:val="20"/>
-                <w:szCs w:val="20"/>
-              </w:rPr>
-            </w:pPr>
-          </w:p>
-        </w:tc>
-        <w:tc>
-          <w:tcPr>
-            <w:tcW w:w="1000" w:type="dxa"/>
-            <w:gridSpan w:val="2"/>
+            <w:tcW w:w="1195" w:type="dxa"/>
+          </w:tcPr>
+          <w:p>
+            <w:pPr>
+              <w:rPr>
+                <w:rFonts w:ascii="Times New Roman" w:hAnsi="Times New Roman" w:cs="Times New Roman"/>
+                <w:sz w:val="20"/>
+                <w:szCs w:val="20"/>
+              </w:rPr>
+            </w:pPr>
+          </w:p>
+        </w:tc>
+        <w:tc>
+          <w:tcPr>
+            <w:tcW w:w="990" w:type="dxa"/>
           </w:tcPr>
           <w:p>
             <w:pPr>
@@ -6305,8 +6159,7 @@
         </w:tc>
         <w:tc>
           <w:tcPr>
-            <w:tcW w:w="1031" w:type="dxa"/>
-            <w:gridSpan w:val="2"/>
+            <w:tcW w:w="990" w:type="dxa"/>
           </w:tcPr>
           <w:p>
             <w:pPr>
@@ -6328,8 +6181,7 @@
         </w:tc>
         <w:tc>
           <w:tcPr>
-            <w:tcW w:w="1174" w:type="dxa"/>
-            <w:gridSpan w:val="4"/>
+            <w:tcW w:w="1170" w:type="dxa"/>
           </w:tcPr>
           <w:p>
             <w:pPr>
@@ -6351,8 +6203,7 @@
         </w:tc>
         <w:tc>
           <w:tcPr>
-            <w:tcW w:w="1033" w:type="dxa"/>
-            <w:gridSpan w:val="3"/>
+            <w:tcW w:w="810" w:type="dxa"/>
           </w:tcPr>
           <w:p>
             <w:pPr>
@@ -6374,7 +6225,7 @@
         </w:tc>
         <w:tc>
           <w:tcPr>
-            <w:tcW w:w="1266" w:type="dxa"/>
+            <w:tcW w:w="810" w:type="dxa"/>
           </w:tcPr>
           <w:p>
             <w:pPr>
@@ -6396,8 +6247,7 @@
         </w:tc>
         <w:tc>
           <w:tcPr>
-            <w:tcW w:w="959" w:type="dxa"/>
-            <w:gridSpan w:val="3"/>
+            <w:tcW w:w="810" w:type="dxa"/>
           </w:tcPr>
           <w:p>
             <w:pPr>
@@ -6424,8 +6274,8 @@
         </w:trPr>
         <w:tc>
           <w:tcPr>
-            <w:tcW w:w="933" w:type="dxa"/>
-            <w:gridSpan w:val="3"/>
+            <w:tcW w:w="711" w:type="dxa"/>
+            <w:gridSpan w:val="2"/>
           </w:tcPr>
           <w:p>
             <w:pPr>
@@ -6447,7 +6297,7 @@
         </w:tc>
         <w:tc>
           <w:tcPr>
-            <w:tcW w:w="2316" w:type="dxa"/>
+            <w:tcW w:w="2319" w:type="dxa"/>
           </w:tcPr>
           <w:p>
             <w:pPr>
@@ -6469,23 +6319,21 @@
         </w:tc>
         <w:tc>
           <w:tcPr>
-            <w:tcW w:w="2067" w:type="dxa"/>
-            <w:gridSpan w:val="3"/>
-          </w:tcPr>
-          <w:p>
-            <w:pPr>
-              <w:rPr>
-                <w:rFonts w:ascii="Times New Roman" w:hAnsi="Times New Roman" w:cs="Times New Roman"/>
-                <w:sz w:val="20"/>
-                <w:szCs w:val="20"/>
-              </w:rPr>
-            </w:pPr>
-          </w:p>
-        </w:tc>
-        <w:tc>
-          <w:tcPr>
-            <w:tcW w:w="1000" w:type="dxa"/>
-            <w:gridSpan w:val="2"/>
+            <w:tcW w:w="1195" w:type="dxa"/>
+          </w:tcPr>
+          <w:p>
+            <w:pPr>
+              <w:rPr>
+                <w:rFonts w:ascii="Times New Roman" w:hAnsi="Times New Roman" w:cs="Times New Roman"/>
+                <w:sz w:val="20"/>
+                <w:szCs w:val="20"/>
+              </w:rPr>
+            </w:pPr>
+          </w:p>
+        </w:tc>
+        <w:tc>
+          <w:tcPr>
+            <w:tcW w:w="990" w:type="dxa"/>
           </w:tcPr>
           <w:p>
             <w:pPr>
@@ -6507,8 +6355,7 @@
         </w:tc>
         <w:tc>
           <w:tcPr>
-            <w:tcW w:w="1031" w:type="dxa"/>
-            <w:gridSpan w:val="2"/>
+            <w:tcW w:w="990" w:type="dxa"/>
           </w:tcPr>
           <w:p>
             <w:pPr>
@@ -6530,8 +6377,7 @@
         </w:tc>
         <w:tc>
           <w:tcPr>
-            <w:tcW w:w="1174" w:type="dxa"/>
-            <w:gridSpan w:val="4"/>
+            <w:tcW w:w="1170" w:type="dxa"/>
           </w:tcPr>
           <w:p>
             <w:pPr>
@@ -6553,8 +6399,7 @@
         </w:tc>
         <w:tc>
           <w:tcPr>
-            <w:tcW w:w="1033" w:type="dxa"/>
-            <w:gridSpan w:val="3"/>
+            <w:tcW w:w="810" w:type="dxa"/>
           </w:tcPr>
           <w:p>
             <w:pPr>
@@ -6576,7 +6421,7 @@
         </w:tc>
         <w:tc>
           <w:tcPr>
-            <w:tcW w:w="1266" w:type="dxa"/>
+            <w:tcW w:w="810" w:type="dxa"/>
           </w:tcPr>
           <w:p>
             <w:pPr>
@@ -6598,8 +6443,7 @@
         </w:tc>
         <w:tc>
           <w:tcPr>
-            <w:tcW w:w="959" w:type="dxa"/>
-            <w:gridSpan w:val="3"/>
+            <w:tcW w:w="810" w:type="dxa"/>
           </w:tcPr>
           <w:p>
             <w:pPr>
@@ -6626,8 +6470,8 @@
         </w:trPr>
         <w:tc>
           <w:tcPr>
-            <w:tcW w:w="933" w:type="dxa"/>
-            <w:gridSpan w:val="3"/>
+            <w:tcW w:w="711" w:type="dxa"/>
+            <w:gridSpan w:val="2"/>
           </w:tcPr>
           <w:p>
             <w:pPr>
@@ -6649,7 +6493,7 @@
         </w:tc>
         <w:tc>
           <w:tcPr>
-            <w:tcW w:w="2316" w:type="dxa"/>
+            <w:tcW w:w="2319" w:type="dxa"/>
           </w:tcPr>
           <w:p>
             <w:pPr>
@@ -6671,8 +6515,7 @@
         </w:tc>
         <w:tc>
           <w:tcPr>
-            <w:tcW w:w="2067" w:type="dxa"/>
-            <w:gridSpan w:val="3"/>
+            <w:tcW w:w="1195" w:type="dxa"/>
           </w:tcPr>
           <w:p>
             <w:pPr>
@@ -6694,38 +6537,35 @@
         </w:tc>
         <w:tc>
           <w:tcPr>
-            <w:tcW w:w="1000" w:type="dxa"/>
-            <w:gridSpan w:val="2"/>
-          </w:tcPr>
-          <w:p>
-            <w:pPr>
-              <w:rPr>
-                <w:rFonts w:ascii="Times New Roman" w:hAnsi="Times New Roman" w:cs="Times New Roman"/>
-                <w:sz w:val="20"/>
-                <w:szCs w:val="20"/>
-              </w:rPr>
-            </w:pPr>
-          </w:p>
-        </w:tc>
-        <w:tc>
-          <w:tcPr>
-            <w:tcW w:w="1031" w:type="dxa"/>
-            <w:gridSpan w:val="2"/>
-          </w:tcPr>
-          <w:p>
-            <w:pPr>
-              <w:rPr>
-                <w:rFonts w:ascii="Times New Roman" w:hAnsi="Times New Roman" w:cs="Times New Roman"/>
-                <w:sz w:val="20"/>
-                <w:szCs w:val="20"/>
-              </w:rPr>
-            </w:pPr>
-          </w:p>
-        </w:tc>
-        <w:tc>
-          <w:tcPr>
-            <w:tcW w:w="1174" w:type="dxa"/>
-            <w:gridSpan w:val="4"/>
+            <w:tcW w:w="990" w:type="dxa"/>
+          </w:tcPr>
+          <w:p>
+            <w:pPr>
+              <w:rPr>
+                <w:rFonts w:ascii="Times New Roman" w:hAnsi="Times New Roman" w:cs="Times New Roman"/>
+                <w:sz w:val="20"/>
+                <w:szCs w:val="20"/>
+              </w:rPr>
+            </w:pPr>
+          </w:p>
+        </w:tc>
+        <w:tc>
+          <w:tcPr>
+            <w:tcW w:w="990" w:type="dxa"/>
+          </w:tcPr>
+          <w:p>
+            <w:pPr>
+              <w:rPr>
+                <w:rFonts w:ascii="Times New Roman" w:hAnsi="Times New Roman" w:cs="Times New Roman"/>
+                <w:sz w:val="20"/>
+                <w:szCs w:val="20"/>
+              </w:rPr>
+            </w:pPr>
+          </w:p>
+        </w:tc>
+        <w:tc>
+          <w:tcPr>
+            <w:tcW w:w="1170" w:type="dxa"/>
           </w:tcPr>
           <w:p>
             <w:pPr>
@@ -6747,8 +6587,7 @@
         </w:tc>
         <w:tc>
           <w:tcPr>
-            <w:tcW w:w="1033" w:type="dxa"/>
-            <w:gridSpan w:val="3"/>
+            <w:tcW w:w="810" w:type="dxa"/>
           </w:tcPr>
           <w:p>
             <w:pPr>
@@ -6770,7 +6609,7 @@
         </w:tc>
         <w:tc>
           <w:tcPr>
-            <w:tcW w:w="1266" w:type="dxa"/>
+            <w:tcW w:w="810" w:type="dxa"/>
           </w:tcPr>
           <w:p>
             <w:pPr>
@@ -6792,8 +6631,7 @@
         </w:tc>
         <w:tc>
           <w:tcPr>
-            <w:tcW w:w="959" w:type="dxa"/>
-            <w:gridSpan w:val="3"/>
+            <w:tcW w:w="810" w:type="dxa"/>
           </w:tcPr>
           <w:p>
             <w:pPr>
@@ -6820,8 +6658,8 @@
         </w:trPr>
         <w:tc>
           <w:tcPr>
-            <w:tcW w:w="11779" w:type="dxa"/>
-            <w:gridSpan w:val="22"/>
+            <w:tcW w:w="9805" w:type="dxa"/>
+            <w:gridSpan w:val="10"/>
           </w:tcPr>
           <w:p>
             <w:pPr>
@@ -6848,8 +6686,8 @@
         </w:trPr>
         <w:tc>
           <w:tcPr>
-            <w:tcW w:w="933" w:type="dxa"/>
-            <w:gridSpan w:val="3"/>
+            <w:tcW w:w="711" w:type="dxa"/>
+            <w:gridSpan w:val="2"/>
           </w:tcPr>
           <w:p>
             <w:pPr>
@@ -6871,7 +6709,7 @@
         </w:tc>
         <w:tc>
           <w:tcPr>
-            <w:tcW w:w="2316" w:type="dxa"/>
+            <w:tcW w:w="2319" w:type="dxa"/>
           </w:tcPr>
           <w:p>
             <w:pPr>
@@ -6893,23 +6731,21 @@
         </w:tc>
         <w:tc>
           <w:tcPr>
-            <w:tcW w:w="2067" w:type="dxa"/>
-            <w:gridSpan w:val="3"/>
-          </w:tcPr>
-          <w:p>
-            <w:pPr>
-              <w:rPr>
-                <w:rFonts w:ascii="Times New Roman" w:hAnsi="Times New Roman" w:cs="Times New Roman"/>
-                <w:sz w:val="20"/>
-                <w:szCs w:val="20"/>
-              </w:rPr>
-            </w:pPr>
-          </w:p>
-        </w:tc>
-        <w:tc>
-          <w:tcPr>
-            <w:tcW w:w="1000" w:type="dxa"/>
-            <w:gridSpan w:val="2"/>
+            <w:tcW w:w="1195" w:type="dxa"/>
+          </w:tcPr>
+          <w:p>
+            <w:pPr>
+              <w:rPr>
+                <w:rFonts w:ascii="Times New Roman" w:hAnsi="Times New Roman" w:cs="Times New Roman"/>
+                <w:sz w:val="20"/>
+                <w:szCs w:val="20"/>
+              </w:rPr>
+            </w:pPr>
+          </w:p>
+        </w:tc>
+        <w:tc>
+          <w:tcPr>
+            <w:tcW w:w="990" w:type="dxa"/>
           </w:tcPr>
           <w:p>
             <w:pPr>
@@ -6931,8 +6767,7 @@
         </w:tc>
         <w:tc>
           <w:tcPr>
-            <w:tcW w:w="1031" w:type="dxa"/>
-            <w:gridSpan w:val="2"/>
+            <w:tcW w:w="990" w:type="dxa"/>
           </w:tcPr>
           <w:p>
             <w:pPr>
@@ -6954,8 +6789,7 @@
         </w:tc>
         <w:tc>
           <w:tcPr>
-            <w:tcW w:w="1174" w:type="dxa"/>
-            <w:gridSpan w:val="4"/>
+            <w:tcW w:w="1170" w:type="dxa"/>
           </w:tcPr>
           <w:p>
             <w:pPr>
@@ -6977,8 +6811,7 @@
         </w:tc>
         <w:tc>
           <w:tcPr>
-            <w:tcW w:w="1033" w:type="dxa"/>
-            <w:gridSpan w:val="3"/>
+            <w:tcW w:w="810" w:type="dxa"/>
           </w:tcPr>
           <w:p>
             <w:pPr>
@@ -7000,7 +6833,7 @@
         </w:tc>
         <w:tc>
           <w:tcPr>
-            <w:tcW w:w="1266" w:type="dxa"/>
+            <w:tcW w:w="810" w:type="dxa"/>
           </w:tcPr>
           <w:p>
             <w:pPr>
@@ -7022,8 +6855,7 @@
         </w:tc>
         <w:tc>
           <w:tcPr>
-            <w:tcW w:w="959" w:type="dxa"/>
-            <w:gridSpan w:val="3"/>
+            <w:tcW w:w="810" w:type="dxa"/>
           </w:tcPr>
           <w:p>
             <w:pPr>
@@ -7050,8 +6882,8 @@
         </w:trPr>
         <w:tc>
           <w:tcPr>
-            <w:tcW w:w="933" w:type="dxa"/>
-            <w:gridSpan w:val="3"/>
+            <w:tcW w:w="711" w:type="dxa"/>
+            <w:gridSpan w:val="2"/>
           </w:tcPr>
           <w:p>
             <w:pPr>
@@ -7073,7 +6905,7 @@
         </w:tc>
         <w:tc>
           <w:tcPr>
-            <w:tcW w:w="2316" w:type="dxa"/>
+            <w:tcW w:w="2319" w:type="dxa"/>
           </w:tcPr>
           <w:p>
             <w:pPr>
@@ -7095,8 +6927,7 @@
         </w:tc>
         <w:tc>
           <w:tcPr>
-            <w:tcW w:w="2067" w:type="dxa"/>
-            <w:gridSpan w:val="3"/>
+            <w:tcW w:w="1195" w:type="dxa"/>
           </w:tcPr>
           <w:p>
             <w:pPr>
@@ -7118,38 +6949,35 @@
         </w:tc>
         <w:tc>
           <w:tcPr>
-            <w:tcW w:w="1000" w:type="dxa"/>
-            <w:gridSpan w:val="2"/>
-          </w:tcPr>
-          <w:p>
-            <w:pPr>
-              <w:rPr>
-                <w:rFonts w:ascii="Times New Roman" w:hAnsi="Times New Roman" w:cs="Times New Roman"/>
-                <w:sz w:val="20"/>
-                <w:szCs w:val="20"/>
-              </w:rPr>
-            </w:pPr>
-          </w:p>
-        </w:tc>
-        <w:tc>
-          <w:tcPr>
-            <w:tcW w:w="1031" w:type="dxa"/>
-            <w:gridSpan w:val="2"/>
-          </w:tcPr>
-          <w:p>
-            <w:pPr>
-              <w:rPr>
-                <w:rFonts w:ascii="Times New Roman" w:hAnsi="Times New Roman" w:cs="Times New Roman"/>
-                <w:sz w:val="20"/>
-                <w:szCs w:val="20"/>
-              </w:rPr>
-            </w:pPr>
-          </w:p>
-        </w:tc>
-        <w:tc>
-          <w:tcPr>
-            <w:tcW w:w="1174" w:type="dxa"/>
-            <w:gridSpan w:val="4"/>
+            <w:tcW w:w="990" w:type="dxa"/>
+          </w:tcPr>
+          <w:p>
+            <w:pPr>
+              <w:rPr>
+                <w:rFonts w:ascii="Times New Roman" w:hAnsi="Times New Roman" w:cs="Times New Roman"/>
+                <w:sz w:val="20"/>
+                <w:szCs w:val="20"/>
+              </w:rPr>
+            </w:pPr>
+          </w:p>
+        </w:tc>
+        <w:tc>
+          <w:tcPr>
+            <w:tcW w:w="990" w:type="dxa"/>
+          </w:tcPr>
+          <w:p>
+            <w:pPr>
+              <w:rPr>
+                <w:rFonts w:ascii="Times New Roman" w:hAnsi="Times New Roman" w:cs="Times New Roman"/>
+                <w:sz w:val="20"/>
+                <w:szCs w:val="20"/>
+              </w:rPr>
+            </w:pPr>
+          </w:p>
+        </w:tc>
+        <w:tc>
+          <w:tcPr>
+            <w:tcW w:w="1170" w:type="dxa"/>
           </w:tcPr>
           <w:p>
             <w:pPr>
@@ -7171,8 +6999,7 @@
         </w:tc>
         <w:tc>
           <w:tcPr>
-            <w:tcW w:w="1033" w:type="dxa"/>
-            <w:gridSpan w:val="3"/>
+            <w:tcW w:w="810" w:type="dxa"/>
           </w:tcPr>
           <w:p>
             <w:pPr>
@@ -7194,7 +7021,7 @@
         </w:tc>
         <w:tc>
           <w:tcPr>
-            <w:tcW w:w="1266" w:type="dxa"/>
+            <w:tcW w:w="810" w:type="dxa"/>
           </w:tcPr>
           <w:p>
             <w:pPr>
@@ -7216,8 +7043,7 @@
         </w:tc>
         <w:tc>
           <w:tcPr>
-            <w:tcW w:w="959" w:type="dxa"/>
-            <w:gridSpan w:val="3"/>
+            <w:tcW w:w="810" w:type="dxa"/>
           </w:tcPr>
           <w:p>
             <w:pPr>
@@ -7244,8 +7070,8 @@
         </w:trPr>
         <w:tc>
           <w:tcPr>
-            <w:tcW w:w="933" w:type="dxa"/>
-            <w:gridSpan w:val="3"/>
+            <w:tcW w:w="711" w:type="dxa"/>
+            <w:gridSpan w:val="2"/>
           </w:tcPr>
           <w:p>
             <w:pPr>
@@ -7267,7 +7093,7 @@
         </w:tc>
         <w:tc>
           <w:tcPr>
-            <w:tcW w:w="2316" w:type="dxa"/>
+            <w:tcW w:w="2319" w:type="dxa"/>
           </w:tcPr>
           <w:p>
             <w:pPr>
@@ -7289,23 +7115,21 @@
         </w:tc>
         <w:tc>
           <w:tcPr>
-            <w:tcW w:w="2067" w:type="dxa"/>
-            <w:gridSpan w:val="3"/>
-          </w:tcPr>
-          <w:p>
-            <w:pPr>
-              <w:rPr>
-                <w:rFonts w:ascii="Times New Roman" w:hAnsi="Times New Roman" w:cs="Times New Roman"/>
-                <w:sz w:val="20"/>
-                <w:szCs w:val="20"/>
-              </w:rPr>
-            </w:pPr>
-          </w:p>
-        </w:tc>
-        <w:tc>
-          <w:tcPr>
-            <w:tcW w:w="1000" w:type="dxa"/>
-            <w:gridSpan w:val="2"/>
+            <w:tcW w:w="1195" w:type="dxa"/>
+          </w:tcPr>
+          <w:p>
+            <w:pPr>
+              <w:rPr>
+                <w:rFonts w:ascii="Times New Roman" w:hAnsi="Times New Roman" w:cs="Times New Roman"/>
+                <w:sz w:val="20"/>
+                <w:szCs w:val="20"/>
+              </w:rPr>
+            </w:pPr>
+          </w:p>
+        </w:tc>
+        <w:tc>
+          <w:tcPr>
+            <w:tcW w:w="990" w:type="dxa"/>
           </w:tcPr>
           <w:p>
             <w:pPr>
@@ -7327,8 +7151,7 @@
         </w:tc>
         <w:tc>
           <w:tcPr>
-            <w:tcW w:w="1031" w:type="dxa"/>
-            <w:gridSpan w:val="2"/>
+            <w:tcW w:w="990" w:type="dxa"/>
           </w:tcPr>
           <w:p>
             <w:pPr>
@@ -7350,8 +7173,7 @@
         </w:tc>
         <w:tc>
           <w:tcPr>
-            <w:tcW w:w="1174" w:type="dxa"/>
-            <w:gridSpan w:val="4"/>
+            <w:tcW w:w="1170" w:type="dxa"/>
           </w:tcPr>
           <w:p>
             <w:pPr>
@@ -7373,8 +7195,7 @@
         </w:tc>
         <w:tc>
           <w:tcPr>
-            <w:tcW w:w="1033" w:type="dxa"/>
-            <w:gridSpan w:val="3"/>
+            <w:tcW w:w="810" w:type="dxa"/>
           </w:tcPr>
           <w:p>
             <w:pPr>
@@ -7396,7 +7217,7 @@
         </w:tc>
         <w:tc>
           <w:tcPr>
-            <w:tcW w:w="1266" w:type="dxa"/>
+            <w:tcW w:w="810" w:type="dxa"/>
           </w:tcPr>
           <w:p>
             <w:pPr>
@@ -7418,8 +7239,7 @@
         </w:tc>
         <w:tc>
           <w:tcPr>
-            <w:tcW w:w="959" w:type="dxa"/>
-            <w:gridSpan w:val="3"/>
+            <w:tcW w:w="810" w:type="dxa"/>
           </w:tcPr>
           <w:p>
             <w:pPr>
@@ -7446,8 +7266,8 @@
         </w:trPr>
         <w:tc>
           <w:tcPr>
-            <w:tcW w:w="933" w:type="dxa"/>
-            <w:gridSpan w:val="3"/>
+            <w:tcW w:w="711" w:type="dxa"/>
+            <w:gridSpan w:val="2"/>
           </w:tcPr>
           <w:p>
             <w:pPr>
@@ -7469,7 +7289,7 @@
         </w:tc>
         <w:tc>
           <w:tcPr>
-            <w:tcW w:w="2316" w:type="dxa"/>
+            <w:tcW w:w="2319" w:type="dxa"/>
           </w:tcPr>
           <w:p>
             <w:pPr>
@@ -7491,8 +7311,7 @@
         </w:tc>
         <w:tc>
           <w:tcPr>
-            <w:tcW w:w="2067" w:type="dxa"/>
-            <w:gridSpan w:val="3"/>
+            <w:tcW w:w="1195" w:type="dxa"/>
           </w:tcPr>
           <w:p>
             <w:pPr>
@@ -7514,38 +7333,35 @@
         </w:tc>
         <w:tc>
           <w:tcPr>
-            <w:tcW w:w="1000" w:type="dxa"/>
-            <w:gridSpan w:val="2"/>
-          </w:tcPr>
-          <w:p>
-            <w:pPr>
-              <w:rPr>
-                <w:rFonts w:ascii="Times New Roman" w:hAnsi="Times New Roman" w:cs="Times New Roman"/>
-                <w:sz w:val="20"/>
-                <w:szCs w:val="20"/>
-              </w:rPr>
-            </w:pPr>
-          </w:p>
-        </w:tc>
-        <w:tc>
-          <w:tcPr>
-            <w:tcW w:w="1031" w:type="dxa"/>
-            <w:gridSpan w:val="2"/>
-          </w:tcPr>
-          <w:p>
-            <w:pPr>
-              <w:rPr>
-                <w:rFonts w:ascii="Times New Roman" w:hAnsi="Times New Roman" w:cs="Times New Roman"/>
-                <w:sz w:val="20"/>
-                <w:szCs w:val="20"/>
-              </w:rPr>
-            </w:pPr>
-          </w:p>
-        </w:tc>
-        <w:tc>
-          <w:tcPr>
-            <w:tcW w:w="1174" w:type="dxa"/>
-            <w:gridSpan w:val="4"/>
+            <w:tcW w:w="990" w:type="dxa"/>
+          </w:tcPr>
+          <w:p>
+            <w:pPr>
+              <w:rPr>
+                <w:rFonts w:ascii="Times New Roman" w:hAnsi="Times New Roman" w:cs="Times New Roman"/>
+                <w:sz w:val="20"/>
+                <w:szCs w:val="20"/>
+              </w:rPr>
+            </w:pPr>
+          </w:p>
+        </w:tc>
+        <w:tc>
+          <w:tcPr>
+            <w:tcW w:w="990" w:type="dxa"/>
+          </w:tcPr>
+          <w:p>
+            <w:pPr>
+              <w:rPr>
+                <w:rFonts w:ascii="Times New Roman" w:hAnsi="Times New Roman" w:cs="Times New Roman"/>
+                <w:sz w:val="20"/>
+                <w:szCs w:val="20"/>
+              </w:rPr>
+            </w:pPr>
+          </w:p>
+        </w:tc>
+        <w:tc>
+          <w:tcPr>
+            <w:tcW w:w="1170" w:type="dxa"/>
           </w:tcPr>
           <w:p>
             <w:pPr>
@@ -7567,8 +7383,7 @@
         </w:tc>
         <w:tc>
           <w:tcPr>
-            <w:tcW w:w="1033" w:type="dxa"/>
-            <w:gridSpan w:val="3"/>
+            <w:tcW w:w="810" w:type="dxa"/>
           </w:tcPr>
           <w:p>
             <w:pPr>
@@ -7590,7 +7405,7 @@
         </w:tc>
         <w:tc>
           <w:tcPr>
-            <w:tcW w:w="1266" w:type="dxa"/>
+            <w:tcW w:w="810" w:type="dxa"/>
           </w:tcPr>
           <w:p>
             <w:pPr>
@@ -7612,8 +7427,7 @@
         </w:tc>
         <w:tc>
           <w:tcPr>
-            <w:tcW w:w="959" w:type="dxa"/>
-            <w:gridSpan w:val="3"/>
+            <w:tcW w:w="810" w:type="dxa"/>
           </w:tcPr>
           <w:p>
             <w:pPr>
@@ -7640,8 +7454,8 @@
         </w:trPr>
         <w:tc>
           <w:tcPr>
-            <w:tcW w:w="933" w:type="dxa"/>
-            <w:gridSpan w:val="3"/>
+            <w:tcW w:w="711" w:type="dxa"/>
+            <w:gridSpan w:val="2"/>
           </w:tcPr>
           <w:p>
             <w:pPr>
@@ -7663,7 +7477,7 @@
         </w:tc>
         <w:tc>
           <w:tcPr>
-            <w:tcW w:w="2316" w:type="dxa"/>
+            <w:tcW w:w="2319" w:type="dxa"/>
           </w:tcPr>
           <w:p>
             <w:pPr>
@@ -7685,23 +7499,21 @@
         </w:tc>
         <w:tc>
           <w:tcPr>
-            <w:tcW w:w="2067" w:type="dxa"/>
-            <w:gridSpan w:val="3"/>
-          </w:tcPr>
-          <w:p>
-            <w:pPr>
-              <w:rPr>
-                <w:rFonts w:ascii="Times New Roman" w:hAnsi="Times New Roman" w:cs="Times New Roman"/>
-                <w:sz w:val="20"/>
-                <w:szCs w:val="20"/>
-              </w:rPr>
-            </w:pPr>
-          </w:p>
-        </w:tc>
-        <w:tc>
-          <w:tcPr>
-            <w:tcW w:w="1000" w:type="dxa"/>
-            <w:gridSpan w:val="2"/>
+            <w:tcW w:w="1195" w:type="dxa"/>
+          </w:tcPr>
+          <w:p>
+            <w:pPr>
+              <w:rPr>
+                <w:rFonts w:ascii="Times New Roman" w:hAnsi="Times New Roman" w:cs="Times New Roman"/>
+                <w:sz w:val="20"/>
+                <w:szCs w:val="20"/>
+              </w:rPr>
+            </w:pPr>
+          </w:p>
+        </w:tc>
+        <w:tc>
+          <w:tcPr>
+            <w:tcW w:w="990" w:type="dxa"/>
           </w:tcPr>
           <w:p>
             <w:pPr>
@@ -7723,8 +7535,7 @@
         </w:tc>
         <w:tc>
           <w:tcPr>
-            <w:tcW w:w="1031" w:type="dxa"/>
-            <w:gridSpan w:val="2"/>
+            <w:tcW w:w="990" w:type="dxa"/>
           </w:tcPr>
           <w:p>
             <w:pPr>
@@ -7746,8 +7557,7 @@
         </w:tc>
         <w:tc>
           <w:tcPr>
-            <w:tcW w:w="1174" w:type="dxa"/>
-            <w:gridSpan w:val="4"/>
+            <w:tcW w:w="1170" w:type="dxa"/>
           </w:tcPr>
           <w:p>
             <w:pPr>
@@ -7769,8 +7579,7 @@
         </w:tc>
         <w:tc>
           <w:tcPr>
-            <w:tcW w:w="1033" w:type="dxa"/>
-            <w:gridSpan w:val="3"/>
+            <w:tcW w:w="810" w:type="dxa"/>
           </w:tcPr>
           <w:p>
             <w:pPr>
@@ -7792,7 +7601,7 @@
         </w:tc>
         <w:tc>
           <w:tcPr>
-            <w:tcW w:w="1266" w:type="dxa"/>
+            <w:tcW w:w="810" w:type="dxa"/>
           </w:tcPr>
           <w:p>
             <w:pPr>
@@ -7814,8 +7623,7 @@
         </w:tc>
         <w:tc>
           <w:tcPr>
-            <w:tcW w:w="959" w:type="dxa"/>
-            <w:gridSpan w:val="3"/>
+            <w:tcW w:w="810" w:type="dxa"/>
           </w:tcPr>
           <w:p>
             <w:pPr>
@@ -7842,8 +7650,8 @@
         </w:trPr>
         <w:tc>
           <w:tcPr>
-            <w:tcW w:w="933" w:type="dxa"/>
-            <w:gridSpan w:val="3"/>
+            <w:tcW w:w="711" w:type="dxa"/>
+            <w:gridSpan w:val="2"/>
           </w:tcPr>
           <w:p>
             <w:pPr>
@@ -7865,7 +7673,7 @@
         </w:tc>
         <w:tc>
           <w:tcPr>
-            <w:tcW w:w="2316" w:type="dxa"/>
+            <w:tcW w:w="2319" w:type="dxa"/>
           </w:tcPr>
           <w:p>
             <w:pPr>
@@ -7887,8 +7695,7 @@
         </w:tc>
         <w:tc>
           <w:tcPr>
-            <w:tcW w:w="2067" w:type="dxa"/>
-            <w:gridSpan w:val="3"/>
+            <w:tcW w:w="1195" w:type="dxa"/>
           </w:tcPr>
           <w:p>
             <w:pPr>
@@ -7910,38 +7717,35 @@
         </w:tc>
         <w:tc>
           <w:tcPr>
-            <w:tcW w:w="1000" w:type="dxa"/>
-            <w:gridSpan w:val="2"/>
-          </w:tcPr>
-          <w:p>
-            <w:pPr>
-              <w:rPr>
-                <w:rFonts w:ascii="Times New Roman" w:hAnsi="Times New Roman" w:cs="Times New Roman"/>
-                <w:sz w:val="20"/>
-                <w:szCs w:val="20"/>
-              </w:rPr>
-            </w:pPr>
-          </w:p>
-        </w:tc>
-        <w:tc>
-          <w:tcPr>
-            <w:tcW w:w="1031" w:type="dxa"/>
-            <w:gridSpan w:val="2"/>
-          </w:tcPr>
-          <w:p>
-            <w:pPr>
-              <w:rPr>
-                <w:rFonts w:ascii="Times New Roman" w:hAnsi="Times New Roman" w:cs="Times New Roman"/>
-                <w:sz w:val="20"/>
-                <w:szCs w:val="20"/>
-              </w:rPr>
-            </w:pPr>
-          </w:p>
-        </w:tc>
-        <w:tc>
-          <w:tcPr>
-            <w:tcW w:w="1174" w:type="dxa"/>
-            <w:gridSpan w:val="4"/>
+            <w:tcW w:w="990" w:type="dxa"/>
+          </w:tcPr>
+          <w:p>
+            <w:pPr>
+              <w:rPr>
+                <w:rFonts w:ascii="Times New Roman" w:hAnsi="Times New Roman" w:cs="Times New Roman"/>
+                <w:sz w:val="20"/>
+                <w:szCs w:val="20"/>
+              </w:rPr>
+            </w:pPr>
+          </w:p>
+        </w:tc>
+        <w:tc>
+          <w:tcPr>
+            <w:tcW w:w="990" w:type="dxa"/>
+          </w:tcPr>
+          <w:p>
+            <w:pPr>
+              <w:rPr>
+                <w:rFonts w:ascii="Times New Roman" w:hAnsi="Times New Roman" w:cs="Times New Roman"/>
+                <w:sz w:val="20"/>
+                <w:szCs w:val="20"/>
+              </w:rPr>
+            </w:pPr>
+          </w:p>
+        </w:tc>
+        <w:tc>
+          <w:tcPr>
+            <w:tcW w:w="1170" w:type="dxa"/>
           </w:tcPr>
           <w:p>
             <w:pPr>
@@ -7963,8 +7767,7 @@
         </w:tc>
         <w:tc>
           <w:tcPr>
-            <w:tcW w:w="1033" w:type="dxa"/>
-            <w:gridSpan w:val="3"/>
+            <w:tcW w:w="810" w:type="dxa"/>
           </w:tcPr>
           <w:p>
             <w:pPr>
@@ -7986,7 +7789,7 @@
         </w:tc>
         <w:tc>
           <w:tcPr>
-            <w:tcW w:w="1266" w:type="dxa"/>
+            <w:tcW w:w="810" w:type="dxa"/>
           </w:tcPr>
           <w:p>
             <w:pPr>
@@ -8008,8 +7811,7 @@
         </w:tc>
         <w:tc>
           <w:tcPr>
-            <w:tcW w:w="959" w:type="dxa"/>
-            <w:gridSpan w:val="3"/>
+            <w:tcW w:w="810" w:type="dxa"/>
           </w:tcPr>
           <w:p>
             <w:pPr>
@@ -8036,8 +7838,8 @@
         </w:trPr>
         <w:tc>
           <w:tcPr>
-            <w:tcW w:w="933" w:type="dxa"/>
-            <w:gridSpan w:val="3"/>
+            <w:tcW w:w="711" w:type="dxa"/>
+            <w:gridSpan w:val="2"/>
           </w:tcPr>
           <w:p>
             <w:pPr>
@@ -8059,7 +7861,7 @@
         </w:tc>
         <w:tc>
           <w:tcPr>
-            <w:tcW w:w="2316" w:type="dxa"/>
+            <w:tcW w:w="2319" w:type="dxa"/>
           </w:tcPr>
           <w:p>
             <w:pPr>
@@ -8105,23 +7907,21 @@
         </w:tc>
         <w:tc>
           <w:tcPr>
-            <w:tcW w:w="2067" w:type="dxa"/>
-            <w:gridSpan w:val="3"/>
-          </w:tcPr>
-          <w:p>
-            <w:pPr>
-              <w:rPr>
-                <w:rFonts w:ascii="Times New Roman" w:hAnsi="Times New Roman" w:cs="Times New Roman"/>
-                <w:sz w:val="20"/>
-                <w:szCs w:val="20"/>
-              </w:rPr>
-            </w:pPr>
-          </w:p>
-        </w:tc>
-        <w:tc>
-          <w:tcPr>
-            <w:tcW w:w="1000" w:type="dxa"/>
-            <w:gridSpan w:val="2"/>
+            <w:tcW w:w="1195" w:type="dxa"/>
+          </w:tcPr>
+          <w:p>
+            <w:pPr>
+              <w:rPr>
+                <w:rFonts w:ascii="Times New Roman" w:hAnsi="Times New Roman" w:cs="Times New Roman"/>
+                <w:sz w:val="20"/>
+                <w:szCs w:val="20"/>
+              </w:rPr>
+            </w:pPr>
+          </w:p>
+        </w:tc>
+        <w:tc>
+          <w:tcPr>
+            <w:tcW w:w="990" w:type="dxa"/>
           </w:tcPr>
           <w:p>
             <w:pPr>
@@ -8143,8 +7943,7 @@
         </w:tc>
         <w:tc>
           <w:tcPr>
-            <w:tcW w:w="1031" w:type="dxa"/>
-            <w:gridSpan w:val="2"/>
+            <w:tcW w:w="990" w:type="dxa"/>
           </w:tcPr>
           <w:p>
             <w:pPr>
@@ -8166,8 +7965,7 @@
         </w:tc>
         <w:tc>
           <w:tcPr>
-            <w:tcW w:w="1174" w:type="dxa"/>
-            <w:gridSpan w:val="4"/>
+            <w:tcW w:w="1170" w:type="dxa"/>
           </w:tcPr>
           <w:p>
             <w:pPr>
@@ -8189,8 +7987,7 @@
         </w:tc>
         <w:tc>
           <w:tcPr>
-            <w:tcW w:w="1033" w:type="dxa"/>
-            <w:gridSpan w:val="3"/>
+            <w:tcW w:w="810" w:type="dxa"/>
           </w:tcPr>
           <w:p>
             <w:pPr>
@@ -8212,7 +8009,7 @@
         </w:tc>
         <w:tc>
           <w:tcPr>
-            <w:tcW w:w="1266" w:type="dxa"/>
+            <w:tcW w:w="810" w:type="dxa"/>
           </w:tcPr>
           <w:p>
             <w:pPr>
@@ -8234,8 +8031,7 @@
         </w:tc>
         <w:tc>
           <w:tcPr>
-            <w:tcW w:w="959" w:type="dxa"/>
-            <w:gridSpan w:val="3"/>
+            <w:tcW w:w="810" w:type="dxa"/>
           </w:tcPr>
           <w:p>
             <w:pPr>
@@ -8262,8 +8058,8 @@
         </w:trPr>
         <w:tc>
           <w:tcPr>
-            <w:tcW w:w="933" w:type="dxa"/>
-            <w:gridSpan w:val="3"/>
+            <w:tcW w:w="711" w:type="dxa"/>
+            <w:gridSpan w:val="2"/>
           </w:tcPr>
           <w:p>
             <w:pPr>
@@ -8285,7 +8081,7 @@
         </w:tc>
         <w:tc>
           <w:tcPr>
-            <w:tcW w:w="2316" w:type="dxa"/>
+            <w:tcW w:w="2319" w:type="dxa"/>
           </w:tcPr>
           <w:p>
             <w:pPr>
@@ -8307,8 +8103,7 @@
         </w:tc>
         <w:tc>
           <w:tcPr>
-            <w:tcW w:w="2067" w:type="dxa"/>
-            <w:gridSpan w:val="3"/>
+            <w:tcW w:w="1195" w:type="dxa"/>
           </w:tcPr>
           <w:p>
             <w:pPr>
@@ -8330,38 +8125,35 @@
         </w:tc>
         <w:tc>
           <w:tcPr>
-            <w:tcW w:w="1000" w:type="dxa"/>
-            <w:gridSpan w:val="2"/>
-          </w:tcPr>
-          <w:p>
-            <w:pPr>
-              <w:rPr>
-                <w:rFonts w:ascii="Times New Roman" w:hAnsi="Times New Roman" w:cs="Times New Roman"/>
-                <w:sz w:val="20"/>
-                <w:szCs w:val="20"/>
-              </w:rPr>
-            </w:pPr>
-          </w:p>
-        </w:tc>
-        <w:tc>
-          <w:tcPr>
-            <w:tcW w:w="1031" w:type="dxa"/>
-            <w:gridSpan w:val="2"/>
-          </w:tcPr>
-          <w:p>
-            <w:pPr>
-              <w:rPr>
-                <w:rFonts w:ascii="Times New Roman" w:hAnsi="Times New Roman" w:cs="Times New Roman"/>
-                <w:sz w:val="20"/>
-                <w:szCs w:val="20"/>
-              </w:rPr>
-            </w:pPr>
-          </w:p>
-        </w:tc>
-        <w:tc>
-          <w:tcPr>
-            <w:tcW w:w="1174" w:type="dxa"/>
-            <w:gridSpan w:val="4"/>
+            <w:tcW w:w="990" w:type="dxa"/>
+          </w:tcPr>
+          <w:p>
+            <w:pPr>
+              <w:rPr>
+                <w:rFonts w:ascii="Times New Roman" w:hAnsi="Times New Roman" w:cs="Times New Roman"/>
+                <w:sz w:val="20"/>
+                <w:szCs w:val="20"/>
+              </w:rPr>
+            </w:pPr>
+          </w:p>
+        </w:tc>
+        <w:tc>
+          <w:tcPr>
+            <w:tcW w:w="990" w:type="dxa"/>
+          </w:tcPr>
+          <w:p>
+            <w:pPr>
+              <w:rPr>
+                <w:rFonts w:ascii="Times New Roman" w:hAnsi="Times New Roman" w:cs="Times New Roman"/>
+                <w:sz w:val="20"/>
+                <w:szCs w:val="20"/>
+              </w:rPr>
+            </w:pPr>
+          </w:p>
+        </w:tc>
+        <w:tc>
+          <w:tcPr>
+            <w:tcW w:w="1170" w:type="dxa"/>
           </w:tcPr>
           <w:p>
             <w:pPr>
@@ -8383,8 +8175,7 @@
         </w:tc>
         <w:tc>
           <w:tcPr>
-            <w:tcW w:w="1033" w:type="dxa"/>
-            <w:gridSpan w:val="3"/>
+            <w:tcW w:w="810" w:type="dxa"/>
           </w:tcPr>
           <w:p>
             <w:pPr>
@@ -8406,7 +8197,7 @@
         </w:tc>
         <w:tc>
           <w:tcPr>
-            <w:tcW w:w="1266" w:type="dxa"/>
+            <w:tcW w:w="810" w:type="dxa"/>
           </w:tcPr>
           <w:p>
             <w:pPr>
@@ -8428,8 +8219,7 @@
         </w:tc>
         <w:tc>
           <w:tcPr>
-            <w:tcW w:w="959" w:type="dxa"/>
-            <w:gridSpan w:val="3"/>
+            <w:tcW w:w="810" w:type="dxa"/>
           </w:tcPr>
           <w:p>
             <w:pPr>
@@ -8456,8 +8246,8 @@
         </w:trPr>
         <w:tc>
           <w:tcPr>
-            <w:tcW w:w="11779" w:type="dxa"/>
-            <w:gridSpan w:val="22"/>
+            <w:tcW w:w="9805" w:type="dxa"/>
+            <w:gridSpan w:val="10"/>
           </w:tcPr>
           <w:p>
             <w:pPr>
@@ -8484,8 +8274,8 @@
         </w:trPr>
         <w:tc>
           <w:tcPr>
-            <w:tcW w:w="933" w:type="dxa"/>
-            <w:gridSpan w:val="3"/>
+            <w:tcW w:w="711" w:type="dxa"/>
+            <w:gridSpan w:val="2"/>
           </w:tcPr>
           <w:p>
             <w:pPr>
@@ -8507,7 +8297,7 @@
         </w:tc>
         <w:tc>
           <w:tcPr>
-            <w:tcW w:w="2316" w:type="dxa"/>
+            <w:tcW w:w="2319" w:type="dxa"/>
           </w:tcPr>
           <w:p>
             <w:pPr>
@@ -8529,23 +8319,21 @@
         </w:tc>
         <w:tc>
           <w:tcPr>
-            <w:tcW w:w="2067" w:type="dxa"/>
-            <w:gridSpan w:val="3"/>
-          </w:tcPr>
-          <w:p>
-            <w:pPr>
-              <w:rPr>
-                <w:rFonts w:ascii="Times New Roman" w:hAnsi="Times New Roman" w:cs="Times New Roman"/>
-                <w:sz w:val="20"/>
-                <w:szCs w:val="20"/>
-              </w:rPr>
-            </w:pPr>
-          </w:p>
-        </w:tc>
-        <w:tc>
-          <w:tcPr>
-            <w:tcW w:w="1000" w:type="dxa"/>
-            <w:gridSpan w:val="2"/>
+            <w:tcW w:w="1195" w:type="dxa"/>
+          </w:tcPr>
+          <w:p>
+            <w:pPr>
+              <w:rPr>
+                <w:rFonts w:ascii="Times New Roman" w:hAnsi="Times New Roman" w:cs="Times New Roman"/>
+                <w:sz w:val="20"/>
+                <w:szCs w:val="20"/>
+              </w:rPr>
+            </w:pPr>
+          </w:p>
+        </w:tc>
+        <w:tc>
+          <w:tcPr>
+            <w:tcW w:w="990" w:type="dxa"/>
           </w:tcPr>
           <w:p>
             <w:pPr>
@@ -8567,8 +8355,7 @@
         </w:tc>
         <w:tc>
           <w:tcPr>
-            <w:tcW w:w="1031" w:type="dxa"/>
-            <w:gridSpan w:val="2"/>
+            <w:tcW w:w="990" w:type="dxa"/>
           </w:tcPr>
           <w:p>
             <w:pPr>
@@ -8590,8 +8377,7 @@
         </w:tc>
         <w:tc>
           <w:tcPr>
-            <w:tcW w:w="1174" w:type="dxa"/>
-            <w:gridSpan w:val="4"/>
+            <w:tcW w:w="1170" w:type="dxa"/>
           </w:tcPr>
           <w:p>
             <w:pPr>
@@ -8613,8 +8399,7 @@
         </w:tc>
         <w:tc>
           <w:tcPr>
-            <w:tcW w:w="1033" w:type="dxa"/>
-            <w:gridSpan w:val="3"/>
+            <w:tcW w:w="810" w:type="dxa"/>
           </w:tcPr>
           <w:p>
             <w:pPr>
@@ -8636,7 +8421,7 @@
         </w:tc>
         <w:tc>
           <w:tcPr>
-            <w:tcW w:w="1266" w:type="dxa"/>
+            <w:tcW w:w="810" w:type="dxa"/>
           </w:tcPr>
           <w:p>
             <w:pPr>
@@ -8658,8 +8443,7 @@
         </w:tc>
         <w:tc>
           <w:tcPr>
-            <w:tcW w:w="959" w:type="dxa"/>
-            <w:gridSpan w:val="3"/>
+            <w:tcW w:w="810" w:type="dxa"/>
           </w:tcPr>
           <w:p>
             <w:pPr>
@@ -8686,8 +8470,8 @@
         </w:trPr>
         <w:tc>
           <w:tcPr>
-            <w:tcW w:w="933" w:type="dxa"/>
-            <w:gridSpan w:val="3"/>
+            <w:tcW w:w="711" w:type="dxa"/>
+            <w:gridSpan w:val="2"/>
           </w:tcPr>
           <w:p>
             <w:pPr>
@@ -8710,7 +8494,7 @@
         </w:tc>
         <w:tc>
           <w:tcPr>
-            <w:tcW w:w="2316" w:type="dxa"/>
+            <w:tcW w:w="2319" w:type="dxa"/>
           </w:tcPr>
           <w:p>
             <w:pPr>
@@ -8740,8 +8524,7 @@
         </w:tc>
         <w:tc>
           <w:tcPr>
-            <w:tcW w:w="2067" w:type="dxa"/>
-            <w:gridSpan w:val="3"/>
+            <w:tcW w:w="1195" w:type="dxa"/>
           </w:tcPr>
           <w:p>
             <w:pPr>
@@ -8763,38 +8546,35 @@
         </w:tc>
         <w:tc>
           <w:tcPr>
-            <w:tcW w:w="1000" w:type="dxa"/>
-            <w:gridSpan w:val="2"/>
-          </w:tcPr>
-          <w:p>
-            <w:pPr>
-              <w:rPr>
-                <w:rFonts w:ascii="Times New Roman" w:hAnsi="Times New Roman" w:cs="Times New Roman"/>
-                <w:sz w:val="20"/>
-                <w:szCs w:val="20"/>
-              </w:rPr>
-            </w:pPr>
-          </w:p>
-        </w:tc>
-        <w:tc>
-          <w:tcPr>
-            <w:tcW w:w="1031" w:type="dxa"/>
-            <w:gridSpan w:val="2"/>
-          </w:tcPr>
-          <w:p>
-            <w:pPr>
-              <w:rPr>
-                <w:rFonts w:ascii="Times New Roman" w:hAnsi="Times New Roman" w:cs="Times New Roman"/>
-                <w:sz w:val="20"/>
-                <w:szCs w:val="20"/>
-              </w:rPr>
-            </w:pPr>
-          </w:p>
-        </w:tc>
-        <w:tc>
-          <w:tcPr>
-            <w:tcW w:w="1174" w:type="dxa"/>
-            <w:gridSpan w:val="4"/>
+            <w:tcW w:w="990" w:type="dxa"/>
+          </w:tcPr>
+          <w:p>
+            <w:pPr>
+              <w:rPr>
+                <w:rFonts w:ascii="Times New Roman" w:hAnsi="Times New Roman" w:cs="Times New Roman"/>
+                <w:sz w:val="20"/>
+                <w:szCs w:val="20"/>
+              </w:rPr>
+            </w:pPr>
+          </w:p>
+        </w:tc>
+        <w:tc>
+          <w:tcPr>
+            <w:tcW w:w="990" w:type="dxa"/>
+          </w:tcPr>
+          <w:p>
+            <w:pPr>
+              <w:rPr>
+                <w:rFonts w:ascii="Times New Roman" w:hAnsi="Times New Roman" w:cs="Times New Roman"/>
+                <w:sz w:val="20"/>
+                <w:szCs w:val="20"/>
+              </w:rPr>
+            </w:pPr>
+          </w:p>
+        </w:tc>
+        <w:tc>
+          <w:tcPr>
+            <w:tcW w:w="1170" w:type="dxa"/>
           </w:tcPr>
           <w:p>
             <w:pPr>
@@ -8816,8 +8596,7 @@
         </w:tc>
         <w:tc>
           <w:tcPr>
-            <w:tcW w:w="1033" w:type="dxa"/>
-            <w:gridSpan w:val="3"/>
+            <w:tcW w:w="810" w:type="dxa"/>
           </w:tcPr>
           <w:p>
             <w:pPr>
@@ -8839,7 +8618,7 @@
         </w:tc>
         <w:tc>
           <w:tcPr>
-            <w:tcW w:w="1266" w:type="dxa"/>
+            <w:tcW w:w="810" w:type="dxa"/>
           </w:tcPr>
           <w:p>
             <w:pPr>
@@ -8861,8 +8640,7 @@
         </w:tc>
         <w:tc>
           <w:tcPr>
-            <w:tcW w:w="959" w:type="dxa"/>
-            <w:gridSpan w:val="3"/>
+            <w:tcW w:w="810" w:type="dxa"/>
           </w:tcPr>
           <w:p>
             <w:pPr>
@@ -8889,8 +8667,8 @@
         </w:trPr>
         <w:tc>
           <w:tcPr>
-            <w:tcW w:w="933" w:type="dxa"/>
-            <w:gridSpan w:val="3"/>
+            <w:tcW w:w="711" w:type="dxa"/>
+            <w:gridSpan w:val="2"/>
           </w:tcPr>
           <w:p>
             <w:pPr>
@@ -8912,7 +8690,7 @@
         </w:tc>
         <w:tc>
           <w:tcPr>
-            <w:tcW w:w="2316" w:type="dxa"/>
+            <w:tcW w:w="2319" w:type="dxa"/>
           </w:tcPr>
           <w:p>
             <w:pPr>
@@ -8934,23 +8712,21 @@
         </w:tc>
         <w:tc>
           <w:tcPr>
-            <w:tcW w:w="2067" w:type="dxa"/>
-            <w:gridSpan w:val="3"/>
-          </w:tcPr>
-          <w:p>
-            <w:pPr>
-              <w:rPr>
-                <w:rFonts w:ascii="Times New Roman" w:hAnsi="Times New Roman" w:cs="Times New Roman"/>
-                <w:sz w:val="20"/>
-                <w:szCs w:val="20"/>
-              </w:rPr>
-            </w:pPr>
-          </w:p>
-        </w:tc>
-        <w:tc>
-          <w:tcPr>
-            <w:tcW w:w="1000" w:type="dxa"/>
-            <w:gridSpan w:val="2"/>
+            <w:tcW w:w="1195" w:type="dxa"/>
+          </w:tcPr>
+          <w:p>
+            <w:pPr>
+              <w:rPr>
+                <w:rFonts w:ascii="Times New Roman" w:hAnsi="Times New Roman" w:cs="Times New Roman"/>
+                <w:sz w:val="20"/>
+                <w:szCs w:val="20"/>
+              </w:rPr>
+            </w:pPr>
+          </w:p>
+        </w:tc>
+        <w:tc>
+          <w:tcPr>
+            <w:tcW w:w="990" w:type="dxa"/>
           </w:tcPr>
           <w:p>
             <w:pPr>
@@ -8972,8 +8748,7 @@
         </w:tc>
         <w:tc>
           <w:tcPr>
-            <w:tcW w:w="1031" w:type="dxa"/>
-            <w:gridSpan w:val="2"/>
+            <w:tcW w:w="990" w:type="dxa"/>
           </w:tcPr>
           <w:p>
             <w:pPr>
@@ -8995,8 +8770,7 @@
         </w:tc>
         <w:tc>
           <w:tcPr>
-            <w:tcW w:w="1174" w:type="dxa"/>
-            <w:gridSpan w:val="4"/>
+            <w:tcW w:w="1170" w:type="dxa"/>
           </w:tcPr>
           <w:p>
             <w:pPr>
@@ -9018,8 +8792,7 @@
         </w:tc>
         <w:tc>
           <w:tcPr>
-            <w:tcW w:w="1033" w:type="dxa"/>
-            <w:gridSpan w:val="3"/>
+            <w:tcW w:w="810" w:type="dxa"/>
           </w:tcPr>
           <w:p>
             <w:pPr>
@@ -9041,7 +8814,7 @@
         </w:tc>
         <w:tc>
           <w:tcPr>
-            <w:tcW w:w="1266" w:type="dxa"/>
+            <w:tcW w:w="810" w:type="dxa"/>
           </w:tcPr>
           <w:p>
             <w:pPr>
@@ -9063,8 +8836,7 @@
         </w:tc>
         <w:tc>
           <w:tcPr>
-            <w:tcW w:w="959" w:type="dxa"/>
-            <w:gridSpan w:val="3"/>
+            <w:tcW w:w="810" w:type="dxa"/>
           </w:tcPr>
           <w:p>
             <w:pPr>
@@ -9091,8 +8863,8 @@
         </w:trPr>
         <w:tc>
           <w:tcPr>
-            <w:tcW w:w="933" w:type="dxa"/>
-            <w:gridSpan w:val="3"/>
+            <w:tcW w:w="711" w:type="dxa"/>
+            <w:gridSpan w:val="2"/>
           </w:tcPr>
           <w:p>
             <w:pPr>
@@ -9114,7 +8886,7 @@
         </w:tc>
         <w:tc>
           <w:tcPr>
-            <w:tcW w:w="2316" w:type="dxa"/>
+            <w:tcW w:w="2319" w:type="dxa"/>
           </w:tcPr>
           <w:p>
             <w:pPr>
@@ -9136,8 +8908,7 @@
         </w:tc>
         <w:tc>
           <w:tcPr>
-            <w:tcW w:w="2067" w:type="dxa"/>
-            <w:gridSpan w:val="3"/>
+            <w:tcW w:w="1195" w:type="dxa"/>
           </w:tcPr>
           <w:p>
             <w:pPr>
@@ -9159,38 +8930,35 @@
         </w:tc>
         <w:tc>
           <w:tcPr>
-            <w:tcW w:w="1000" w:type="dxa"/>
-            <w:gridSpan w:val="2"/>
-          </w:tcPr>
-          <w:p>
-            <w:pPr>
-              <w:rPr>
-                <w:rFonts w:ascii="Times New Roman" w:hAnsi="Times New Roman" w:cs="Times New Roman"/>
-                <w:sz w:val="20"/>
-                <w:szCs w:val="20"/>
-              </w:rPr>
-            </w:pPr>
-          </w:p>
-        </w:tc>
-        <w:tc>
-          <w:tcPr>
-            <w:tcW w:w="1031" w:type="dxa"/>
-            <w:gridSpan w:val="2"/>
-          </w:tcPr>
-          <w:p>
-            <w:pPr>
-              <w:rPr>
-                <w:rFonts w:ascii="Times New Roman" w:hAnsi="Times New Roman" w:cs="Times New Roman"/>
-                <w:sz w:val="20"/>
-                <w:szCs w:val="20"/>
-              </w:rPr>
-            </w:pPr>
-          </w:p>
-        </w:tc>
-        <w:tc>
-          <w:tcPr>
-            <w:tcW w:w="1174" w:type="dxa"/>
-            <w:gridSpan w:val="4"/>
+            <w:tcW w:w="990" w:type="dxa"/>
+          </w:tcPr>
+          <w:p>
+            <w:pPr>
+              <w:rPr>
+                <w:rFonts w:ascii="Times New Roman" w:hAnsi="Times New Roman" w:cs="Times New Roman"/>
+                <w:sz w:val="20"/>
+                <w:szCs w:val="20"/>
+              </w:rPr>
+            </w:pPr>
+          </w:p>
+        </w:tc>
+        <w:tc>
+          <w:tcPr>
+            <w:tcW w:w="990" w:type="dxa"/>
+          </w:tcPr>
+          <w:p>
+            <w:pPr>
+              <w:rPr>
+                <w:rFonts w:ascii="Times New Roman" w:hAnsi="Times New Roman" w:cs="Times New Roman"/>
+                <w:sz w:val="20"/>
+                <w:szCs w:val="20"/>
+              </w:rPr>
+            </w:pPr>
+          </w:p>
+        </w:tc>
+        <w:tc>
+          <w:tcPr>
+            <w:tcW w:w="1170" w:type="dxa"/>
           </w:tcPr>
           <w:p>
             <w:pPr>
@@ -9212,8 +8980,7 @@
         </w:tc>
         <w:tc>
           <w:tcPr>
-            <w:tcW w:w="1033" w:type="dxa"/>
-            <w:gridSpan w:val="3"/>
+            <w:tcW w:w="810" w:type="dxa"/>
           </w:tcPr>
           <w:p>
             <w:pPr>
@@ -9235,7 +9002,7 @@
         </w:tc>
         <w:tc>
           <w:tcPr>
-            <w:tcW w:w="1266" w:type="dxa"/>
+            <w:tcW w:w="810" w:type="dxa"/>
           </w:tcPr>
           <w:p>
             <w:pPr>
@@ -9257,8 +9024,7 @@
         </w:tc>
         <w:tc>
           <w:tcPr>
-            <w:tcW w:w="959" w:type="dxa"/>
-            <w:gridSpan w:val="3"/>
+            <w:tcW w:w="810" w:type="dxa"/>
           </w:tcPr>
           <w:p>
             <w:pPr>
@@ -9285,8 +9051,8 @@
         </w:trPr>
         <w:tc>
           <w:tcPr>
-            <w:tcW w:w="933" w:type="dxa"/>
-            <w:gridSpan w:val="3"/>
+            <w:tcW w:w="711" w:type="dxa"/>
+            <w:gridSpan w:val="2"/>
           </w:tcPr>
           <w:p>
             <w:pPr>
@@ -9308,7 +9074,7 @@
         </w:tc>
         <w:tc>
           <w:tcPr>
-            <w:tcW w:w="2316" w:type="dxa"/>
+            <w:tcW w:w="2319" w:type="dxa"/>
           </w:tcPr>
           <w:p>
             <w:pPr>
@@ -9330,23 +9096,21 @@
         </w:tc>
         <w:tc>
           <w:tcPr>
-            <w:tcW w:w="2067" w:type="dxa"/>
-            <w:gridSpan w:val="3"/>
-          </w:tcPr>
-          <w:p>
-            <w:pPr>
-              <w:rPr>
-                <w:rFonts w:ascii="Times New Roman" w:hAnsi="Times New Roman" w:cs="Times New Roman"/>
-                <w:sz w:val="20"/>
-                <w:szCs w:val="20"/>
-              </w:rPr>
-            </w:pPr>
-          </w:p>
-        </w:tc>
-        <w:tc>
-          <w:tcPr>
-            <w:tcW w:w="1000" w:type="dxa"/>
-            <w:gridSpan w:val="2"/>
+            <w:tcW w:w="1195" w:type="dxa"/>
+          </w:tcPr>
+          <w:p>
+            <w:pPr>
+              <w:rPr>
+                <w:rFonts w:ascii="Times New Roman" w:hAnsi="Times New Roman" w:cs="Times New Roman"/>
+                <w:sz w:val="20"/>
+                <w:szCs w:val="20"/>
+              </w:rPr>
+            </w:pPr>
+          </w:p>
+        </w:tc>
+        <w:tc>
+          <w:tcPr>
+            <w:tcW w:w="990" w:type="dxa"/>
           </w:tcPr>
           <w:p>
             <w:pPr>
@@ -9368,8 +9132,7 @@
         </w:tc>
         <w:tc>
           <w:tcPr>
-            <w:tcW w:w="1031" w:type="dxa"/>
-            <w:gridSpan w:val="2"/>
+            <w:tcW w:w="990" w:type="dxa"/>
           </w:tcPr>
           <w:p>
             <w:pPr>
@@ -9391,8 +9154,7 @@
         </w:tc>
         <w:tc>
           <w:tcPr>
-            <w:tcW w:w="1174" w:type="dxa"/>
-            <w:gridSpan w:val="4"/>
+            <w:tcW w:w="1170" w:type="dxa"/>
           </w:tcPr>
           <w:p>
             <w:pPr>
@@ -9414,8 +9176,7 @@
         </w:tc>
         <w:tc>
           <w:tcPr>
-            <w:tcW w:w="1033" w:type="dxa"/>
-            <w:gridSpan w:val="3"/>
+            <w:tcW w:w="810" w:type="dxa"/>
           </w:tcPr>
           <w:p>
             <w:pPr>
@@ -9437,7 +9198,7 @@
         </w:tc>
         <w:tc>
           <w:tcPr>
-            <w:tcW w:w="1266" w:type="dxa"/>
+            <w:tcW w:w="810" w:type="dxa"/>
           </w:tcPr>
           <w:p>
             <w:pPr>
@@ -9459,8 +9220,7 @@
         </w:tc>
         <w:tc>
           <w:tcPr>
-            <w:tcW w:w="959" w:type="dxa"/>
-            <w:gridSpan w:val="3"/>
+            <w:tcW w:w="810" w:type="dxa"/>
           </w:tcPr>
           <w:p>
             <w:pPr>
@@ -9487,8 +9247,8 @@
         </w:trPr>
         <w:tc>
           <w:tcPr>
-            <w:tcW w:w="933" w:type="dxa"/>
-            <w:gridSpan w:val="3"/>
+            <w:tcW w:w="711" w:type="dxa"/>
+            <w:gridSpan w:val="2"/>
           </w:tcPr>
           <w:p>
             <w:pPr>
@@ -9510,7 +9270,7 @@
         </w:tc>
         <w:tc>
           <w:tcPr>
-            <w:tcW w:w="2316" w:type="dxa"/>
+            <w:tcW w:w="2319" w:type="dxa"/>
           </w:tcPr>
           <w:p>
             <w:pPr>
@@ -9532,8 +9292,7 @@
         </w:tc>
         <w:tc>
           <w:tcPr>
-            <w:tcW w:w="2067" w:type="dxa"/>
-            <w:gridSpan w:val="3"/>
+            <w:tcW w:w="1195" w:type="dxa"/>
           </w:tcPr>
           <w:p>
             <w:pPr>
@@ -9555,38 +9314,35 @@
         </w:tc>
         <w:tc>
           <w:tcPr>
-            <w:tcW w:w="1000" w:type="dxa"/>
-            <w:gridSpan w:val="2"/>
-          </w:tcPr>
-          <w:p>
-            <w:pPr>
-              <w:rPr>
-                <w:rFonts w:ascii="Times New Roman" w:hAnsi="Times New Roman" w:cs="Times New Roman"/>
-                <w:sz w:val="20"/>
-                <w:szCs w:val="20"/>
-              </w:rPr>
-            </w:pPr>
-          </w:p>
-        </w:tc>
-        <w:tc>
-          <w:tcPr>
-            <w:tcW w:w="1031" w:type="dxa"/>
-            <w:gridSpan w:val="2"/>
-          </w:tcPr>
-          <w:p>
-            <w:pPr>
-              <w:rPr>
-                <w:rFonts w:ascii="Times New Roman" w:hAnsi="Times New Roman" w:cs="Times New Roman"/>
-                <w:sz w:val="20"/>
-                <w:szCs w:val="20"/>
-              </w:rPr>
-            </w:pPr>
-          </w:p>
-        </w:tc>
-        <w:tc>
-          <w:tcPr>
-            <w:tcW w:w="1174" w:type="dxa"/>
-            <w:gridSpan w:val="4"/>
+            <w:tcW w:w="990" w:type="dxa"/>
+          </w:tcPr>
+          <w:p>
+            <w:pPr>
+              <w:rPr>
+                <w:rFonts w:ascii="Times New Roman" w:hAnsi="Times New Roman" w:cs="Times New Roman"/>
+                <w:sz w:val="20"/>
+                <w:szCs w:val="20"/>
+              </w:rPr>
+            </w:pPr>
+          </w:p>
+        </w:tc>
+        <w:tc>
+          <w:tcPr>
+            <w:tcW w:w="990" w:type="dxa"/>
+          </w:tcPr>
+          <w:p>
+            <w:pPr>
+              <w:rPr>
+                <w:rFonts w:ascii="Times New Roman" w:hAnsi="Times New Roman" w:cs="Times New Roman"/>
+                <w:sz w:val="20"/>
+                <w:szCs w:val="20"/>
+              </w:rPr>
+            </w:pPr>
+          </w:p>
+        </w:tc>
+        <w:tc>
+          <w:tcPr>
+            <w:tcW w:w="1170" w:type="dxa"/>
           </w:tcPr>
           <w:p>
             <w:pPr>
@@ -9608,8 +9364,7 @@
         </w:tc>
         <w:tc>
           <w:tcPr>
-            <w:tcW w:w="1033" w:type="dxa"/>
-            <w:gridSpan w:val="3"/>
+            <w:tcW w:w="810" w:type="dxa"/>
           </w:tcPr>
           <w:p>
             <w:pPr>
@@ -9631,7 +9386,7 @@
         </w:tc>
         <w:tc>
           <w:tcPr>
-            <w:tcW w:w="1266" w:type="dxa"/>
+            <w:tcW w:w="810" w:type="dxa"/>
           </w:tcPr>
           <w:p>
             <w:pPr>
@@ -9653,8 +9408,7 @@
         </w:tc>
         <w:tc>
           <w:tcPr>
-            <w:tcW w:w="959" w:type="dxa"/>
-            <w:gridSpan w:val="3"/>
+            <w:tcW w:w="810" w:type="dxa"/>
           </w:tcPr>
           <w:p>
             <w:pPr>
@@ -9681,8 +9435,8 @@
         </w:trPr>
         <w:tc>
           <w:tcPr>
-            <w:tcW w:w="933" w:type="dxa"/>
-            <w:gridSpan w:val="3"/>
+            <w:tcW w:w="711" w:type="dxa"/>
+            <w:gridSpan w:val="2"/>
           </w:tcPr>
           <w:p>
             <w:pPr>
@@ -9704,7 +9458,7 @@
         </w:tc>
         <w:tc>
           <w:tcPr>
-            <w:tcW w:w="2316" w:type="dxa"/>
+            <w:tcW w:w="2319" w:type="dxa"/>
           </w:tcPr>
           <w:p>
             <w:pPr>
@@ -9726,23 +9480,21 @@
         </w:tc>
         <w:tc>
           <w:tcPr>
-            <w:tcW w:w="2067" w:type="dxa"/>
-            <w:gridSpan w:val="3"/>
-          </w:tcPr>
-          <w:p>
-            <w:pPr>
-              <w:rPr>
-                <w:rFonts w:ascii="Times New Roman" w:hAnsi="Times New Roman" w:cs="Times New Roman"/>
-                <w:sz w:val="20"/>
-                <w:szCs w:val="20"/>
-              </w:rPr>
-            </w:pPr>
-          </w:p>
-        </w:tc>
-        <w:tc>
-          <w:tcPr>
-            <w:tcW w:w="1000" w:type="dxa"/>
-            <w:gridSpan w:val="2"/>
+            <w:tcW w:w="1195" w:type="dxa"/>
+          </w:tcPr>
+          <w:p>
+            <w:pPr>
+              <w:rPr>
+                <w:rFonts w:ascii="Times New Roman" w:hAnsi="Times New Roman" w:cs="Times New Roman"/>
+                <w:sz w:val="20"/>
+                <w:szCs w:val="20"/>
+              </w:rPr>
+            </w:pPr>
+          </w:p>
+        </w:tc>
+        <w:tc>
+          <w:tcPr>
+            <w:tcW w:w="990" w:type="dxa"/>
           </w:tcPr>
           <w:p>
             <w:pPr>
@@ -9764,8 +9516,7 @@
         </w:tc>
         <w:tc>
           <w:tcPr>
-            <w:tcW w:w="1031" w:type="dxa"/>
-            <w:gridSpan w:val="2"/>
+            <w:tcW w:w="990" w:type="dxa"/>
           </w:tcPr>
           <w:p>
             <w:pPr>
@@ -9787,8 +9538,7 @@
         </w:tc>
         <w:tc>
           <w:tcPr>
-            <w:tcW w:w="1174" w:type="dxa"/>
-            <w:gridSpan w:val="4"/>
+            <w:tcW w:w="1170" w:type="dxa"/>
           </w:tcPr>
           <w:p>
             <w:pPr>
@@ -9810,8 +9560,7 @@
         </w:tc>
         <w:tc>
           <w:tcPr>
-            <w:tcW w:w="1033" w:type="dxa"/>
-            <w:gridSpan w:val="3"/>
+            <w:tcW w:w="810" w:type="dxa"/>
           </w:tcPr>
           <w:p>
             <w:pPr>
@@ -9833,7 +9582,7 @@
         </w:tc>
         <w:tc>
           <w:tcPr>
-            <w:tcW w:w="1266" w:type="dxa"/>
+            <w:tcW w:w="810" w:type="dxa"/>
           </w:tcPr>
           <w:p>
             <w:pPr>
@@ -9855,8 +9604,7 @@
         </w:tc>
         <w:tc>
           <w:tcPr>
-            <w:tcW w:w="959" w:type="dxa"/>
-            <w:gridSpan w:val="3"/>
+            <w:tcW w:w="810" w:type="dxa"/>
           </w:tcPr>
           <w:p>
             <w:pPr>
@@ -9883,8 +9631,8 @@
         </w:trPr>
         <w:tc>
           <w:tcPr>
-            <w:tcW w:w="933" w:type="dxa"/>
-            <w:gridSpan w:val="3"/>
+            <w:tcW w:w="711" w:type="dxa"/>
+            <w:gridSpan w:val="2"/>
           </w:tcPr>
           <w:p>
             <w:pPr>
@@ -9906,7 +9654,7 @@
         </w:tc>
         <w:tc>
           <w:tcPr>
-            <w:tcW w:w="2316" w:type="dxa"/>
+            <w:tcW w:w="2319" w:type="dxa"/>
           </w:tcPr>
           <w:p>
             <w:pPr>
@@ -9928,23 +9676,21 @@
         </w:tc>
         <w:tc>
           <w:tcPr>
-            <w:tcW w:w="2067" w:type="dxa"/>
-            <w:gridSpan w:val="3"/>
-          </w:tcPr>
-          <w:p>
-            <w:pPr>
-              <w:rPr>
-                <w:rFonts w:ascii="Times New Roman" w:hAnsi="Times New Roman" w:cs="Times New Roman"/>
-                <w:sz w:val="20"/>
-                <w:szCs w:val="20"/>
-              </w:rPr>
-            </w:pPr>
-          </w:p>
-        </w:tc>
-        <w:tc>
-          <w:tcPr>
-            <w:tcW w:w="1000" w:type="dxa"/>
-            <w:gridSpan w:val="2"/>
+            <w:tcW w:w="1195" w:type="dxa"/>
+          </w:tcPr>
+          <w:p>
+            <w:pPr>
+              <w:rPr>
+                <w:rFonts w:ascii="Times New Roman" w:hAnsi="Times New Roman" w:cs="Times New Roman"/>
+                <w:sz w:val="20"/>
+                <w:szCs w:val="20"/>
+              </w:rPr>
+            </w:pPr>
+          </w:p>
+        </w:tc>
+        <w:tc>
+          <w:tcPr>
+            <w:tcW w:w="990" w:type="dxa"/>
           </w:tcPr>
           <w:p>
             <w:pPr>
@@ -9966,8 +9712,7 @@
         </w:tc>
         <w:tc>
           <w:tcPr>
-            <w:tcW w:w="1031" w:type="dxa"/>
-            <w:gridSpan w:val="2"/>
+            <w:tcW w:w="990" w:type="dxa"/>
           </w:tcPr>
           <w:p>
             <w:pPr>
@@ -9989,8 +9734,7 @@
         </w:tc>
         <w:tc>
           <w:tcPr>
-            <w:tcW w:w="1174" w:type="dxa"/>
-            <w:gridSpan w:val="4"/>
+            <w:tcW w:w="1170" w:type="dxa"/>
           </w:tcPr>
           <w:p>
             <w:pPr>
@@ -10012,8 +9756,7 @@
         </w:tc>
         <w:tc>
           <w:tcPr>
-            <w:tcW w:w="1033" w:type="dxa"/>
-            <w:gridSpan w:val="3"/>
+            <w:tcW w:w="810" w:type="dxa"/>
           </w:tcPr>
           <w:p>
             <w:pPr>
@@ -10035,7 +9778,7 @@
         </w:tc>
         <w:tc>
           <w:tcPr>
-            <w:tcW w:w="1266" w:type="dxa"/>
+            <w:tcW w:w="810" w:type="dxa"/>
           </w:tcPr>
           <w:p>
             <w:pPr>
@@ -10057,8 +9800,7 @@
         </w:tc>
         <w:tc>
           <w:tcPr>
-            <w:tcW w:w="959" w:type="dxa"/>
-            <w:gridSpan w:val="3"/>
+            <w:tcW w:w="810" w:type="dxa"/>
           </w:tcPr>
           <w:p>
             <w:pPr>
@@ -10085,8 +9827,8 @@
         </w:trPr>
         <w:tc>
           <w:tcPr>
-            <w:tcW w:w="933" w:type="dxa"/>
-            <w:gridSpan w:val="3"/>
+            <w:tcW w:w="711" w:type="dxa"/>
+            <w:gridSpan w:val="2"/>
           </w:tcPr>
           <w:p>
             <w:pPr>
@@ -10108,7 +9850,7 @@
         </w:tc>
         <w:tc>
           <w:tcPr>
-            <w:tcW w:w="2316" w:type="dxa"/>
+            <w:tcW w:w="2319" w:type="dxa"/>
           </w:tcPr>
           <w:p>
             <w:pPr>
@@ -10130,23 +9872,21 @@
         </w:tc>
         <w:tc>
           <w:tcPr>
-            <w:tcW w:w="2067" w:type="dxa"/>
-            <w:gridSpan w:val="3"/>
-          </w:tcPr>
-          <w:p>
-            <w:pPr>
-              <w:rPr>
-                <w:rFonts w:ascii="Times New Roman" w:hAnsi="Times New Roman" w:cs="Times New Roman"/>
-                <w:sz w:val="20"/>
-                <w:szCs w:val="20"/>
-              </w:rPr>
-            </w:pPr>
-          </w:p>
-        </w:tc>
-        <w:tc>
-          <w:tcPr>
-            <w:tcW w:w="1000" w:type="dxa"/>
-            <w:gridSpan w:val="2"/>
+            <w:tcW w:w="1195" w:type="dxa"/>
+          </w:tcPr>
+          <w:p>
+            <w:pPr>
+              <w:rPr>
+                <w:rFonts w:ascii="Times New Roman" w:hAnsi="Times New Roman" w:cs="Times New Roman"/>
+                <w:sz w:val="20"/>
+                <w:szCs w:val="20"/>
+              </w:rPr>
+            </w:pPr>
+          </w:p>
+        </w:tc>
+        <w:tc>
+          <w:tcPr>
+            <w:tcW w:w="990" w:type="dxa"/>
           </w:tcPr>
           <w:p>
             <w:pPr>
@@ -10168,8 +9908,7 @@
         </w:tc>
         <w:tc>
           <w:tcPr>
-            <w:tcW w:w="1031" w:type="dxa"/>
-            <w:gridSpan w:val="2"/>
+            <w:tcW w:w="990" w:type="dxa"/>
           </w:tcPr>
           <w:p>
             <w:pPr>
@@ -10191,8 +9930,7 @@
         </w:tc>
         <w:tc>
           <w:tcPr>
-            <w:tcW w:w="1174" w:type="dxa"/>
-            <w:gridSpan w:val="4"/>
+            <w:tcW w:w="1170" w:type="dxa"/>
           </w:tcPr>
           <w:p>
             <w:pPr>
@@ -10214,8 +9952,7 @@
         </w:tc>
         <w:tc>
           <w:tcPr>
-            <w:tcW w:w="1033" w:type="dxa"/>
-            <w:gridSpan w:val="3"/>
+            <w:tcW w:w="810" w:type="dxa"/>
           </w:tcPr>
           <w:p>
             <w:pPr>
@@ -10237,7 +9974,7 @@
         </w:tc>
         <w:tc>
           <w:tcPr>
-            <w:tcW w:w="1266" w:type="dxa"/>
+            <w:tcW w:w="810" w:type="dxa"/>
           </w:tcPr>
           <w:p>
             <w:pPr>
@@ -10259,8 +9996,7 @@
         </w:tc>
         <w:tc>
           <w:tcPr>
-            <w:tcW w:w="959" w:type="dxa"/>
-            <w:gridSpan w:val="3"/>
+            <w:tcW w:w="810" w:type="dxa"/>
           </w:tcPr>
           <w:p>
             <w:pPr>
@@ -10287,8 +10023,8 @@
         </w:trPr>
         <w:tc>
           <w:tcPr>
-            <w:tcW w:w="933" w:type="dxa"/>
-            <w:gridSpan w:val="3"/>
+            <w:tcW w:w="711" w:type="dxa"/>
+            <w:gridSpan w:val="2"/>
           </w:tcPr>
           <w:p>
             <w:pPr>
@@ -10310,7 +10046,7 @@
         </w:tc>
         <w:tc>
           <w:tcPr>
-            <w:tcW w:w="2316" w:type="dxa"/>
+            <w:tcW w:w="2319" w:type="dxa"/>
           </w:tcPr>
           <w:p>
             <w:pPr>
@@ -10332,23 +10068,21 @@
         </w:tc>
         <w:tc>
           <w:tcPr>
-            <w:tcW w:w="2067" w:type="dxa"/>
-            <w:gridSpan w:val="3"/>
-          </w:tcPr>
-          <w:p>
-            <w:pPr>
-              <w:rPr>
-                <w:rFonts w:ascii="Times New Roman" w:hAnsi="Times New Roman" w:cs="Times New Roman"/>
-                <w:sz w:val="20"/>
-                <w:szCs w:val="20"/>
-              </w:rPr>
-            </w:pPr>
-          </w:p>
-        </w:tc>
-        <w:tc>
-          <w:tcPr>
-            <w:tcW w:w="1000" w:type="dxa"/>
-            <w:gridSpan w:val="2"/>
+            <w:tcW w:w="1195" w:type="dxa"/>
+          </w:tcPr>
+          <w:p>
+            <w:pPr>
+              <w:rPr>
+                <w:rFonts w:ascii="Times New Roman" w:hAnsi="Times New Roman" w:cs="Times New Roman"/>
+                <w:sz w:val="20"/>
+                <w:szCs w:val="20"/>
+              </w:rPr>
+            </w:pPr>
+          </w:p>
+        </w:tc>
+        <w:tc>
+          <w:tcPr>
+            <w:tcW w:w="990" w:type="dxa"/>
           </w:tcPr>
           <w:p>
             <w:pPr>
@@ -10370,8 +10104,7 @@
         </w:tc>
         <w:tc>
           <w:tcPr>
-            <w:tcW w:w="1031" w:type="dxa"/>
-            <w:gridSpan w:val="2"/>
+            <w:tcW w:w="990" w:type="dxa"/>
           </w:tcPr>
           <w:p>
             <w:pPr>
@@ -10393,8 +10126,7 @@
         </w:tc>
         <w:tc>
           <w:tcPr>
-            <w:tcW w:w="1174" w:type="dxa"/>
-            <w:gridSpan w:val="4"/>
+            <w:tcW w:w="1170" w:type="dxa"/>
           </w:tcPr>
           <w:p>
             <w:pPr>
@@ -10416,8 +10148,7 @@
         </w:tc>
         <w:tc>
           <w:tcPr>
-            <w:tcW w:w="1033" w:type="dxa"/>
-            <w:gridSpan w:val="3"/>
+            <w:tcW w:w="810" w:type="dxa"/>
           </w:tcPr>
           <w:p>
             <w:pPr>
@@ -10439,7 +10170,7 @@
         </w:tc>
         <w:tc>
           <w:tcPr>
-            <w:tcW w:w="1266" w:type="dxa"/>
+            <w:tcW w:w="810" w:type="dxa"/>
           </w:tcPr>
           <w:p>
             <w:pPr>
@@ -10461,8 +10192,7 @@
         </w:tc>
         <w:tc>
           <w:tcPr>
-            <w:tcW w:w="959" w:type="dxa"/>
-            <w:gridSpan w:val="3"/>
+            <w:tcW w:w="810" w:type="dxa"/>
           </w:tcPr>
           <w:p>
             <w:pPr>
@@ -10489,8 +10219,8 @@
         </w:trPr>
         <w:tc>
           <w:tcPr>
-            <w:tcW w:w="933" w:type="dxa"/>
-            <w:gridSpan w:val="3"/>
+            <w:tcW w:w="711" w:type="dxa"/>
+            <w:gridSpan w:val="2"/>
           </w:tcPr>
           <w:p>
             <w:pPr>
@@ -10512,7 +10242,7 @@
         </w:tc>
         <w:tc>
           <w:tcPr>
-            <w:tcW w:w="2316" w:type="dxa"/>
+            <w:tcW w:w="2319" w:type="dxa"/>
           </w:tcPr>
           <w:p>
             <w:pPr>
@@ -10534,23 +10264,21 @@
         </w:tc>
         <w:tc>
           <w:tcPr>
-            <w:tcW w:w="2067" w:type="dxa"/>
-            <w:gridSpan w:val="3"/>
-          </w:tcPr>
-          <w:p>
-            <w:pPr>
-              <w:rPr>
-                <w:rFonts w:ascii="Times New Roman" w:hAnsi="Times New Roman" w:cs="Times New Roman"/>
-                <w:sz w:val="20"/>
-                <w:szCs w:val="20"/>
-              </w:rPr>
-            </w:pPr>
-          </w:p>
-        </w:tc>
-        <w:tc>
-          <w:tcPr>
-            <w:tcW w:w="1000" w:type="dxa"/>
-            <w:gridSpan w:val="2"/>
+            <w:tcW w:w="1195" w:type="dxa"/>
+          </w:tcPr>
+          <w:p>
+            <w:pPr>
+              <w:rPr>
+                <w:rFonts w:ascii="Times New Roman" w:hAnsi="Times New Roman" w:cs="Times New Roman"/>
+                <w:sz w:val="20"/>
+                <w:szCs w:val="20"/>
+              </w:rPr>
+            </w:pPr>
+          </w:p>
+        </w:tc>
+        <w:tc>
+          <w:tcPr>
+            <w:tcW w:w="990" w:type="dxa"/>
           </w:tcPr>
           <w:p>
             <w:pPr>
@@ -10572,8 +10300,7 @@
         </w:tc>
         <w:tc>
           <w:tcPr>
-            <w:tcW w:w="1031" w:type="dxa"/>
-            <w:gridSpan w:val="2"/>
+            <w:tcW w:w="990" w:type="dxa"/>
           </w:tcPr>
           <w:p>
             <w:pPr>
@@ -10595,8 +10322,7 @@
         </w:tc>
         <w:tc>
           <w:tcPr>
-            <w:tcW w:w="1174" w:type="dxa"/>
-            <w:gridSpan w:val="4"/>
+            <w:tcW w:w="1170" w:type="dxa"/>
           </w:tcPr>
           <w:p>
             <w:pPr>
@@ -10618,8 +10344,7 @@
         </w:tc>
         <w:tc>
           <w:tcPr>
-            <w:tcW w:w="1033" w:type="dxa"/>
-            <w:gridSpan w:val="3"/>
+            <w:tcW w:w="810" w:type="dxa"/>
           </w:tcPr>
           <w:p>
             <w:pPr>
@@ -10641,7 +10366,7 @@
         </w:tc>
         <w:tc>
           <w:tcPr>
-            <w:tcW w:w="1266" w:type="dxa"/>
+            <w:tcW w:w="810" w:type="dxa"/>
           </w:tcPr>
           <w:p>
             <w:pPr>
@@ -10663,8 +10388,7 @@
         </w:tc>
         <w:tc>
           <w:tcPr>
-            <w:tcW w:w="959" w:type="dxa"/>
-            <w:gridSpan w:val="3"/>
+            <w:tcW w:w="810" w:type="dxa"/>
           </w:tcPr>
           <w:p>
             <w:pPr>
@@ -10691,8 +10415,8 @@
         </w:trPr>
         <w:tc>
           <w:tcPr>
-            <w:tcW w:w="933" w:type="dxa"/>
-            <w:gridSpan w:val="3"/>
+            <w:tcW w:w="711" w:type="dxa"/>
+            <w:gridSpan w:val="2"/>
           </w:tcPr>
           <w:p>
             <w:pPr>
@@ -10714,7 +10438,7 @@
         </w:tc>
         <w:tc>
           <w:tcPr>
-            <w:tcW w:w="2316" w:type="dxa"/>
+            <w:tcW w:w="2319" w:type="dxa"/>
           </w:tcPr>
           <w:p>
             <w:pPr>
@@ -10736,8 +10460,7 @@
         </w:tc>
         <w:tc>
           <w:tcPr>
-            <w:tcW w:w="2067" w:type="dxa"/>
-            <w:gridSpan w:val="3"/>
+            <w:tcW w:w="1195" w:type="dxa"/>
           </w:tcPr>
           <w:p>
             <w:pPr>
@@ -10759,38 +10482,35 @@
         </w:tc>
         <w:tc>
           <w:tcPr>
-            <w:tcW w:w="1000" w:type="dxa"/>
-            <w:gridSpan w:val="2"/>
-          </w:tcPr>
-          <w:p>
-            <w:pPr>
-              <w:rPr>
-                <w:rFonts w:ascii="Times New Roman" w:hAnsi="Times New Roman" w:cs="Times New Roman"/>
-                <w:sz w:val="20"/>
-                <w:szCs w:val="20"/>
-              </w:rPr>
-            </w:pPr>
-          </w:p>
-        </w:tc>
-        <w:tc>
-          <w:tcPr>
-            <w:tcW w:w="1031" w:type="dxa"/>
-            <w:gridSpan w:val="2"/>
-          </w:tcPr>
-          <w:p>
-            <w:pPr>
-              <w:rPr>
-                <w:rFonts w:ascii="Times New Roman" w:hAnsi="Times New Roman" w:cs="Times New Roman"/>
-                <w:sz w:val="20"/>
-                <w:szCs w:val="20"/>
-              </w:rPr>
-            </w:pPr>
-          </w:p>
-        </w:tc>
-        <w:tc>
-          <w:tcPr>
-            <w:tcW w:w="1174" w:type="dxa"/>
-            <w:gridSpan w:val="4"/>
+            <w:tcW w:w="990" w:type="dxa"/>
+          </w:tcPr>
+          <w:p>
+            <w:pPr>
+              <w:rPr>
+                <w:rFonts w:ascii="Times New Roman" w:hAnsi="Times New Roman" w:cs="Times New Roman"/>
+                <w:sz w:val="20"/>
+                <w:szCs w:val="20"/>
+              </w:rPr>
+            </w:pPr>
+          </w:p>
+        </w:tc>
+        <w:tc>
+          <w:tcPr>
+            <w:tcW w:w="990" w:type="dxa"/>
+          </w:tcPr>
+          <w:p>
+            <w:pPr>
+              <w:rPr>
+                <w:rFonts w:ascii="Times New Roman" w:hAnsi="Times New Roman" w:cs="Times New Roman"/>
+                <w:sz w:val="20"/>
+                <w:szCs w:val="20"/>
+              </w:rPr>
+            </w:pPr>
+          </w:p>
+        </w:tc>
+        <w:tc>
+          <w:tcPr>
+            <w:tcW w:w="1170" w:type="dxa"/>
           </w:tcPr>
           <w:p>
             <w:pPr>
@@ -10812,8 +10532,7 @@
         </w:tc>
         <w:tc>
           <w:tcPr>
-            <w:tcW w:w="1033" w:type="dxa"/>
-            <w:gridSpan w:val="3"/>
+            <w:tcW w:w="810" w:type="dxa"/>
           </w:tcPr>
           <w:p>
             <w:pPr>
@@ -10835,7 +10554,7 @@
         </w:tc>
         <w:tc>
           <w:tcPr>
-            <w:tcW w:w="1266" w:type="dxa"/>
+            <w:tcW w:w="810" w:type="dxa"/>
           </w:tcPr>
           <w:p>
             <w:pPr>
@@ -10857,8 +10576,7 @@
         </w:tc>
         <w:tc>
           <w:tcPr>
-            <w:tcW w:w="959" w:type="dxa"/>
-            <w:gridSpan w:val="3"/>
+            <w:tcW w:w="810" w:type="dxa"/>
           </w:tcPr>
           <w:p>
             <w:pPr>
@@ -10876,1800 +10594,6 @@
               </w:rPr>
               <w:t>100</w:t>
             </w:r>
-          </w:p>
-        </w:tc>
-      </w:tr>
-      <w:tr>
-        <w:trPr>
-          <w:trHeight w:val="572"/>
-        </w:trPr>
-        <w:tc>
-          <w:tcPr>
-            <w:tcW w:w="933" w:type="dxa"/>
-            <w:gridSpan w:val="3"/>
-          </w:tcPr>
-          <w:p>
-            <w:pPr>
-              <w:rPr>
-                <w:rFonts w:ascii="Times New Roman" w:hAnsi="Times New Roman" w:cs="Times New Roman"/>
-                <w:sz w:val="20"/>
-                <w:szCs w:val="20"/>
-              </w:rPr>
-            </w:pPr>
-          </w:p>
-        </w:tc>
-        <w:tc>
-          <w:tcPr>
-            <w:tcW w:w="2316" w:type="dxa"/>
-          </w:tcPr>
-          <w:p>
-            <w:pPr>
-              <w:rPr>
-                <w:rFonts w:ascii="Times New Roman" w:hAnsi="Times New Roman" w:cs="Times New Roman"/>
-                <w:sz w:val="20"/>
-                <w:szCs w:val="20"/>
-              </w:rPr>
-            </w:pPr>
-          </w:p>
-        </w:tc>
-        <w:tc>
-          <w:tcPr>
-            <w:tcW w:w="2067" w:type="dxa"/>
-            <w:gridSpan w:val="3"/>
-          </w:tcPr>
-          <w:p>
-            <w:pPr>
-              <w:rPr>
-                <w:rFonts w:ascii="Times New Roman" w:hAnsi="Times New Roman" w:cs="Times New Roman"/>
-                <w:sz w:val="20"/>
-                <w:szCs w:val="20"/>
-              </w:rPr>
-            </w:pPr>
-          </w:p>
-        </w:tc>
-        <w:tc>
-          <w:tcPr>
-            <w:tcW w:w="1000" w:type="dxa"/>
-            <w:gridSpan w:val="2"/>
-          </w:tcPr>
-          <w:p>
-            <w:pPr>
-              <w:rPr>
-                <w:rFonts w:ascii="Times New Roman" w:hAnsi="Times New Roman" w:cs="Times New Roman"/>
-                <w:sz w:val="20"/>
-                <w:szCs w:val="20"/>
-              </w:rPr>
-            </w:pPr>
-          </w:p>
-        </w:tc>
-        <w:tc>
-          <w:tcPr>
-            <w:tcW w:w="1031" w:type="dxa"/>
-            <w:gridSpan w:val="2"/>
-          </w:tcPr>
-          <w:p>
-            <w:pPr>
-              <w:rPr>
-                <w:rFonts w:ascii="Times New Roman" w:hAnsi="Times New Roman" w:cs="Times New Roman"/>
-                <w:sz w:val="20"/>
-                <w:szCs w:val="20"/>
-              </w:rPr>
-            </w:pPr>
-          </w:p>
-        </w:tc>
-        <w:tc>
-          <w:tcPr>
-            <w:tcW w:w="1174" w:type="dxa"/>
-            <w:gridSpan w:val="4"/>
-          </w:tcPr>
-          <w:p>
-            <w:pPr>
-              <w:rPr>
-                <w:rFonts w:ascii="Times New Roman" w:hAnsi="Times New Roman" w:cs="Times New Roman"/>
-                <w:sz w:val="20"/>
-                <w:szCs w:val="20"/>
-              </w:rPr>
-            </w:pPr>
-          </w:p>
-        </w:tc>
-        <w:tc>
-          <w:tcPr>
-            <w:tcW w:w="1033" w:type="dxa"/>
-            <w:gridSpan w:val="3"/>
-          </w:tcPr>
-          <w:p>
-            <w:pPr>
-              <w:rPr>
-                <w:rFonts w:ascii="Times New Roman" w:hAnsi="Times New Roman" w:cs="Times New Roman"/>
-                <w:sz w:val="20"/>
-                <w:szCs w:val="20"/>
-              </w:rPr>
-            </w:pPr>
-          </w:p>
-        </w:tc>
-        <w:tc>
-          <w:tcPr>
-            <w:tcW w:w="1266" w:type="dxa"/>
-          </w:tcPr>
-          <w:p>
-            <w:pPr>
-              <w:rPr>
-                <w:rFonts w:ascii="Times New Roman" w:hAnsi="Times New Roman" w:cs="Times New Roman"/>
-                <w:sz w:val="20"/>
-                <w:szCs w:val="20"/>
-              </w:rPr>
-            </w:pPr>
-          </w:p>
-        </w:tc>
-        <w:tc>
-          <w:tcPr>
-            <w:tcW w:w="959" w:type="dxa"/>
-            <w:gridSpan w:val="3"/>
-          </w:tcPr>
-          <w:p>
-            <w:pPr>
-              <w:rPr>
-                <w:rFonts w:ascii="Times New Roman" w:hAnsi="Times New Roman" w:cs="Times New Roman"/>
-                <w:sz w:val="20"/>
-                <w:szCs w:val="20"/>
-              </w:rPr>
-            </w:pPr>
-          </w:p>
-        </w:tc>
-      </w:tr>
-      <w:tr>
-        <w:trPr>
-          <w:trHeight w:val="572"/>
-        </w:trPr>
-        <w:tc>
-          <w:tcPr>
-            <w:tcW w:w="933" w:type="dxa"/>
-            <w:gridSpan w:val="3"/>
-          </w:tcPr>
-          <w:p>
-            <w:pPr>
-              <w:rPr>
-                <w:rFonts w:ascii="Times New Roman" w:hAnsi="Times New Roman" w:cs="Times New Roman"/>
-                <w:sz w:val="20"/>
-                <w:szCs w:val="20"/>
-              </w:rPr>
-            </w:pPr>
-          </w:p>
-        </w:tc>
-        <w:tc>
-          <w:tcPr>
-            <w:tcW w:w="2316" w:type="dxa"/>
-          </w:tcPr>
-          <w:p>
-            <w:pPr>
-              <w:rPr>
-                <w:rFonts w:ascii="Times New Roman" w:hAnsi="Times New Roman" w:cs="Times New Roman"/>
-                <w:sz w:val="20"/>
-                <w:szCs w:val="20"/>
-              </w:rPr>
-            </w:pPr>
-          </w:p>
-        </w:tc>
-        <w:tc>
-          <w:tcPr>
-            <w:tcW w:w="2067" w:type="dxa"/>
-            <w:gridSpan w:val="3"/>
-          </w:tcPr>
-          <w:p>
-            <w:pPr>
-              <w:rPr>
-                <w:rFonts w:ascii="Times New Roman" w:hAnsi="Times New Roman" w:cs="Times New Roman"/>
-                <w:sz w:val="20"/>
-                <w:szCs w:val="20"/>
-              </w:rPr>
-            </w:pPr>
-          </w:p>
-        </w:tc>
-        <w:tc>
-          <w:tcPr>
-            <w:tcW w:w="1000" w:type="dxa"/>
-            <w:gridSpan w:val="2"/>
-          </w:tcPr>
-          <w:p>
-            <w:pPr>
-              <w:rPr>
-                <w:rFonts w:ascii="Times New Roman" w:hAnsi="Times New Roman" w:cs="Times New Roman"/>
-                <w:sz w:val="20"/>
-                <w:szCs w:val="20"/>
-              </w:rPr>
-            </w:pPr>
-          </w:p>
-        </w:tc>
-        <w:tc>
-          <w:tcPr>
-            <w:tcW w:w="1031" w:type="dxa"/>
-            <w:gridSpan w:val="2"/>
-          </w:tcPr>
-          <w:p>
-            <w:pPr>
-              <w:rPr>
-                <w:rFonts w:ascii="Times New Roman" w:hAnsi="Times New Roman" w:cs="Times New Roman"/>
-                <w:sz w:val="20"/>
-                <w:szCs w:val="20"/>
-              </w:rPr>
-            </w:pPr>
-          </w:p>
-        </w:tc>
-        <w:tc>
-          <w:tcPr>
-            <w:tcW w:w="1174" w:type="dxa"/>
-            <w:gridSpan w:val="4"/>
-          </w:tcPr>
-          <w:p>
-            <w:pPr>
-              <w:rPr>
-                <w:rFonts w:ascii="Times New Roman" w:hAnsi="Times New Roman" w:cs="Times New Roman"/>
-                <w:sz w:val="20"/>
-                <w:szCs w:val="20"/>
-              </w:rPr>
-            </w:pPr>
-          </w:p>
-        </w:tc>
-        <w:tc>
-          <w:tcPr>
-            <w:tcW w:w="1033" w:type="dxa"/>
-            <w:gridSpan w:val="3"/>
-          </w:tcPr>
-          <w:p>
-            <w:pPr>
-              <w:rPr>
-                <w:rFonts w:ascii="Times New Roman" w:hAnsi="Times New Roman" w:cs="Times New Roman"/>
-                <w:sz w:val="20"/>
-                <w:szCs w:val="20"/>
-              </w:rPr>
-            </w:pPr>
-          </w:p>
-        </w:tc>
-        <w:tc>
-          <w:tcPr>
-            <w:tcW w:w="1266" w:type="dxa"/>
-          </w:tcPr>
-          <w:p>
-            <w:pPr>
-              <w:rPr>
-                <w:rFonts w:ascii="Times New Roman" w:hAnsi="Times New Roman" w:cs="Times New Roman"/>
-                <w:sz w:val="20"/>
-                <w:szCs w:val="20"/>
-              </w:rPr>
-            </w:pPr>
-          </w:p>
-        </w:tc>
-        <w:tc>
-          <w:tcPr>
-            <w:tcW w:w="959" w:type="dxa"/>
-            <w:gridSpan w:val="3"/>
-          </w:tcPr>
-          <w:p>
-            <w:pPr>
-              <w:rPr>
-                <w:rFonts w:ascii="Times New Roman" w:hAnsi="Times New Roman" w:cs="Times New Roman"/>
-                <w:sz w:val="20"/>
-                <w:szCs w:val="20"/>
-              </w:rPr>
-            </w:pPr>
-          </w:p>
-        </w:tc>
-      </w:tr>
-      <w:tr>
-        <w:trPr>
-          <w:trHeight w:val="572"/>
-        </w:trPr>
-        <w:tc>
-          <w:tcPr>
-            <w:tcW w:w="933" w:type="dxa"/>
-            <w:gridSpan w:val="3"/>
-          </w:tcPr>
-          <w:p>
-            <w:pPr>
-              <w:rPr>
-                <w:rFonts w:ascii="Times New Roman" w:hAnsi="Times New Roman" w:cs="Times New Roman"/>
-                <w:sz w:val="20"/>
-                <w:szCs w:val="20"/>
-              </w:rPr>
-            </w:pPr>
-          </w:p>
-        </w:tc>
-        <w:tc>
-          <w:tcPr>
-            <w:tcW w:w="2316" w:type="dxa"/>
-          </w:tcPr>
-          <w:p>
-            <w:pPr>
-              <w:rPr>
-                <w:rFonts w:ascii="Times New Roman" w:hAnsi="Times New Roman" w:cs="Times New Roman"/>
-                <w:sz w:val="20"/>
-                <w:szCs w:val="20"/>
-              </w:rPr>
-            </w:pPr>
-          </w:p>
-        </w:tc>
-        <w:tc>
-          <w:tcPr>
-            <w:tcW w:w="2067" w:type="dxa"/>
-            <w:gridSpan w:val="3"/>
-          </w:tcPr>
-          <w:p>
-            <w:pPr>
-              <w:rPr>
-                <w:rFonts w:ascii="Times New Roman" w:hAnsi="Times New Roman" w:cs="Times New Roman"/>
-                <w:sz w:val="20"/>
-                <w:szCs w:val="20"/>
-              </w:rPr>
-            </w:pPr>
-          </w:p>
-        </w:tc>
-        <w:tc>
-          <w:tcPr>
-            <w:tcW w:w="1000" w:type="dxa"/>
-            <w:gridSpan w:val="2"/>
-          </w:tcPr>
-          <w:p>
-            <w:pPr>
-              <w:rPr>
-                <w:rFonts w:ascii="Times New Roman" w:hAnsi="Times New Roman" w:cs="Times New Roman"/>
-                <w:sz w:val="20"/>
-                <w:szCs w:val="20"/>
-              </w:rPr>
-            </w:pPr>
-          </w:p>
-        </w:tc>
-        <w:tc>
-          <w:tcPr>
-            <w:tcW w:w="1031" w:type="dxa"/>
-            <w:gridSpan w:val="2"/>
-          </w:tcPr>
-          <w:p>
-            <w:pPr>
-              <w:rPr>
-                <w:rFonts w:ascii="Times New Roman" w:hAnsi="Times New Roman" w:cs="Times New Roman"/>
-                <w:sz w:val="20"/>
-                <w:szCs w:val="20"/>
-              </w:rPr>
-            </w:pPr>
-          </w:p>
-        </w:tc>
-        <w:tc>
-          <w:tcPr>
-            <w:tcW w:w="1174" w:type="dxa"/>
-            <w:gridSpan w:val="4"/>
-          </w:tcPr>
-          <w:p>
-            <w:pPr>
-              <w:rPr>
-                <w:rFonts w:ascii="Times New Roman" w:hAnsi="Times New Roman" w:cs="Times New Roman"/>
-                <w:sz w:val="20"/>
-                <w:szCs w:val="20"/>
-              </w:rPr>
-            </w:pPr>
-          </w:p>
-        </w:tc>
-        <w:tc>
-          <w:tcPr>
-            <w:tcW w:w="1033" w:type="dxa"/>
-            <w:gridSpan w:val="3"/>
-          </w:tcPr>
-          <w:p>
-            <w:pPr>
-              <w:rPr>
-                <w:rFonts w:ascii="Times New Roman" w:hAnsi="Times New Roman" w:cs="Times New Roman"/>
-                <w:sz w:val="20"/>
-                <w:szCs w:val="20"/>
-              </w:rPr>
-            </w:pPr>
-          </w:p>
-        </w:tc>
-        <w:tc>
-          <w:tcPr>
-            <w:tcW w:w="1266" w:type="dxa"/>
-          </w:tcPr>
-          <w:p>
-            <w:pPr>
-              <w:rPr>
-                <w:rFonts w:ascii="Times New Roman" w:hAnsi="Times New Roman" w:cs="Times New Roman"/>
-                <w:sz w:val="20"/>
-                <w:szCs w:val="20"/>
-              </w:rPr>
-            </w:pPr>
-          </w:p>
-        </w:tc>
-        <w:tc>
-          <w:tcPr>
-            <w:tcW w:w="959" w:type="dxa"/>
-            <w:gridSpan w:val="3"/>
-          </w:tcPr>
-          <w:p>
-            <w:pPr>
-              <w:rPr>
-                <w:rFonts w:ascii="Times New Roman" w:hAnsi="Times New Roman" w:cs="Times New Roman"/>
-                <w:sz w:val="20"/>
-                <w:szCs w:val="20"/>
-              </w:rPr>
-            </w:pPr>
-          </w:p>
-        </w:tc>
-      </w:tr>
-      <w:tr>
-        <w:trPr>
-          <w:trHeight w:val="572"/>
-        </w:trPr>
-        <w:tc>
-          <w:tcPr>
-            <w:tcW w:w="933" w:type="dxa"/>
-            <w:gridSpan w:val="3"/>
-          </w:tcPr>
-          <w:p>
-            <w:pPr>
-              <w:rPr>
-                <w:rFonts w:ascii="Times New Roman" w:hAnsi="Times New Roman" w:cs="Times New Roman"/>
-                <w:sz w:val="20"/>
-                <w:szCs w:val="20"/>
-              </w:rPr>
-            </w:pPr>
-          </w:p>
-        </w:tc>
-        <w:tc>
-          <w:tcPr>
-            <w:tcW w:w="2316" w:type="dxa"/>
-          </w:tcPr>
-          <w:p>
-            <w:pPr>
-              <w:rPr>
-                <w:rFonts w:ascii="Times New Roman" w:hAnsi="Times New Roman" w:cs="Times New Roman"/>
-                <w:sz w:val="20"/>
-                <w:szCs w:val="20"/>
-              </w:rPr>
-            </w:pPr>
-          </w:p>
-        </w:tc>
-        <w:tc>
-          <w:tcPr>
-            <w:tcW w:w="2067" w:type="dxa"/>
-            <w:gridSpan w:val="3"/>
-          </w:tcPr>
-          <w:p>
-            <w:pPr>
-              <w:rPr>
-                <w:rFonts w:ascii="Times New Roman" w:hAnsi="Times New Roman" w:cs="Times New Roman"/>
-                <w:sz w:val="20"/>
-                <w:szCs w:val="20"/>
-              </w:rPr>
-            </w:pPr>
-          </w:p>
-        </w:tc>
-        <w:tc>
-          <w:tcPr>
-            <w:tcW w:w="1000" w:type="dxa"/>
-            <w:gridSpan w:val="2"/>
-          </w:tcPr>
-          <w:p>
-            <w:pPr>
-              <w:rPr>
-                <w:rFonts w:ascii="Times New Roman" w:hAnsi="Times New Roman" w:cs="Times New Roman"/>
-                <w:sz w:val="20"/>
-                <w:szCs w:val="20"/>
-              </w:rPr>
-            </w:pPr>
-          </w:p>
-        </w:tc>
-        <w:tc>
-          <w:tcPr>
-            <w:tcW w:w="1031" w:type="dxa"/>
-            <w:gridSpan w:val="2"/>
-          </w:tcPr>
-          <w:p>
-            <w:pPr>
-              <w:rPr>
-                <w:rFonts w:ascii="Times New Roman" w:hAnsi="Times New Roman" w:cs="Times New Roman"/>
-                <w:sz w:val="20"/>
-                <w:szCs w:val="20"/>
-              </w:rPr>
-            </w:pPr>
-          </w:p>
-        </w:tc>
-        <w:tc>
-          <w:tcPr>
-            <w:tcW w:w="1174" w:type="dxa"/>
-            <w:gridSpan w:val="4"/>
-          </w:tcPr>
-          <w:p>
-            <w:pPr>
-              <w:rPr>
-                <w:rFonts w:ascii="Times New Roman" w:hAnsi="Times New Roman" w:cs="Times New Roman"/>
-                <w:sz w:val="20"/>
-                <w:szCs w:val="20"/>
-              </w:rPr>
-            </w:pPr>
-          </w:p>
-        </w:tc>
-        <w:tc>
-          <w:tcPr>
-            <w:tcW w:w="1033" w:type="dxa"/>
-            <w:gridSpan w:val="3"/>
-          </w:tcPr>
-          <w:p>
-            <w:pPr>
-              <w:rPr>
-                <w:rFonts w:ascii="Times New Roman" w:hAnsi="Times New Roman" w:cs="Times New Roman"/>
-                <w:sz w:val="20"/>
-                <w:szCs w:val="20"/>
-              </w:rPr>
-            </w:pPr>
-          </w:p>
-        </w:tc>
-        <w:tc>
-          <w:tcPr>
-            <w:tcW w:w="1266" w:type="dxa"/>
-          </w:tcPr>
-          <w:p>
-            <w:pPr>
-              <w:rPr>
-                <w:rFonts w:ascii="Times New Roman" w:hAnsi="Times New Roman" w:cs="Times New Roman"/>
-                <w:sz w:val="20"/>
-                <w:szCs w:val="20"/>
-              </w:rPr>
-            </w:pPr>
-          </w:p>
-        </w:tc>
-        <w:tc>
-          <w:tcPr>
-            <w:tcW w:w="959" w:type="dxa"/>
-            <w:gridSpan w:val="3"/>
-          </w:tcPr>
-          <w:p>
-            <w:pPr>
-              <w:rPr>
-                <w:rFonts w:ascii="Times New Roman" w:hAnsi="Times New Roman" w:cs="Times New Roman"/>
-                <w:sz w:val="20"/>
-                <w:szCs w:val="20"/>
-              </w:rPr>
-            </w:pPr>
-          </w:p>
-        </w:tc>
-      </w:tr>
-      <w:tr>
-        <w:trPr>
-          <w:trHeight w:val="572"/>
-        </w:trPr>
-        <w:tc>
-          <w:tcPr>
-            <w:tcW w:w="933" w:type="dxa"/>
-            <w:gridSpan w:val="3"/>
-          </w:tcPr>
-          <w:p>
-            <w:pPr>
-              <w:rPr>
-                <w:rFonts w:ascii="Times New Roman" w:hAnsi="Times New Roman" w:cs="Times New Roman"/>
-                <w:sz w:val="20"/>
-                <w:szCs w:val="20"/>
-              </w:rPr>
-            </w:pPr>
-          </w:p>
-        </w:tc>
-        <w:tc>
-          <w:tcPr>
-            <w:tcW w:w="2316" w:type="dxa"/>
-          </w:tcPr>
-          <w:p>
-            <w:pPr>
-              <w:rPr>
-                <w:rFonts w:ascii="Times New Roman" w:hAnsi="Times New Roman" w:cs="Times New Roman"/>
-                <w:sz w:val="20"/>
-                <w:szCs w:val="20"/>
-              </w:rPr>
-            </w:pPr>
-          </w:p>
-        </w:tc>
-        <w:tc>
-          <w:tcPr>
-            <w:tcW w:w="2067" w:type="dxa"/>
-            <w:gridSpan w:val="3"/>
-          </w:tcPr>
-          <w:p>
-            <w:pPr>
-              <w:rPr>
-                <w:rFonts w:ascii="Times New Roman" w:hAnsi="Times New Roman" w:cs="Times New Roman"/>
-                <w:sz w:val="20"/>
-                <w:szCs w:val="20"/>
-              </w:rPr>
-            </w:pPr>
-          </w:p>
-        </w:tc>
-        <w:tc>
-          <w:tcPr>
-            <w:tcW w:w="1000" w:type="dxa"/>
-            <w:gridSpan w:val="2"/>
-          </w:tcPr>
-          <w:p>
-            <w:pPr>
-              <w:rPr>
-                <w:rFonts w:ascii="Times New Roman" w:hAnsi="Times New Roman" w:cs="Times New Roman"/>
-                <w:sz w:val="20"/>
-                <w:szCs w:val="20"/>
-              </w:rPr>
-            </w:pPr>
-          </w:p>
-        </w:tc>
-        <w:tc>
-          <w:tcPr>
-            <w:tcW w:w="1031" w:type="dxa"/>
-            <w:gridSpan w:val="2"/>
-          </w:tcPr>
-          <w:p>
-            <w:pPr>
-              <w:rPr>
-                <w:rFonts w:ascii="Times New Roman" w:hAnsi="Times New Roman" w:cs="Times New Roman"/>
-                <w:sz w:val="20"/>
-                <w:szCs w:val="20"/>
-              </w:rPr>
-            </w:pPr>
-          </w:p>
-        </w:tc>
-        <w:tc>
-          <w:tcPr>
-            <w:tcW w:w="1174" w:type="dxa"/>
-            <w:gridSpan w:val="4"/>
-          </w:tcPr>
-          <w:p>
-            <w:pPr>
-              <w:rPr>
-                <w:rFonts w:ascii="Times New Roman" w:hAnsi="Times New Roman" w:cs="Times New Roman"/>
-                <w:sz w:val="20"/>
-                <w:szCs w:val="20"/>
-              </w:rPr>
-            </w:pPr>
-          </w:p>
-        </w:tc>
-        <w:tc>
-          <w:tcPr>
-            <w:tcW w:w="1033" w:type="dxa"/>
-            <w:gridSpan w:val="3"/>
-          </w:tcPr>
-          <w:p>
-            <w:pPr>
-              <w:rPr>
-                <w:rFonts w:ascii="Times New Roman" w:hAnsi="Times New Roman" w:cs="Times New Roman"/>
-                <w:sz w:val="20"/>
-                <w:szCs w:val="20"/>
-              </w:rPr>
-            </w:pPr>
-          </w:p>
-        </w:tc>
-        <w:tc>
-          <w:tcPr>
-            <w:tcW w:w="1266" w:type="dxa"/>
-          </w:tcPr>
-          <w:p>
-            <w:pPr>
-              <w:rPr>
-                <w:rFonts w:ascii="Times New Roman" w:hAnsi="Times New Roman" w:cs="Times New Roman"/>
-                <w:sz w:val="20"/>
-                <w:szCs w:val="20"/>
-              </w:rPr>
-            </w:pPr>
-          </w:p>
-        </w:tc>
-        <w:tc>
-          <w:tcPr>
-            <w:tcW w:w="959" w:type="dxa"/>
-            <w:gridSpan w:val="3"/>
-          </w:tcPr>
-          <w:p>
-            <w:pPr>
-              <w:rPr>
-                <w:rFonts w:ascii="Times New Roman" w:hAnsi="Times New Roman" w:cs="Times New Roman"/>
-                <w:sz w:val="20"/>
-                <w:szCs w:val="20"/>
-              </w:rPr>
-            </w:pPr>
-          </w:p>
-        </w:tc>
-      </w:tr>
-      <w:tr>
-        <w:trPr>
-          <w:trHeight w:val="572"/>
-        </w:trPr>
-        <w:tc>
-          <w:tcPr>
-            <w:tcW w:w="933" w:type="dxa"/>
-            <w:gridSpan w:val="3"/>
-          </w:tcPr>
-          <w:p>
-            <w:pPr>
-              <w:rPr>
-                <w:rFonts w:ascii="Times New Roman" w:hAnsi="Times New Roman" w:cs="Times New Roman"/>
-                <w:sz w:val="20"/>
-                <w:szCs w:val="20"/>
-              </w:rPr>
-            </w:pPr>
-          </w:p>
-        </w:tc>
-        <w:tc>
-          <w:tcPr>
-            <w:tcW w:w="2316" w:type="dxa"/>
-          </w:tcPr>
-          <w:p>
-            <w:pPr>
-              <w:rPr>
-                <w:rFonts w:ascii="Times New Roman" w:hAnsi="Times New Roman" w:cs="Times New Roman"/>
-                <w:sz w:val="20"/>
-                <w:szCs w:val="20"/>
-              </w:rPr>
-            </w:pPr>
-          </w:p>
-        </w:tc>
-        <w:tc>
-          <w:tcPr>
-            <w:tcW w:w="2067" w:type="dxa"/>
-            <w:gridSpan w:val="3"/>
-          </w:tcPr>
-          <w:p>
-            <w:pPr>
-              <w:rPr>
-                <w:rFonts w:ascii="Times New Roman" w:hAnsi="Times New Roman" w:cs="Times New Roman"/>
-                <w:sz w:val="20"/>
-                <w:szCs w:val="20"/>
-              </w:rPr>
-            </w:pPr>
-          </w:p>
-        </w:tc>
-        <w:tc>
-          <w:tcPr>
-            <w:tcW w:w="1000" w:type="dxa"/>
-            <w:gridSpan w:val="2"/>
-          </w:tcPr>
-          <w:p>
-            <w:pPr>
-              <w:rPr>
-                <w:rFonts w:ascii="Times New Roman" w:hAnsi="Times New Roman" w:cs="Times New Roman"/>
-                <w:sz w:val="20"/>
-                <w:szCs w:val="20"/>
-              </w:rPr>
-            </w:pPr>
-          </w:p>
-        </w:tc>
-        <w:tc>
-          <w:tcPr>
-            <w:tcW w:w="1031" w:type="dxa"/>
-            <w:gridSpan w:val="2"/>
-          </w:tcPr>
-          <w:p>
-            <w:pPr>
-              <w:rPr>
-                <w:rFonts w:ascii="Times New Roman" w:hAnsi="Times New Roman" w:cs="Times New Roman"/>
-                <w:sz w:val="20"/>
-                <w:szCs w:val="20"/>
-              </w:rPr>
-            </w:pPr>
-          </w:p>
-        </w:tc>
-        <w:tc>
-          <w:tcPr>
-            <w:tcW w:w="1174" w:type="dxa"/>
-            <w:gridSpan w:val="4"/>
-          </w:tcPr>
-          <w:p>
-            <w:pPr>
-              <w:rPr>
-                <w:rFonts w:ascii="Times New Roman" w:hAnsi="Times New Roman" w:cs="Times New Roman"/>
-                <w:sz w:val="20"/>
-                <w:szCs w:val="20"/>
-              </w:rPr>
-            </w:pPr>
-          </w:p>
-        </w:tc>
-        <w:tc>
-          <w:tcPr>
-            <w:tcW w:w="1033" w:type="dxa"/>
-            <w:gridSpan w:val="3"/>
-          </w:tcPr>
-          <w:p>
-            <w:pPr>
-              <w:rPr>
-                <w:rFonts w:ascii="Times New Roman" w:hAnsi="Times New Roman" w:cs="Times New Roman"/>
-                <w:sz w:val="20"/>
-                <w:szCs w:val="20"/>
-              </w:rPr>
-            </w:pPr>
-          </w:p>
-        </w:tc>
-        <w:tc>
-          <w:tcPr>
-            <w:tcW w:w="1266" w:type="dxa"/>
-          </w:tcPr>
-          <w:p>
-            <w:pPr>
-              <w:rPr>
-                <w:rFonts w:ascii="Times New Roman" w:hAnsi="Times New Roman" w:cs="Times New Roman"/>
-                <w:sz w:val="20"/>
-                <w:szCs w:val="20"/>
-              </w:rPr>
-            </w:pPr>
-          </w:p>
-        </w:tc>
-        <w:tc>
-          <w:tcPr>
-            <w:tcW w:w="959" w:type="dxa"/>
-            <w:gridSpan w:val="3"/>
-          </w:tcPr>
-          <w:p>
-            <w:pPr>
-              <w:rPr>
-                <w:rFonts w:ascii="Times New Roman" w:hAnsi="Times New Roman" w:cs="Times New Roman"/>
-                <w:sz w:val="20"/>
-                <w:szCs w:val="20"/>
-              </w:rPr>
-            </w:pPr>
-          </w:p>
-        </w:tc>
-      </w:tr>
-      <w:tr>
-        <w:trPr>
-          <w:trHeight w:val="572"/>
-        </w:trPr>
-        <w:tc>
-          <w:tcPr>
-            <w:tcW w:w="933" w:type="dxa"/>
-            <w:gridSpan w:val="3"/>
-          </w:tcPr>
-          <w:p>
-            <w:pPr>
-              <w:rPr>
-                <w:rFonts w:ascii="Times New Roman" w:hAnsi="Times New Roman" w:cs="Times New Roman"/>
-                <w:sz w:val="20"/>
-                <w:szCs w:val="20"/>
-              </w:rPr>
-            </w:pPr>
-          </w:p>
-        </w:tc>
-        <w:tc>
-          <w:tcPr>
-            <w:tcW w:w="2316" w:type="dxa"/>
-          </w:tcPr>
-          <w:p>
-            <w:pPr>
-              <w:rPr>
-                <w:rFonts w:ascii="Times New Roman" w:hAnsi="Times New Roman" w:cs="Times New Roman"/>
-                <w:sz w:val="20"/>
-                <w:szCs w:val="20"/>
-              </w:rPr>
-            </w:pPr>
-          </w:p>
-        </w:tc>
-        <w:tc>
-          <w:tcPr>
-            <w:tcW w:w="2067" w:type="dxa"/>
-            <w:gridSpan w:val="3"/>
-          </w:tcPr>
-          <w:p>
-            <w:pPr>
-              <w:rPr>
-                <w:rFonts w:ascii="Times New Roman" w:hAnsi="Times New Roman" w:cs="Times New Roman"/>
-                <w:sz w:val="20"/>
-                <w:szCs w:val="20"/>
-              </w:rPr>
-            </w:pPr>
-          </w:p>
-        </w:tc>
-        <w:tc>
-          <w:tcPr>
-            <w:tcW w:w="1000" w:type="dxa"/>
-            <w:gridSpan w:val="2"/>
-          </w:tcPr>
-          <w:p>
-            <w:pPr>
-              <w:rPr>
-                <w:rFonts w:ascii="Times New Roman" w:hAnsi="Times New Roman" w:cs="Times New Roman"/>
-                <w:sz w:val="20"/>
-                <w:szCs w:val="20"/>
-              </w:rPr>
-            </w:pPr>
-          </w:p>
-        </w:tc>
-        <w:tc>
-          <w:tcPr>
-            <w:tcW w:w="1031" w:type="dxa"/>
-            <w:gridSpan w:val="2"/>
-          </w:tcPr>
-          <w:p>
-            <w:pPr>
-              <w:rPr>
-                <w:rFonts w:ascii="Times New Roman" w:hAnsi="Times New Roman" w:cs="Times New Roman"/>
-                <w:sz w:val="20"/>
-                <w:szCs w:val="20"/>
-              </w:rPr>
-            </w:pPr>
-          </w:p>
-        </w:tc>
-        <w:tc>
-          <w:tcPr>
-            <w:tcW w:w="1174" w:type="dxa"/>
-            <w:gridSpan w:val="4"/>
-          </w:tcPr>
-          <w:p>
-            <w:pPr>
-              <w:rPr>
-                <w:rFonts w:ascii="Times New Roman" w:hAnsi="Times New Roman" w:cs="Times New Roman"/>
-                <w:sz w:val="20"/>
-                <w:szCs w:val="20"/>
-              </w:rPr>
-            </w:pPr>
-          </w:p>
-        </w:tc>
-        <w:tc>
-          <w:tcPr>
-            <w:tcW w:w="1033" w:type="dxa"/>
-            <w:gridSpan w:val="3"/>
-          </w:tcPr>
-          <w:p>
-            <w:pPr>
-              <w:rPr>
-                <w:rFonts w:ascii="Times New Roman" w:hAnsi="Times New Roman" w:cs="Times New Roman"/>
-                <w:sz w:val="20"/>
-                <w:szCs w:val="20"/>
-              </w:rPr>
-            </w:pPr>
-          </w:p>
-        </w:tc>
-        <w:tc>
-          <w:tcPr>
-            <w:tcW w:w="1266" w:type="dxa"/>
-          </w:tcPr>
-          <w:p>
-            <w:pPr>
-              <w:rPr>
-                <w:rFonts w:ascii="Times New Roman" w:hAnsi="Times New Roman" w:cs="Times New Roman"/>
-                <w:sz w:val="20"/>
-                <w:szCs w:val="20"/>
-              </w:rPr>
-            </w:pPr>
-          </w:p>
-        </w:tc>
-        <w:tc>
-          <w:tcPr>
-            <w:tcW w:w="959" w:type="dxa"/>
-            <w:gridSpan w:val="3"/>
-          </w:tcPr>
-          <w:p>
-            <w:pPr>
-              <w:rPr>
-                <w:rFonts w:ascii="Times New Roman" w:hAnsi="Times New Roman" w:cs="Times New Roman"/>
-                <w:sz w:val="20"/>
-                <w:szCs w:val="20"/>
-              </w:rPr>
-            </w:pPr>
-          </w:p>
-        </w:tc>
-      </w:tr>
-      <w:tr>
-        <w:trPr>
-          <w:trHeight w:val="572"/>
-        </w:trPr>
-        <w:tc>
-          <w:tcPr>
-            <w:tcW w:w="933" w:type="dxa"/>
-            <w:gridSpan w:val="3"/>
-          </w:tcPr>
-          <w:p>
-            <w:pPr>
-              <w:rPr>
-                <w:rFonts w:ascii="Times New Roman" w:hAnsi="Times New Roman" w:cs="Times New Roman"/>
-                <w:sz w:val="20"/>
-                <w:szCs w:val="20"/>
-              </w:rPr>
-            </w:pPr>
-          </w:p>
-        </w:tc>
-        <w:tc>
-          <w:tcPr>
-            <w:tcW w:w="2316" w:type="dxa"/>
-          </w:tcPr>
-          <w:p>
-            <w:pPr>
-              <w:rPr>
-                <w:rFonts w:ascii="Times New Roman" w:hAnsi="Times New Roman" w:cs="Times New Roman"/>
-                <w:sz w:val="20"/>
-                <w:szCs w:val="20"/>
-              </w:rPr>
-            </w:pPr>
-          </w:p>
-        </w:tc>
-        <w:tc>
-          <w:tcPr>
-            <w:tcW w:w="2067" w:type="dxa"/>
-            <w:gridSpan w:val="3"/>
-          </w:tcPr>
-          <w:p>
-            <w:pPr>
-              <w:rPr>
-                <w:rFonts w:ascii="Times New Roman" w:hAnsi="Times New Roman" w:cs="Times New Roman"/>
-                <w:sz w:val="20"/>
-                <w:szCs w:val="20"/>
-              </w:rPr>
-            </w:pPr>
-          </w:p>
-        </w:tc>
-        <w:tc>
-          <w:tcPr>
-            <w:tcW w:w="1000" w:type="dxa"/>
-            <w:gridSpan w:val="2"/>
-          </w:tcPr>
-          <w:p>
-            <w:pPr>
-              <w:rPr>
-                <w:rFonts w:ascii="Times New Roman" w:hAnsi="Times New Roman" w:cs="Times New Roman"/>
-                <w:sz w:val="20"/>
-                <w:szCs w:val="20"/>
-              </w:rPr>
-            </w:pPr>
-          </w:p>
-        </w:tc>
-        <w:tc>
-          <w:tcPr>
-            <w:tcW w:w="1031" w:type="dxa"/>
-            <w:gridSpan w:val="2"/>
-          </w:tcPr>
-          <w:p>
-            <w:pPr>
-              <w:rPr>
-                <w:rFonts w:ascii="Times New Roman" w:hAnsi="Times New Roman" w:cs="Times New Roman"/>
-                <w:sz w:val="20"/>
-                <w:szCs w:val="20"/>
-              </w:rPr>
-            </w:pPr>
-          </w:p>
-        </w:tc>
-        <w:tc>
-          <w:tcPr>
-            <w:tcW w:w="1174" w:type="dxa"/>
-            <w:gridSpan w:val="4"/>
-          </w:tcPr>
-          <w:p>
-            <w:pPr>
-              <w:rPr>
-                <w:rFonts w:ascii="Times New Roman" w:hAnsi="Times New Roman" w:cs="Times New Roman"/>
-                <w:sz w:val="20"/>
-                <w:szCs w:val="20"/>
-              </w:rPr>
-            </w:pPr>
-          </w:p>
-        </w:tc>
-        <w:tc>
-          <w:tcPr>
-            <w:tcW w:w="1033" w:type="dxa"/>
-            <w:gridSpan w:val="3"/>
-          </w:tcPr>
-          <w:p>
-            <w:pPr>
-              <w:rPr>
-                <w:rFonts w:ascii="Times New Roman" w:hAnsi="Times New Roman" w:cs="Times New Roman"/>
-                <w:sz w:val="20"/>
-                <w:szCs w:val="20"/>
-              </w:rPr>
-            </w:pPr>
-          </w:p>
-        </w:tc>
-        <w:tc>
-          <w:tcPr>
-            <w:tcW w:w="1266" w:type="dxa"/>
-          </w:tcPr>
-          <w:p>
-            <w:pPr>
-              <w:rPr>
-                <w:rFonts w:ascii="Times New Roman" w:hAnsi="Times New Roman" w:cs="Times New Roman"/>
-                <w:sz w:val="20"/>
-                <w:szCs w:val="20"/>
-              </w:rPr>
-            </w:pPr>
-          </w:p>
-        </w:tc>
-        <w:tc>
-          <w:tcPr>
-            <w:tcW w:w="959" w:type="dxa"/>
-            <w:gridSpan w:val="3"/>
-          </w:tcPr>
-          <w:p>
-            <w:pPr>
-              <w:rPr>
-                <w:rFonts w:ascii="Times New Roman" w:hAnsi="Times New Roman" w:cs="Times New Roman"/>
-                <w:sz w:val="20"/>
-                <w:szCs w:val="20"/>
-              </w:rPr>
-            </w:pPr>
-          </w:p>
-        </w:tc>
-      </w:tr>
-      <w:tr>
-        <w:trPr>
-          <w:trHeight w:val="572"/>
-        </w:trPr>
-        <w:tc>
-          <w:tcPr>
-            <w:tcW w:w="933" w:type="dxa"/>
-            <w:gridSpan w:val="3"/>
-          </w:tcPr>
-          <w:p>
-            <w:pPr>
-              <w:rPr>
-                <w:rFonts w:ascii="Times New Roman" w:hAnsi="Times New Roman" w:cs="Times New Roman"/>
-                <w:sz w:val="20"/>
-                <w:szCs w:val="20"/>
-              </w:rPr>
-            </w:pPr>
-          </w:p>
-        </w:tc>
-        <w:tc>
-          <w:tcPr>
-            <w:tcW w:w="2316" w:type="dxa"/>
-          </w:tcPr>
-          <w:p>
-            <w:pPr>
-              <w:rPr>
-                <w:rFonts w:ascii="Times New Roman" w:hAnsi="Times New Roman" w:cs="Times New Roman"/>
-                <w:sz w:val="20"/>
-                <w:szCs w:val="20"/>
-              </w:rPr>
-            </w:pPr>
-          </w:p>
-        </w:tc>
-        <w:tc>
-          <w:tcPr>
-            <w:tcW w:w="2067" w:type="dxa"/>
-            <w:gridSpan w:val="3"/>
-          </w:tcPr>
-          <w:p>
-            <w:pPr>
-              <w:rPr>
-                <w:rFonts w:ascii="Times New Roman" w:hAnsi="Times New Roman" w:cs="Times New Roman"/>
-                <w:sz w:val="20"/>
-                <w:szCs w:val="20"/>
-              </w:rPr>
-            </w:pPr>
-          </w:p>
-        </w:tc>
-        <w:tc>
-          <w:tcPr>
-            <w:tcW w:w="1000" w:type="dxa"/>
-            <w:gridSpan w:val="2"/>
-          </w:tcPr>
-          <w:p>
-            <w:pPr>
-              <w:rPr>
-                <w:rFonts w:ascii="Times New Roman" w:hAnsi="Times New Roman" w:cs="Times New Roman"/>
-                <w:sz w:val="20"/>
-                <w:szCs w:val="20"/>
-              </w:rPr>
-            </w:pPr>
-          </w:p>
-        </w:tc>
-        <w:tc>
-          <w:tcPr>
-            <w:tcW w:w="1031" w:type="dxa"/>
-            <w:gridSpan w:val="2"/>
-          </w:tcPr>
-          <w:p>
-            <w:pPr>
-              <w:rPr>
-                <w:rFonts w:ascii="Times New Roman" w:hAnsi="Times New Roman" w:cs="Times New Roman"/>
-                <w:sz w:val="20"/>
-                <w:szCs w:val="20"/>
-              </w:rPr>
-            </w:pPr>
-          </w:p>
-        </w:tc>
-        <w:tc>
-          <w:tcPr>
-            <w:tcW w:w="1174" w:type="dxa"/>
-            <w:gridSpan w:val="4"/>
-          </w:tcPr>
-          <w:p>
-            <w:pPr>
-              <w:rPr>
-                <w:rFonts w:ascii="Times New Roman" w:hAnsi="Times New Roman" w:cs="Times New Roman"/>
-                <w:sz w:val="20"/>
-                <w:szCs w:val="20"/>
-              </w:rPr>
-            </w:pPr>
-          </w:p>
-        </w:tc>
-        <w:tc>
-          <w:tcPr>
-            <w:tcW w:w="1033" w:type="dxa"/>
-            <w:gridSpan w:val="3"/>
-          </w:tcPr>
-          <w:p>
-            <w:pPr>
-              <w:rPr>
-                <w:rFonts w:ascii="Times New Roman" w:hAnsi="Times New Roman" w:cs="Times New Roman"/>
-                <w:sz w:val="20"/>
-                <w:szCs w:val="20"/>
-              </w:rPr>
-            </w:pPr>
-          </w:p>
-        </w:tc>
-        <w:tc>
-          <w:tcPr>
-            <w:tcW w:w="1266" w:type="dxa"/>
-          </w:tcPr>
-          <w:p>
-            <w:pPr>
-              <w:rPr>
-                <w:rFonts w:ascii="Times New Roman" w:hAnsi="Times New Roman" w:cs="Times New Roman"/>
-                <w:sz w:val="20"/>
-                <w:szCs w:val="20"/>
-              </w:rPr>
-            </w:pPr>
-          </w:p>
-        </w:tc>
-        <w:tc>
-          <w:tcPr>
-            <w:tcW w:w="959" w:type="dxa"/>
-            <w:gridSpan w:val="3"/>
-          </w:tcPr>
-          <w:p>
-            <w:pPr>
-              <w:rPr>
-                <w:rFonts w:ascii="Times New Roman" w:hAnsi="Times New Roman" w:cs="Times New Roman"/>
-                <w:sz w:val="20"/>
-                <w:szCs w:val="20"/>
-              </w:rPr>
-            </w:pPr>
-          </w:p>
-        </w:tc>
-      </w:tr>
-      <w:tr>
-        <w:trPr>
-          <w:trHeight w:val="572"/>
-        </w:trPr>
-        <w:tc>
-          <w:tcPr>
-            <w:tcW w:w="933" w:type="dxa"/>
-            <w:gridSpan w:val="3"/>
-          </w:tcPr>
-          <w:p>
-            <w:pPr>
-              <w:rPr>
-                <w:rFonts w:ascii="Times New Roman" w:hAnsi="Times New Roman" w:cs="Times New Roman"/>
-                <w:sz w:val="20"/>
-                <w:szCs w:val="20"/>
-              </w:rPr>
-            </w:pPr>
-          </w:p>
-        </w:tc>
-        <w:tc>
-          <w:tcPr>
-            <w:tcW w:w="2316" w:type="dxa"/>
-          </w:tcPr>
-          <w:p>
-            <w:pPr>
-              <w:rPr>
-                <w:rFonts w:ascii="Times New Roman" w:hAnsi="Times New Roman" w:cs="Times New Roman"/>
-                <w:sz w:val="20"/>
-                <w:szCs w:val="20"/>
-              </w:rPr>
-            </w:pPr>
-          </w:p>
-        </w:tc>
-        <w:tc>
-          <w:tcPr>
-            <w:tcW w:w="2067" w:type="dxa"/>
-            <w:gridSpan w:val="3"/>
-          </w:tcPr>
-          <w:p>
-            <w:pPr>
-              <w:rPr>
-                <w:rFonts w:ascii="Times New Roman" w:hAnsi="Times New Roman" w:cs="Times New Roman"/>
-                <w:sz w:val="20"/>
-                <w:szCs w:val="20"/>
-              </w:rPr>
-            </w:pPr>
-          </w:p>
-        </w:tc>
-        <w:tc>
-          <w:tcPr>
-            <w:tcW w:w="1000" w:type="dxa"/>
-            <w:gridSpan w:val="2"/>
-          </w:tcPr>
-          <w:p>
-            <w:pPr>
-              <w:rPr>
-                <w:rFonts w:ascii="Times New Roman" w:hAnsi="Times New Roman" w:cs="Times New Roman"/>
-                <w:sz w:val="20"/>
-                <w:szCs w:val="20"/>
-              </w:rPr>
-            </w:pPr>
-          </w:p>
-        </w:tc>
-        <w:tc>
-          <w:tcPr>
-            <w:tcW w:w="1031" w:type="dxa"/>
-            <w:gridSpan w:val="2"/>
-          </w:tcPr>
-          <w:p>
-            <w:pPr>
-              <w:rPr>
-                <w:rFonts w:ascii="Times New Roman" w:hAnsi="Times New Roman" w:cs="Times New Roman"/>
-                <w:sz w:val="20"/>
-                <w:szCs w:val="20"/>
-              </w:rPr>
-            </w:pPr>
-          </w:p>
-        </w:tc>
-        <w:tc>
-          <w:tcPr>
-            <w:tcW w:w="1174" w:type="dxa"/>
-            <w:gridSpan w:val="4"/>
-          </w:tcPr>
-          <w:p>
-            <w:pPr>
-              <w:rPr>
-                <w:rFonts w:ascii="Times New Roman" w:hAnsi="Times New Roman" w:cs="Times New Roman"/>
-                <w:sz w:val="20"/>
-                <w:szCs w:val="20"/>
-              </w:rPr>
-            </w:pPr>
-          </w:p>
-        </w:tc>
-        <w:tc>
-          <w:tcPr>
-            <w:tcW w:w="1033" w:type="dxa"/>
-            <w:gridSpan w:val="3"/>
-          </w:tcPr>
-          <w:p>
-            <w:pPr>
-              <w:rPr>
-                <w:rFonts w:ascii="Times New Roman" w:hAnsi="Times New Roman" w:cs="Times New Roman"/>
-                <w:sz w:val="20"/>
-                <w:szCs w:val="20"/>
-              </w:rPr>
-            </w:pPr>
-          </w:p>
-        </w:tc>
-        <w:tc>
-          <w:tcPr>
-            <w:tcW w:w="1266" w:type="dxa"/>
-          </w:tcPr>
-          <w:p>
-            <w:pPr>
-              <w:rPr>
-                <w:rFonts w:ascii="Times New Roman" w:hAnsi="Times New Roman" w:cs="Times New Roman"/>
-                <w:sz w:val="20"/>
-                <w:szCs w:val="20"/>
-              </w:rPr>
-            </w:pPr>
-          </w:p>
-        </w:tc>
-        <w:tc>
-          <w:tcPr>
-            <w:tcW w:w="959" w:type="dxa"/>
-            <w:gridSpan w:val="3"/>
-          </w:tcPr>
-          <w:p>
-            <w:pPr>
-              <w:rPr>
-                <w:rFonts w:ascii="Times New Roman" w:hAnsi="Times New Roman" w:cs="Times New Roman"/>
-                <w:sz w:val="20"/>
-                <w:szCs w:val="20"/>
-              </w:rPr>
-            </w:pPr>
-          </w:p>
-        </w:tc>
-      </w:tr>
-      <w:tr>
-        <w:trPr>
-          <w:trHeight w:val="572"/>
-        </w:trPr>
-        <w:tc>
-          <w:tcPr>
-            <w:tcW w:w="933" w:type="dxa"/>
-            <w:gridSpan w:val="3"/>
-          </w:tcPr>
-          <w:p>
-            <w:pPr>
-              <w:rPr>
-                <w:rFonts w:ascii="Times New Roman" w:hAnsi="Times New Roman" w:cs="Times New Roman"/>
-                <w:sz w:val="20"/>
-                <w:szCs w:val="20"/>
-              </w:rPr>
-            </w:pPr>
-          </w:p>
-        </w:tc>
-        <w:tc>
-          <w:tcPr>
-            <w:tcW w:w="2316" w:type="dxa"/>
-          </w:tcPr>
-          <w:p>
-            <w:pPr>
-              <w:rPr>
-                <w:rFonts w:ascii="Times New Roman" w:hAnsi="Times New Roman" w:cs="Times New Roman"/>
-                <w:sz w:val="20"/>
-                <w:szCs w:val="20"/>
-              </w:rPr>
-            </w:pPr>
-          </w:p>
-        </w:tc>
-        <w:tc>
-          <w:tcPr>
-            <w:tcW w:w="2067" w:type="dxa"/>
-            <w:gridSpan w:val="3"/>
-          </w:tcPr>
-          <w:p>
-            <w:pPr>
-              <w:rPr>
-                <w:rFonts w:ascii="Times New Roman" w:hAnsi="Times New Roman" w:cs="Times New Roman"/>
-                <w:sz w:val="20"/>
-                <w:szCs w:val="20"/>
-              </w:rPr>
-            </w:pPr>
-          </w:p>
-        </w:tc>
-        <w:tc>
-          <w:tcPr>
-            <w:tcW w:w="1000" w:type="dxa"/>
-            <w:gridSpan w:val="2"/>
-          </w:tcPr>
-          <w:p>
-            <w:pPr>
-              <w:rPr>
-                <w:rFonts w:ascii="Times New Roman" w:hAnsi="Times New Roman" w:cs="Times New Roman"/>
-                <w:sz w:val="20"/>
-                <w:szCs w:val="20"/>
-              </w:rPr>
-            </w:pPr>
-          </w:p>
-        </w:tc>
-        <w:tc>
-          <w:tcPr>
-            <w:tcW w:w="1031" w:type="dxa"/>
-            <w:gridSpan w:val="2"/>
-          </w:tcPr>
-          <w:p>
-            <w:pPr>
-              <w:rPr>
-                <w:rFonts w:ascii="Times New Roman" w:hAnsi="Times New Roman" w:cs="Times New Roman"/>
-                <w:sz w:val="20"/>
-                <w:szCs w:val="20"/>
-              </w:rPr>
-            </w:pPr>
-          </w:p>
-        </w:tc>
-        <w:tc>
-          <w:tcPr>
-            <w:tcW w:w="1174" w:type="dxa"/>
-            <w:gridSpan w:val="4"/>
-          </w:tcPr>
-          <w:p>
-            <w:pPr>
-              <w:rPr>
-                <w:rFonts w:ascii="Times New Roman" w:hAnsi="Times New Roman" w:cs="Times New Roman"/>
-                <w:sz w:val="20"/>
-                <w:szCs w:val="20"/>
-              </w:rPr>
-            </w:pPr>
-          </w:p>
-        </w:tc>
-        <w:tc>
-          <w:tcPr>
-            <w:tcW w:w="1033" w:type="dxa"/>
-            <w:gridSpan w:val="3"/>
-          </w:tcPr>
-          <w:p>
-            <w:pPr>
-              <w:rPr>
-                <w:rFonts w:ascii="Times New Roman" w:hAnsi="Times New Roman" w:cs="Times New Roman"/>
-                <w:sz w:val="20"/>
-                <w:szCs w:val="20"/>
-              </w:rPr>
-            </w:pPr>
-          </w:p>
-        </w:tc>
-        <w:tc>
-          <w:tcPr>
-            <w:tcW w:w="1266" w:type="dxa"/>
-          </w:tcPr>
-          <w:p>
-            <w:pPr>
-              <w:rPr>
-                <w:rFonts w:ascii="Times New Roman" w:hAnsi="Times New Roman" w:cs="Times New Roman"/>
-                <w:sz w:val="20"/>
-                <w:szCs w:val="20"/>
-              </w:rPr>
-            </w:pPr>
-          </w:p>
-        </w:tc>
-        <w:tc>
-          <w:tcPr>
-            <w:tcW w:w="959" w:type="dxa"/>
-            <w:gridSpan w:val="3"/>
-          </w:tcPr>
-          <w:p>
-            <w:pPr>
-              <w:rPr>
-                <w:rFonts w:ascii="Times New Roman" w:hAnsi="Times New Roman" w:cs="Times New Roman"/>
-                <w:sz w:val="20"/>
-                <w:szCs w:val="20"/>
-              </w:rPr>
-            </w:pPr>
-          </w:p>
-        </w:tc>
-      </w:tr>
-      <w:tr>
-        <w:trPr>
-          <w:trHeight w:val="572"/>
-        </w:trPr>
-        <w:tc>
-          <w:tcPr>
-            <w:tcW w:w="933" w:type="dxa"/>
-            <w:gridSpan w:val="3"/>
-          </w:tcPr>
-          <w:p>
-            <w:pPr>
-              <w:rPr>
-                <w:rFonts w:ascii="Times New Roman" w:hAnsi="Times New Roman" w:cs="Times New Roman"/>
-                <w:sz w:val="20"/>
-                <w:szCs w:val="20"/>
-              </w:rPr>
-            </w:pPr>
-          </w:p>
-        </w:tc>
-        <w:tc>
-          <w:tcPr>
-            <w:tcW w:w="2316" w:type="dxa"/>
-          </w:tcPr>
-          <w:p>
-            <w:pPr>
-              <w:rPr>
-                <w:rFonts w:ascii="Times New Roman" w:hAnsi="Times New Roman" w:cs="Times New Roman"/>
-                <w:sz w:val="20"/>
-                <w:szCs w:val="20"/>
-              </w:rPr>
-            </w:pPr>
-          </w:p>
-        </w:tc>
-        <w:tc>
-          <w:tcPr>
-            <w:tcW w:w="2067" w:type="dxa"/>
-            <w:gridSpan w:val="3"/>
-          </w:tcPr>
-          <w:p>
-            <w:pPr>
-              <w:rPr>
-                <w:rFonts w:ascii="Times New Roman" w:hAnsi="Times New Roman" w:cs="Times New Roman"/>
-                <w:sz w:val="20"/>
-                <w:szCs w:val="20"/>
-              </w:rPr>
-            </w:pPr>
-          </w:p>
-        </w:tc>
-        <w:tc>
-          <w:tcPr>
-            <w:tcW w:w="1000" w:type="dxa"/>
-            <w:gridSpan w:val="2"/>
-          </w:tcPr>
-          <w:p>
-            <w:pPr>
-              <w:rPr>
-                <w:rFonts w:ascii="Times New Roman" w:hAnsi="Times New Roman" w:cs="Times New Roman"/>
-                <w:sz w:val="20"/>
-                <w:szCs w:val="20"/>
-              </w:rPr>
-            </w:pPr>
-          </w:p>
-        </w:tc>
-        <w:tc>
-          <w:tcPr>
-            <w:tcW w:w="1031" w:type="dxa"/>
-            <w:gridSpan w:val="2"/>
-          </w:tcPr>
-          <w:p>
-            <w:pPr>
-              <w:rPr>
-                <w:rFonts w:ascii="Times New Roman" w:hAnsi="Times New Roman" w:cs="Times New Roman"/>
-                <w:sz w:val="20"/>
-                <w:szCs w:val="20"/>
-              </w:rPr>
-            </w:pPr>
-          </w:p>
-        </w:tc>
-        <w:tc>
-          <w:tcPr>
-            <w:tcW w:w="1174" w:type="dxa"/>
-            <w:gridSpan w:val="4"/>
-          </w:tcPr>
-          <w:p>
-            <w:pPr>
-              <w:rPr>
-                <w:rFonts w:ascii="Times New Roman" w:hAnsi="Times New Roman" w:cs="Times New Roman"/>
-                <w:sz w:val="20"/>
-                <w:szCs w:val="20"/>
-              </w:rPr>
-            </w:pPr>
-          </w:p>
-        </w:tc>
-        <w:tc>
-          <w:tcPr>
-            <w:tcW w:w="1033" w:type="dxa"/>
-            <w:gridSpan w:val="3"/>
-          </w:tcPr>
-          <w:p>
-            <w:pPr>
-              <w:rPr>
-                <w:rFonts w:ascii="Times New Roman" w:hAnsi="Times New Roman" w:cs="Times New Roman"/>
-                <w:sz w:val="20"/>
-                <w:szCs w:val="20"/>
-              </w:rPr>
-            </w:pPr>
-          </w:p>
-        </w:tc>
-        <w:tc>
-          <w:tcPr>
-            <w:tcW w:w="1266" w:type="dxa"/>
-          </w:tcPr>
-          <w:p>
-            <w:pPr>
-              <w:rPr>
-                <w:rFonts w:ascii="Times New Roman" w:hAnsi="Times New Roman" w:cs="Times New Roman"/>
-                <w:sz w:val="20"/>
-                <w:szCs w:val="20"/>
-              </w:rPr>
-            </w:pPr>
-          </w:p>
-        </w:tc>
-        <w:tc>
-          <w:tcPr>
-            <w:tcW w:w="959" w:type="dxa"/>
-            <w:gridSpan w:val="3"/>
-          </w:tcPr>
-          <w:p>
-            <w:pPr>
-              <w:rPr>
-                <w:rFonts w:ascii="Times New Roman" w:hAnsi="Times New Roman" w:cs="Times New Roman"/>
-                <w:sz w:val="20"/>
-                <w:szCs w:val="20"/>
-              </w:rPr>
-            </w:pPr>
-          </w:p>
-        </w:tc>
-      </w:tr>
-      <w:tr>
-        <w:trPr>
-          <w:trHeight w:val="572"/>
-        </w:trPr>
-        <w:tc>
-          <w:tcPr>
-            <w:tcW w:w="933" w:type="dxa"/>
-            <w:gridSpan w:val="3"/>
-          </w:tcPr>
-          <w:p>
-            <w:pPr>
-              <w:rPr>
-                <w:rFonts w:ascii="Times New Roman" w:hAnsi="Times New Roman" w:cs="Times New Roman"/>
-                <w:sz w:val="20"/>
-                <w:szCs w:val="20"/>
-              </w:rPr>
-            </w:pPr>
-          </w:p>
-        </w:tc>
-        <w:tc>
-          <w:tcPr>
-            <w:tcW w:w="2316" w:type="dxa"/>
-          </w:tcPr>
-          <w:p>
-            <w:pPr>
-              <w:rPr>
-                <w:rFonts w:ascii="Times New Roman" w:hAnsi="Times New Roman" w:cs="Times New Roman"/>
-                <w:sz w:val="20"/>
-                <w:szCs w:val="20"/>
-              </w:rPr>
-            </w:pPr>
-          </w:p>
-        </w:tc>
-        <w:tc>
-          <w:tcPr>
-            <w:tcW w:w="2067" w:type="dxa"/>
-            <w:gridSpan w:val="3"/>
-          </w:tcPr>
-          <w:p>
-            <w:pPr>
-              <w:rPr>
-                <w:rFonts w:ascii="Times New Roman" w:hAnsi="Times New Roman" w:cs="Times New Roman"/>
-                <w:sz w:val="20"/>
-                <w:szCs w:val="20"/>
-              </w:rPr>
-            </w:pPr>
-          </w:p>
-        </w:tc>
-        <w:tc>
-          <w:tcPr>
-            <w:tcW w:w="1000" w:type="dxa"/>
-            <w:gridSpan w:val="2"/>
-          </w:tcPr>
-          <w:p>
-            <w:pPr>
-              <w:rPr>
-                <w:rFonts w:ascii="Times New Roman" w:hAnsi="Times New Roman" w:cs="Times New Roman"/>
-                <w:sz w:val="20"/>
-                <w:szCs w:val="20"/>
-              </w:rPr>
-            </w:pPr>
-          </w:p>
-        </w:tc>
-        <w:tc>
-          <w:tcPr>
-            <w:tcW w:w="1031" w:type="dxa"/>
-            <w:gridSpan w:val="2"/>
-          </w:tcPr>
-          <w:p>
-            <w:pPr>
-              <w:rPr>
-                <w:rFonts w:ascii="Times New Roman" w:hAnsi="Times New Roman" w:cs="Times New Roman"/>
-                <w:sz w:val="20"/>
-                <w:szCs w:val="20"/>
-              </w:rPr>
-            </w:pPr>
-          </w:p>
-        </w:tc>
-        <w:tc>
-          <w:tcPr>
-            <w:tcW w:w="1174" w:type="dxa"/>
-            <w:gridSpan w:val="4"/>
-          </w:tcPr>
-          <w:p>
-            <w:pPr>
-              <w:rPr>
-                <w:rFonts w:ascii="Times New Roman" w:hAnsi="Times New Roman" w:cs="Times New Roman"/>
-                <w:sz w:val="20"/>
-                <w:szCs w:val="20"/>
-              </w:rPr>
-            </w:pPr>
-          </w:p>
-        </w:tc>
-        <w:tc>
-          <w:tcPr>
-            <w:tcW w:w="1033" w:type="dxa"/>
-            <w:gridSpan w:val="3"/>
-          </w:tcPr>
-          <w:p>
-            <w:pPr>
-              <w:rPr>
-                <w:rFonts w:ascii="Times New Roman" w:hAnsi="Times New Roman" w:cs="Times New Roman"/>
-                <w:sz w:val="20"/>
-                <w:szCs w:val="20"/>
-              </w:rPr>
-            </w:pPr>
-          </w:p>
-        </w:tc>
-        <w:tc>
-          <w:tcPr>
-            <w:tcW w:w="1266" w:type="dxa"/>
-          </w:tcPr>
-          <w:p>
-            <w:pPr>
-              <w:rPr>
-                <w:rFonts w:ascii="Times New Roman" w:hAnsi="Times New Roman" w:cs="Times New Roman"/>
-                <w:sz w:val="20"/>
-                <w:szCs w:val="20"/>
-              </w:rPr>
-            </w:pPr>
-          </w:p>
-        </w:tc>
-        <w:tc>
-          <w:tcPr>
-            <w:tcW w:w="959" w:type="dxa"/>
-            <w:gridSpan w:val="3"/>
-          </w:tcPr>
-          <w:p>
-            <w:pPr>
-              <w:rPr>
-                <w:rFonts w:ascii="Times New Roman" w:hAnsi="Times New Roman" w:cs="Times New Roman"/>
-                <w:sz w:val="20"/>
-                <w:szCs w:val="20"/>
-              </w:rPr>
-            </w:pPr>
           </w:p>
         </w:tc>
       </w:tr>
